--- a/Artefatos/Relatório_Parcial.docx
+++ b/Artefatos/Relatório_Parcial.docx
@@ -4920,7 +4920,17 @@
           <w:sz w:val="24"/>
           <w:szCs w:val="24"/>
         </w:rPr>
-        <w:t>A tecnologia da informação - TI está cada vez mais presente nas empresas, sendo utilizada como apoio para a realização de atividades, organização de informações, comunicação e controle de processos. A utilização de recursos tecnológicos pode contribuir para melhorar a execução das atividades e auxiliar as organizações na tomada de decisões.</w:t>
+        <w:t>A tecnologia da informação - TI está cada vez mais presente nas empresas, sendo utilizada como apoio para a realização de atividades, organização de informações, comunicação e controle de processos. A utilização de recursos tecnológicos pode contribuir para melhorar a execução das atividades e auxiliar as organizações na tomada de decisões</w:t>
+      </w:r>
+      <w:r>
+        <w:rPr>
+          <w:sz w:val="24"/>
+          <w:szCs w:val="24"/>
+        </w:rPr>
+        <w:t xml:space="preserve"> </w:t>
+      </w:r>
+      <w:r>
+        <w:t>(PRATES; OSPINA, 2004).</w:t>
       </w:r>
     </w:p>
     <w:p>
@@ -4941,7 +4951,21 @@
           <w:sz w:val="24"/>
           <w:szCs w:val="24"/>
         </w:rPr>
-        <w:t>Nesse contexto, a modernização dos processos empresariais torna-se cada vez mais relevante, principalmente diante da necessidade de tornar as atividades mais organizadas, ágeis e eficientes. A utilização inadequada ou insuficiente de recursos tecnológicos pode dificultar a execução dos processos, o controle das informações e a comunicação entre os setores, afetando o funcionamento da organização.</w:t>
+        <w:t>Nesse contexto, a modernização dos processos empresariais torna-se cada vez mais relevante, principalmente diante da necessidade de tornar as atividades mais organizadas, ágeis e eficientes. A utilização inadequada ou insuficiente de recursos tecnológicos pode dificultar a execução dos processos, o controle das informações e a comunicação entre os setores, afetando o funcionamento da organização</w:t>
+      </w:r>
+      <w:r>
+        <w:rPr>
+          <w:sz w:val="24"/>
+          <w:szCs w:val="24"/>
+        </w:rPr>
+        <w:t xml:space="preserve"> </w:t>
+      </w:r>
+      <w:r>
+        <w:rPr>
+          <w:sz w:val="24"/>
+          <w:szCs w:val="24"/>
+        </w:rPr>
+        <w:t>(MORAES; ESCRIVÃO FILHO, 2006; TECMOBILE, 2022).</w:t>
       </w:r>
     </w:p>
     <w:p>
@@ -4975,7 +4999,24 @@
           <w:sz w:val="24"/>
           <w:szCs w:val="24"/>
         </w:rPr>
-        <w:t>A partir da identificação dessas dificuldades, é possível reconhecer pontos que podem ser aprimorados e avaliar quais recursos tecnológicos podem contribuir para a melhoria das atividades realizadas pela organização.</w:t>
+        <w:t>A partir da identificação dessas dificuldades, é possível reconhecer pontos que podem ser aprimorados e avaliar quais recursos tecnológicos podem contribuir para a melhoria das atividades realizadas pela organização</w:t>
+      </w:r>
+      <w:r>
+        <w:rPr>
+          <w:rStyle w:val="Forte"/>
+          <w:b w:val="0"/>
+          <w:bCs w:val="0"/>
+          <w:sz w:val="24"/>
+          <w:szCs w:val="24"/>
+        </w:rPr>
+        <w:t xml:space="preserve"> </w:t>
+      </w:r>
+      <w:r>
+        <w:rPr>
+          <w:sz w:val="24"/>
+          <w:szCs w:val="24"/>
+        </w:rPr>
+        <w:t>(TECMOBILE, 2022).</w:t>
       </w:r>
     </w:p>
     <w:p>
@@ -5091,7 +5132,10 @@
         <w:jc w:val="both"/>
       </w:pPr>
       <w:r>
-        <w:t>Quais soluções tecnológicas podem ser aplicadas para resolver um problema identificado em uma empresa.</w:t>
+        <w:t>Quais soluções tecnológicas podem ser aplicadas para resolver um problema identificado em uma empresa</w:t>
+      </w:r>
+      <w:r>
+        <w:t>?</w:t>
       </w:r>
     </w:p>
     <w:p>
@@ -5425,21 +5469,6 @@
         </w:rPr>
         <w:t>possível implementação.</w:t>
       </w:r>
-    </w:p>
-    <w:p>
-      <w:pPr>
-        <w:pStyle w:val="Corpodetexto"/>
-      </w:pPr>
-    </w:p>
-    <w:p>
-      <w:pPr>
-        <w:pStyle w:val="Corpodetexto"/>
-      </w:pPr>
-    </w:p>
-    <w:p>
-      <w:pPr>
-        <w:pStyle w:val="Corpodetexto"/>
-      </w:pPr>
     </w:p>
     <w:p>
       <w:pPr>
@@ -8081,19 +8110,6 @@
         <w:tabs>
           <w:tab w:val="left" w:pos="284"/>
         </w:tabs>
-        <w:ind w:left="262"/>
-        <w:jc w:val="both"/>
-      </w:pPr>
-      <w:r>
-        <w:t>Conforme a classificação proposta por Sylvia Constant Vergara, a pesquisa pode ser classificada quanto aos fins, entre outras possibilidades, como:</w:t>
-      </w:r>
-    </w:p>
-    <w:p>
-      <w:pPr>
-        <w:pStyle w:val="Corpodetexto"/>
-        <w:tabs>
-          <w:tab w:val="left" w:pos="284"/>
-        </w:tabs>
         <w:spacing w:before="4"/>
       </w:pPr>
     </w:p>
@@ -8207,25 +8223,16 @@
     </w:p>
     <w:p>
       <w:pPr>
-        <w:pStyle w:val="Ttulo2"/>
+        <w:pStyle w:val="Corpodetexto"/>
         <w:tabs>
-          <w:tab w:val="left" w:pos="426"/>
-          <w:tab w:val="left" w:pos="535"/>
+          <w:tab w:val="left" w:pos="284"/>
         </w:tabs>
-        <w:spacing w:line="360" w:lineRule="auto"/>
-        <w:ind w:left="0" w:firstLine="709"/>
+        <w:spacing w:before="3" w:line="360" w:lineRule="auto"/>
+        <w:ind w:firstLine="709"/>
         <w:jc w:val="both"/>
-        <w:rPr>
-          <w:b w:val="0"/>
-          <w:bCs w:val="0"/>
-        </w:rPr>
-      </w:pPr>
-      <w:r>
-        <w:rPr>
-          <w:b w:val="0"/>
-          <w:bCs w:val="0"/>
-        </w:rPr>
-        <w:t>A pesquisa possui caráter descritivo, pois busca apresentar as características da empresa investigada a partir do levantamento de informações iniciais realizado no diagnóstico organizacional. Nessa etapa, serão coletados dados como nome da empresa, CNPJ, setor de atuação, quantidade de funcionários, localização e outras informações necessárias para sua caracterização. Posteriormente, no diagnóstico de TI, serão descritas as características relacionadas ao uso da tecnologia na organização, conforme as informações obtidas durante a pesquisa de campo.</w:t>
+      </w:pPr>
+      <w:r>
+        <w:t>A pesquisa possui caráter descritivo, pois busca apresentar e organizar as características da empresa e de sua realidade, a partir das informações obtidas durante a pesquisa de campo. No diagnóstico organizacional, serão descritas informações relacionadas à identificação e caracterização da empresa, como setor de atuação, localização, quantidade de funcionários, estrutura e demais aspectos levantados. No diagnóstico de TI, serão descritas as características relacionadas aos recursos tecnológicos utilizados, aos sistemas, softwares, equipamentos, processos e formas de utilização da Tecnologia da Informação na organização.</w:t>
       </w:r>
     </w:p>
     <w:p>
@@ -8279,14 +8286,18 @@
       <w:pPr>
         <w:pStyle w:val="Corpodetexto"/>
         <w:tabs>
-          <w:tab w:val="left" w:pos="426"/>
+          <w:tab w:val="left" w:pos="284"/>
         </w:tabs>
-        <w:spacing w:line="360" w:lineRule="auto"/>
+        <w:spacing w:before="2" w:line="360" w:lineRule="auto"/>
         <w:ind w:firstLine="709"/>
         <w:jc w:val="both"/>
       </w:pPr>
       <w:r>
-        <w:t>A pesquisa também possui caráter explicativo, principalmente nas etapas relacionadas ao diagnóstico de TI, nas quais serão investigadas as situações identificadas durante a pesquisa de campo. A partir das informações coletadas, serão analisados os possíveis fatores relacionados aos problemas encontrados, buscando compreender suas causas e relações. Essa etapa será desenvolvida ao longo do projeto, após o levantamento e a organização das informações obtidas.</w:t>
+        <w:t xml:space="preserve">A pesquisa possui também caráter explicativo, pois busca compreender as relações existentes entre os problemas identificados e os fatores que podem estar associados à sua ocorrência. No diagnóstico de TI, além de levantar e descrever as situações encontradas na organização, serão analisadas suas possíveis causas e relações com os processos, sistemas, equipamentos e demais recursos utilizados. Dessa forma, o caráter explicativo está relacionado à busca pela compreensão dos fatores que contribuem para os problemas identificados, permitindo fundamentar as etapas </w:t>
+      </w:r>
+      <w:r>
+        <w:lastRenderedPageBreak/>
+        <w:t>posteriores de diagnóstico e proposição de soluções.</w:t>
       </w:r>
     </w:p>
     <w:p>
@@ -8295,87 +8306,6 @@
         <w:tabs>
           <w:tab w:val="left" w:pos="284"/>
         </w:tabs>
-        <w:spacing w:before="2"/>
-      </w:pPr>
-    </w:p>
-    <w:p>
-      <w:pPr>
-        <w:pStyle w:val="Ttulo2"/>
-        <w:tabs>
-          <w:tab w:val="left" w:pos="426"/>
-          <w:tab w:val="left" w:pos="535"/>
-        </w:tabs>
-        <w:ind w:left="0"/>
-      </w:pPr>
-    </w:p>
-    <w:p>
-      <w:pPr>
-        <w:pStyle w:val="Ttulo2"/>
-        <w:tabs>
-          <w:tab w:val="left" w:pos="426"/>
-          <w:tab w:val="left" w:pos="535"/>
-        </w:tabs>
-        <w:ind w:left="0"/>
-      </w:pPr>
-    </w:p>
-    <w:p>
-      <w:pPr>
-        <w:pStyle w:val="Ttulo2"/>
-        <w:tabs>
-          <w:tab w:val="left" w:pos="426"/>
-          <w:tab w:val="left" w:pos="535"/>
-        </w:tabs>
-        <w:ind w:left="0"/>
-        <w:rPr>
-          <w:spacing w:val="-2"/>
-        </w:rPr>
-      </w:pPr>
-      <w:r>
-        <w:t>Pesquisa</w:t>
-      </w:r>
-      <w:r>
-        <w:rPr>
-          <w:spacing w:val="-5"/>
-        </w:rPr>
-        <w:t xml:space="preserve"> </w:t>
-      </w:r>
-      <w:r>
-        <w:rPr>
-          <w:spacing w:val="-2"/>
-        </w:rPr>
-        <w:t>metodológica</w:t>
-      </w:r>
-    </w:p>
-    <w:p>
-      <w:pPr>
-        <w:pStyle w:val="Ttulo2"/>
-        <w:tabs>
-          <w:tab w:val="left" w:pos="284"/>
-          <w:tab w:val="left" w:pos="535"/>
-        </w:tabs>
-      </w:pPr>
-    </w:p>
-    <w:p>
-      <w:pPr>
-        <w:pStyle w:val="Corpodetexto"/>
-        <w:tabs>
-          <w:tab w:val="left" w:pos="284"/>
-        </w:tabs>
-        <w:spacing w:line="360" w:lineRule="auto"/>
-        <w:ind w:firstLine="709"/>
-        <w:jc w:val="both"/>
-      </w:pPr>
-      <w:r>
-        <w:t>Por fim, a pesquisa possui caráter metodológico devido à utilização de procedimentos estruturados para orientar a coleta das informações. No diagnóstico organizacional, será realizada uma entrevista para o levantamento dos dados iniciais da empresa. Já no diagnóstico de TI, será utilizada a observação como procedimento de coleta, orientada por um instrumento de pesquisa organizado em categorias e questões relacionadas aos objetivos do diagnóstico. Dessa forma, os procedimentos adotados permitem organizar e registrar as informações necessárias para o desenvolvimento do projeto.</w:t>
-      </w:r>
-    </w:p>
-    <w:p>
-      <w:pPr>
-        <w:pStyle w:val="Corpodetexto"/>
-        <w:tabs>
-          <w:tab w:val="left" w:pos="284"/>
-        </w:tabs>
-        <w:ind w:left="262"/>
       </w:pPr>
     </w:p>
     <w:p>
@@ -8469,16 +8399,6 @@
     <w:p>
       <w:pPr>
         <w:pStyle w:val="Corpodetexto"/>
-        <w:ind w:right="48"/>
-        <w:jc w:val="both"/>
-      </w:pPr>
-      <w:r>
-        <w:t>Segundo Vergara, quanto aos meios de investigação, podem ser utilizados diferentes procedimentos, entre eles:</w:t>
-      </w:r>
-    </w:p>
-    <w:p>
-      <w:pPr>
-        <w:pStyle w:val="Corpodetexto"/>
         <w:tabs>
           <w:tab w:val="left" w:pos="284"/>
         </w:tabs>
@@ -8545,7 +8465,7 @@
         <w:jc w:val="both"/>
       </w:pPr>
       <w:r>
-        <w:t>A pesquisa de campo será realizada diretamente na empresa Super Car Centro Automotivo, local onde se encontra a realidade investigada. A coleta das informações ocorrerá no próprio ambiente da organização, permitindo aos pesquisadores obter dados diretamente da fonte e acompanhar a realidade estudada. Essa abordagem será utilizada ao longo do diagnóstico de TI, aproximando a pesquisa do contexto real da empresa e evitando que as informações sejam obtidas exclusivamente por meio de fontes externas.</w:t>
+        <w:t>A pesquisa de campo será realizada diretamente na empresa objeto do estudo, permitindo que as informações sejam obtidas no próprio ambiente em que a realidade investigada ocorre. A coleta de dados será realizada por meio de entrevistas, questionários e observação direta, possibilitando aos pesquisadores conhecer a organização e acompanhar a utilização dos recursos de Tecnologia da Informação em suas atividades. Dessa forma, a pesquisa de campo permitirá relacionar as informações coletadas às condições reais encontradas na empresa.</w:t>
       </w:r>
     </w:p>
     <w:p>
@@ -8607,7 +8527,7 @@
         <w:jc w:val="both"/>
       </w:pPr>
       <w:r>
-        <w:t>A pesquisa bibliográfica será utilizada para fundamentar teoricamente o desenvolvimento do projeto. Para isso, serão consultados livros, artigos científicos, trabalhos acadêmicos e outras fontes relacionadas aos temas abordados na pesquisa, contribuindo para a construção do referencial teórico e para a compreensão dos conceitos utilizados durante o diagnóstico.</w:t>
+        <w:t>A pesquisa bibliográfica será utilizada como base para a fundamentação teórica do projeto. Serão consultados livros, artigos científicos, trabalhos acadêmicos e outras fontes relacionadas aos temas abordados, buscando fornecer os conceitos necessários para a compreensão da pesquisa e para a análise dos aspectos identificados durante o diagnóstico. Dessa forma, a pesquisa bibliográfica servirá de suporte para o desenvolvimento e fundamentação das etapas do projeto.</w:t>
       </w:r>
     </w:p>
     <w:p>
@@ -8665,20 +8585,11 @@
         <w:jc w:val="both"/>
       </w:pPr>
       <w:r>
-        <w:t>A pesquisa participante caracteriza-se pela presença de um integrante do grupo, Ian Lucas, que atua profissionalmente na empresa Super Car Centro Automotivo, objeto deste estudo. Essa condição proporciona ao grupo contato direto com a realidade investigada e permite a obtenção de informações a partir da experiência e da interação desse integrante com o ambiente organizacional. Sua participação contribui para o conhecimento da realidade da empresa e para o levantamento de informações</w:t>
+        <w:t>A pesquisa participante caracteriza-se pela presença de um integrante do grupo, Ian Lucas, que atua profissionalmente na empresa, objeto deste estudo. Essa condição proporciona ao grupo contato direto com a realidade investigada e permite a obtenção de informações a partir da experiência e da interação desse integrante com o ambiente organizacional. Sua participação contribui para o conhecimento da realidade da empresa e para o levantamento de informações</w:t>
       </w:r>
       <w:r>
         <w:t>.</w:t>
       </w:r>
-    </w:p>
-    <w:p>
-      <w:pPr>
-        <w:pStyle w:val="Corpodetexto"/>
-        <w:tabs>
-          <w:tab w:val="left" w:pos="284"/>
-        </w:tabs>
-        <w:spacing w:before="3"/>
-      </w:pPr>
     </w:p>
     <w:p>
       <w:pPr>
@@ -8699,26 +8610,6 @@
         </w:tabs>
         <w:ind w:left="0"/>
       </w:pPr>
-    </w:p>
-    <w:p>
-      <w:pPr>
-        <w:pStyle w:val="Ttulo2"/>
-        <w:tabs>
-          <w:tab w:val="left" w:pos="284"/>
-          <w:tab w:val="left" w:pos="535"/>
-        </w:tabs>
-        <w:ind w:left="0"/>
-      </w:pPr>
-    </w:p>
-    <w:p>
-      <w:pPr>
-        <w:pStyle w:val="Ttulo2"/>
-        <w:tabs>
-          <w:tab w:val="left" w:pos="284"/>
-          <w:tab w:val="left" w:pos="535"/>
-        </w:tabs>
-        <w:ind w:left="0"/>
-      </w:pPr>
       <w:r>
         <w:t>Estudo</w:t>
       </w:r>
@@ -8750,13 +8641,49 @@
     <w:p>
       <w:pPr>
         <w:pStyle w:val="Corpodetexto"/>
+        <w:tabs>
+          <w:tab w:val="left" w:pos="284"/>
+        </w:tabs>
         <w:spacing w:line="360" w:lineRule="auto"/>
         <w:ind w:firstLine="709"/>
         <w:jc w:val="both"/>
       </w:pPr>
       <w:r>
-        <w:t>A pesquisa também se caracteriza como um estudo de caso, pois o projeto concentra sua investigação em uma unidade específica: a empresa Super Car Centro Automotivo. A organização será estudada de maneira contextualizada, inicialmente por meio do diagnóstico organizacional e, posteriormente, pelo diagnóstico de TI, permitindo compreender sua realidade e levantar informações específicas para o desenvolvimento do projeto.</w:t>
-      </w:r>
+        <w:t>A pesquisa também se caracteriza como um estudo de caso, pois concentra a investigação em uma única organização, analisada dentro de seu próprio contexto. O estudo será desenvolvido inicialmente por meio do diagnóstico organizacional e, posteriormente, pelo diagnóstico de TI, considerando as características, os processos e os recursos utilizados pela empresa. Dessa forma, o estudo de caso permitirá reunir e analisar informações específicas da organização para subsidiar o desenvolvimento das etapas posteriores do projeto.</w:t>
+      </w:r>
+    </w:p>
+    <w:p>
+      <w:pPr>
+        <w:pStyle w:val="Corpodetexto"/>
+        <w:tabs>
+          <w:tab w:val="left" w:pos="284"/>
+        </w:tabs>
+        <w:spacing w:line="360" w:lineRule="auto"/>
+        <w:ind w:firstLine="709"/>
+        <w:jc w:val="both"/>
+      </w:pPr>
+    </w:p>
+    <w:p>
+      <w:pPr>
+        <w:pStyle w:val="Corpodetexto"/>
+        <w:tabs>
+          <w:tab w:val="left" w:pos="284"/>
+        </w:tabs>
+        <w:spacing w:line="360" w:lineRule="auto"/>
+        <w:ind w:firstLine="709"/>
+        <w:jc w:val="both"/>
+      </w:pPr>
+    </w:p>
+    <w:p>
+      <w:pPr>
+        <w:pStyle w:val="Corpodetexto"/>
+        <w:tabs>
+          <w:tab w:val="left" w:pos="284"/>
+        </w:tabs>
+        <w:spacing w:line="360" w:lineRule="auto"/>
+        <w:ind w:firstLine="709"/>
+        <w:jc w:val="both"/>
+      </w:pPr>
     </w:p>
     <w:p>
       <w:pPr>
@@ -8792,6 +8719,7 @@
           <w:bCs/>
           <w:sz w:val="24"/>
         </w:rPr>
+        <w:lastRenderedPageBreak/>
         <w:t>Abordagem</w:t>
       </w:r>
       <w:r>
@@ -8857,25 +8785,7 @@
           <w:szCs w:val="24"/>
           <w:lang w:val="pt-BR" w:eastAsia="pt-BR"/>
         </w:rPr>
-        <w:t xml:space="preserve">A pesquisa possui abordagem </w:t>
-      </w:r>
-      <w:proofErr w:type="spellStart"/>
-      <w:r>
-        <w:rPr>
-          <w:sz w:val="24"/>
-          <w:szCs w:val="24"/>
-          <w:lang w:val="pt-BR" w:eastAsia="pt-BR"/>
-        </w:rPr>
-        <w:t>quali</w:t>
-      </w:r>
-      <w:proofErr w:type="spellEnd"/>
-      <w:r>
-        <w:rPr>
-          <w:sz w:val="24"/>
-          <w:szCs w:val="24"/>
-          <w:lang w:val="pt-BR" w:eastAsia="pt-BR"/>
-        </w:rPr>
-        <w:t>-quantitativa, pois utiliza procedimentos que permitem obter tanto informações qualitativas quanto quantitativas sobre a organização e sua área de Tecnologia da Informação.</w:t>
+        <w:t>A pesquisa possui abordagem quali-quantitativa, pois utiliza procedimentos que permitem obter tanto informações qualitativas quanto quantitativas sobre a organização e sua área de Tecnologia da Informação.</w:t>
       </w:r>
     </w:p>
     <w:p>
@@ -8988,10 +8898,15 @@
     </w:p>
     <w:p>
       <w:pPr>
-        <w:jc w:val="both"/>
-        <w:rPr>
-          <w:sz w:val="24"/>
-          <w:szCs w:val="24"/>
+        <w:pStyle w:val="PargrafodaLista"/>
+        <w:tabs>
+          <w:tab w:val="left" w:pos="426"/>
+        </w:tabs>
+        <w:ind w:left="0" w:firstLine="0"/>
+        <w:rPr>
+          <w:b/>
+          <w:bCs/>
+          <w:sz w:val="24"/>
         </w:rPr>
       </w:pPr>
     </w:p>
@@ -9038,31 +8953,7 @@
           <w:szCs w:val="24"/>
           <w:lang w:val="pt-BR" w:eastAsia="pt-BR"/>
         </w:rPr>
-        <w:t>A amostra é composta pelos participantes</w:t>
-      </w:r>
-      <w:r>
-        <w:rPr>
-          <w:sz w:val="24"/>
-          <w:szCs w:val="24"/>
-          <w:lang w:val="pt-BR" w:eastAsia="pt-BR"/>
-        </w:rPr>
-        <w:t xml:space="preserve"> da empresa,</w:t>
-      </w:r>
-      <w:r>
-        <w:rPr>
-          <w:sz w:val="24"/>
-          <w:szCs w:val="24"/>
-          <w:lang w:val="pt-BR" w:eastAsia="pt-BR"/>
-        </w:rPr>
-        <w:t xml:space="preserve"> selecionados para a realização da entrevista e aplicação do questionário</w:t>
-      </w:r>
-      <w:r>
-        <w:rPr>
-          <w:sz w:val="24"/>
-          <w:szCs w:val="24"/>
-          <w:lang w:val="pt-BR" w:eastAsia="pt-BR"/>
-        </w:rPr>
-        <w:t>.</w:t>
+        <w:t xml:space="preserve">A amostra corresponde à parcela do universo selecionada para participar da pesquisa, de acordo com os objetivos de cada instrumento de coleta. Para as entrevistas organizacional e de TI, foi selecionado o mesmo integrante do grupo que atua profissionalmente na empresa, por possuir conhecimento sobre sua estrutura, funcionamento e utilização dos recursos de Tecnologia da Informação. </w:t>
       </w:r>
     </w:p>
     <w:p>
@@ -9076,14 +8967,16 @@
         <w:rPr>
           <w:sz w:val="24"/>
           <w:szCs w:val="24"/>
+          <w:lang w:val="pt-BR" w:eastAsia="pt-BR"/>
         </w:rPr>
       </w:pPr>
       <w:r>
         <w:rPr>
           <w:sz w:val="24"/>
           <w:szCs w:val="24"/>
-        </w:rPr>
-        <w:t>A amostra foi definida considerando os participantes envolvidos na coleta de dados, buscando obter informações relevantes sobre a organização, suas atividades, dificuldades e o uso dos recursos de Tecnologia da Informação.</w:t>
+          <w:lang w:val="pt-BR" w:eastAsia="pt-BR"/>
+        </w:rPr>
+        <w:t>Para o questionário, serão selecionados funcionários que possuem contato e conhecimento sobre a utilização dos recursos de Tecnologia da Informação em suas atividades, de modo que possam contribuir com informações sobre dificuldades, necessidades e percepção quanto ao uso desses recursos. Para a observação direta, serão considerados os processos, atividades e recursos de Tecnologia da Informação identificados durante a visita à organização, incluindo equipamentos, sistemas, softwares e recursos de rede.</w:t>
       </w:r>
     </w:p>
     <w:p>
@@ -9095,9 +8988,8 @@
         <w:ind w:firstLine="709"/>
         <w:jc w:val="both"/>
         <w:rPr>
-          <w:sz w:val="28"/>
-          <w:szCs w:val="28"/>
-          <w:lang w:val="pt-BR" w:eastAsia="pt-BR"/>
+          <w:sz w:val="24"/>
+          <w:szCs w:val="24"/>
         </w:rPr>
       </w:pPr>
     </w:p>
@@ -9286,7 +9178,6 @@
           <w:szCs w:val="24"/>
           <w:lang w:val="pt-BR" w:eastAsia="pt-BR"/>
         </w:rPr>
-        <w:lastRenderedPageBreak/>
         <w:t>Serão realizadas</w:t>
       </w:r>
       <w:r>
@@ -9295,7 +9186,16 @@
           <w:szCs w:val="24"/>
           <w:lang w:val="pt-BR" w:eastAsia="pt-BR"/>
         </w:rPr>
-        <w:t xml:space="preserve"> duas entrevistas, sendo a primeira voltada à caracterização da organização, com o levantamento de informações sobre suas características, setores, segmento e demais aspectos necessários para compreender seu contexto. A segunda entrevista </w:t>
+        <w:t xml:space="preserve"> duas entrevistas, sendo a primeira voltada à caracterização da organização, com o levantamento de informações sobre suas características, setores, segmento e demais aspectos </w:t>
+      </w:r>
+      <w:r>
+        <w:rPr>
+          <w:sz w:val="24"/>
+          <w:szCs w:val="24"/>
+          <w:lang w:val="pt-BR" w:eastAsia="pt-BR"/>
+        </w:rPr>
+        <w:lastRenderedPageBreak/>
+        <w:t xml:space="preserve">necessários para compreender seu contexto. A segunda entrevista </w:t>
       </w:r>
       <w:r>
         <w:rPr>
@@ -9763,11 +9663,11 @@
         <w:jc w:val="both"/>
       </w:pPr>
       <w:r>
-        <w:t xml:space="preserve">Para a realização da entrevista, foram elaboradas perguntas relacionadas às características, estrutura e funcionamento da empresa. As questões foram relacionadas aos objetivos definidos para o diagnóstico, buscando evitar perguntas ambíguas ou tendenciosas e facilitar a obtenção das informações necessárias. O roteiro foi organizado em uma sequência lógica, partindo das </w:t>
+        <w:t xml:space="preserve">Para a realização da entrevista, foram elaboradas perguntas relacionadas às características, estrutura e funcionamento da empresa. As questões foram relacionadas aos objetivos definidos para o diagnóstico, buscando evitar perguntas ambíguas ou tendenciosas e facilitar a obtenção das informações necessárias. O roteiro foi organizado em uma sequência lógica, partindo das informações de identificação da empresa e avançando para aspectos relacionados à sua estrutura e funcionamento. Antes da aplicação, o roteiro foi revisado para verificar sua adequação ao objetivo </w:t>
       </w:r>
       <w:r>
         <w:lastRenderedPageBreak/>
-        <w:t>informações de identificação da empresa e avançando para aspectos relacionados à sua estrutura e funcionamento. Antes da aplicação, o roteiro foi revisado para verificar sua adequação ao objetivo do levantamento. Não foi realizado teste-piloto.</w:t>
+        <w:t xml:space="preserve">do levantamento. </w:t>
       </w:r>
     </w:p>
     <w:p>
@@ -9855,6 +9755,231 @@
     </w:p>
     <w:p>
       <w:pPr>
+        <w:widowControl/>
+        <w:autoSpaceDE/>
+        <w:autoSpaceDN/>
+        <w:spacing w:line="360" w:lineRule="auto"/>
+        <w:ind w:firstLine="709"/>
+        <w:jc w:val="both"/>
+        <w:rPr>
+          <w:sz w:val="24"/>
+          <w:szCs w:val="24"/>
+          <w:lang w:val="pt-BR" w:eastAsia="pt-BR"/>
+        </w:rPr>
+      </w:pPr>
+      <w:r>
+        <w:rPr>
+          <w:sz w:val="24"/>
+          <w:szCs w:val="24"/>
+          <w:lang w:val="pt-BR" w:eastAsia="pt-BR"/>
+        </w:rPr>
+        <w:t>A entrevista do diagnóstico organizacional foi realizada em 14/09/2026, das 22h00 às 22h30, por meio da plataforma Discord, com duração de 30 minutos. O entrevistado foi Ian, que exerce a função de Auxiliar Administrativo na organização.</w:t>
+      </w:r>
+    </w:p>
+    <w:p>
+      <w:pPr>
+        <w:widowControl/>
+        <w:autoSpaceDE/>
+        <w:autoSpaceDN/>
+        <w:spacing w:line="360" w:lineRule="auto"/>
+        <w:ind w:firstLine="709"/>
+        <w:jc w:val="both"/>
+        <w:rPr>
+          <w:sz w:val="24"/>
+          <w:szCs w:val="24"/>
+          <w:lang w:val="pt-BR" w:eastAsia="pt-BR"/>
+        </w:rPr>
+      </w:pPr>
+      <w:r>
+        <w:rPr>
+          <w:sz w:val="24"/>
+          <w:szCs w:val="24"/>
+          <w:lang w:val="pt-BR" w:eastAsia="pt-BR"/>
+        </w:rPr>
+        <w:t>Antes do início da entrevista, foi apresentada a finalidade da pesquisa e solicitada autorização para o registro das informações. O entrevistado autorizou o registro, permitindo a utilização das informações coletadas para o desenvolvimento do diagnóstico organizacional. Em seguida, o roteiro de entrevista foi aplicado, buscando obter informações relacionadas à identificação, caracterização e funcionamento da empresa.</w:t>
+      </w:r>
+    </w:p>
+    <w:p>
+      <w:pPr>
+        <w:pStyle w:val="Corpodetexto"/>
+        <w:tabs>
+          <w:tab w:val="left" w:pos="142"/>
+        </w:tabs>
+        <w:spacing w:before="5" w:line="360" w:lineRule="auto"/>
+        <w:jc w:val="both"/>
+      </w:pPr>
+    </w:p>
+    <w:p>
+      <w:pPr>
+        <w:pStyle w:val="Ttulo2"/>
+        <w:tabs>
+          <w:tab w:val="left" w:pos="142"/>
+        </w:tabs>
+        <w:ind w:left="0"/>
+        <w:rPr>
+          <w:spacing w:val="-2"/>
+        </w:rPr>
+      </w:pPr>
+      <w:r>
+        <w:t>ETAPA</w:t>
+      </w:r>
+      <w:r>
+        <w:rPr>
+          <w:spacing w:val="-1"/>
+        </w:rPr>
+        <w:t xml:space="preserve"> </w:t>
+      </w:r>
+      <w:r>
+        <w:t>4</w:t>
+      </w:r>
+      <w:r>
+        <w:rPr>
+          <w:spacing w:val="-2"/>
+        </w:rPr>
+        <w:t xml:space="preserve"> </w:t>
+      </w:r>
+      <w:r>
+        <w:t>–</w:t>
+      </w:r>
+      <w:r>
+        <w:rPr>
+          <w:spacing w:val="-1"/>
+        </w:rPr>
+        <w:t xml:space="preserve"> </w:t>
+      </w:r>
+      <w:r>
+        <w:t>Organização</w:t>
+      </w:r>
+      <w:r>
+        <w:rPr>
+          <w:spacing w:val="-1"/>
+        </w:rPr>
+        <w:t xml:space="preserve"> </w:t>
+      </w:r>
+      <w:r>
+        <w:t xml:space="preserve">dos </w:t>
+      </w:r>
+      <w:r>
+        <w:rPr>
+          <w:spacing w:val="-2"/>
+        </w:rPr>
+        <w:t>dados</w:t>
+      </w:r>
+    </w:p>
+    <w:p>
+      <w:pPr>
+        <w:pStyle w:val="Ttulo2"/>
+        <w:tabs>
+          <w:tab w:val="left" w:pos="142"/>
+        </w:tabs>
+        <w:ind w:left="0"/>
+      </w:pPr>
+    </w:p>
+    <w:p>
+      <w:pPr>
+        <w:pStyle w:val="Corpodetexto"/>
+        <w:tabs>
+          <w:tab w:val="left" w:pos="142"/>
+        </w:tabs>
+        <w:spacing w:before="7" w:line="360" w:lineRule="auto"/>
+        <w:ind w:firstLine="709"/>
+        <w:jc w:val="both"/>
+      </w:pPr>
+      <w:r>
+        <w:t>Após a entrevista, as informações coletadas foram conferidas e organizadas de acordo com os assuntos abordados no roteiro. Foi realizada uma revisão dos dados para verificar possíveis repetições ou inconsistências e facilitar sua consolidação. Como as informações obtidas foram predominantemente descritivas, não foi necessária a utilização de codificação das respostas. Os dados foram sistematizados para permitir sua consulta e utilização na elaboração da caracterização e do organograma da empresa.</w:t>
+      </w:r>
+    </w:p>
+    <w:p>
+      <w:pPr>
+        <w:pStyle w:val="Corpodetexto"/>
+        <w:tabs>
+          <w:tab w:val="left" w:pos="142"/>
+        </w:tabs>
+        <w:spacing w:before="7"/>
+      </w:pPr>
+    </w:p>
+    <w:p>
+      <w:pPr>
+        <w:tabs>
+          <w:tab w:val="left" w:pos="142"/>
+        </w:tabs>
+        <w:spacing w:before="1" w:line="237" w:lineRule="auto"/>
+        <w:ind w:right="7310"/>
+        <w:jc w:val="both"/>
+        <w:rPr>
+          <w:b/>
+          <w:sz w:val="24"/>
+        </w:rPr>
+      </w:pPr>
+      <w:r>
+        <w:rPr>
+          <w:b/>
+          <w:sz w:val="24"/>
+        </w:rPr>
+        <w:t>ETAPA</w:t>
+      </w:r>
+      <w:r>
+        <w:rPr>
+          <w:b/>
+          <w:spacing w:val="-1"/>
+          <w:sz w:val="24"/>
+        </w:rPr>
+        <w:t xml:space="preserve"> </w:t>
+      </w:r>
+      <w:r>
+        <w:rPr>
+          <w:b/>
+          <w:sz w:val="24"/>
+        </w:rPr>
+        <w:t>5</w:t>
+      </w:r>
+      <w:r>
+        <w:rPr>
+          <w:b/>
+          <w:spacing w:val="-2"/>
+          <w:sz w:val="24"/>
+        </w:rPr>
+        <w:t xml:space="preserve"> </w:t>
+      </w:r>
+      <w:r>
+        <w:rPr>
+          <w:b/>
+          <w:sz w:val="24"/>
+        </w:rPr>
+        <w:t>–</w:t>
+      </w:r>
+      <w:r>
+        <w:rPr>
+          <w:b/>
+          <w:spacing w:val="-1"/>
+          <w:sz w:val="24"/>
+        </w:rPr>
+        <w:t xml:space="preserve"> </w:t>
+      </w:r>
+      <w:r>
+        <w:rPr>
+          <w:b/>
+          <w:sz w:val="24"/>
+        </w:rPr>
+        <w:t xml:space="preserve">Tabulação </w:t>
+      </w:r>
+    </w:p>
+    <w:p>
+      <w:pPr>
+        <w:tabs>
+          <w:tab w:val="left" w:pos="142"/>
+        </w:tabs>
+        <w:spacing w:before="1" w:line="237" w:lineRule="auto"/>
+        <w:ind w:right="7310"/>
+        <w:jc w:val="both"/>
+        <w:rPr>
+          <w:b/>
+          <w:sz w:val="24"/>
+        </w:rPr>
+      </w:pPr>
+    </w:p>
+    <w:p>
+      <w:pPr>
         <w:pStyle w:val="Corpodetexto"/>
         <w:tabs>
           <w:tab w:val="left" w:pos="142"/>
@@ -9864,13 +9989,13 @@
         <w:jc w:val="both"/>
       </w:pPr>
       <w:r>
-        <w:t>A entrevista foi realizada com o integrante do grupo que atua profissionalmente na</w:t>
-      </w:r>
-      <w:r>
-        <w:t xml:space="preserve"> empresa</w:t>
-      </w:r>
-      <w:r>
-        <w:t>. Antes da coleta, foi apresentada a finalidade da pesquisa e explicado que as informações seriam utilizadas para a caracterização da empresa e desenvolvimento do diagnóstico organizacional. Em seguida, o roteiro foi aplicado e as respostas foram registradas para posterior organização e tabulação, mantendo-se as informações organizadas para utilização nas etapas seguintes.</w:t>
+        <w:t>Após a organização, as respostas foram consolidadas para reunir as informações necessárias à caracterização da empresa. Por se tratar principalmente de informações</w:t>
+      </w:r>
+      <w:r>
+        <w:t xml:space="preserve"> qualitativas</w:t>
+      </w:r>
+      <w:r>
+        <w:t>, a quantificação foi utilizada apenas quando aplicável, como no levantamento da quantidade de funcionários e de outras informações numéricas. Não foram necessários cálculos de frequências e percentuais nem a elaboração de gráficos para essa etapa. Os resultados foram organizados de acordo com os objetivos do diagnóstico organizacional, servindo de base para a caracterização da empresa e elaboração de seu organograma.</w:t>
       </w:r>
     </w:p>
     <w:p>
@@ -9879,8 +10004,7 @@
         <w:tabs>
           <w:tab w:val="left" w:pos="142"/>
         </w:tabs>
-        <w:spacing w:before="5" w:line="360" w:lineRule="auto"/>
-        <w:jc w:val="both"/>
+        <w:spacing w:before="5"/>
       </w:pPr>
     </w:p>
     <w:p>
@@ -9890,55 +10014,683 @@
           <w:tab w:val="left" w:pos="142"/>
         </w:tabs>
         <w:ind w:left="0"/>
+        <w:jc w:val="both"/>
+      </w:pPr>
+      <w:r>
+        <w:t>ETAPA</w:t>
+      </w:r>
+      <w:r>
         <w:rPr>
           <w:spacing w:val="-2"/>
         </w:rPr>
+        <w:t xml:space="preserve"> </w:t>
+      </w:r>
+      <w:r>
+        <w:t>6</w:t>
+      </w:r>
+      <w:r>
+        <w:rPr>
+          <w:spacing w:val="-2"/>
+        </w:rPr>
+        <w:t xml:space="preserve"> </w:t>
+      </w:r>
+      <w:r>
+        <w:t>–</w:t>
+      </w:r>
+      <w:r>
+        <w:rPr>
+          <w:spacing w:val="-1"/>
+        </w:rPr>
+        <w:t xml:space="preserve"> </w:t>
+      </w:r>
+      <w:r>
+        <w:rPr>
+          <w:spacing w:val="-2"/>
+        </w:rPr>
+        <w:t>Análise</w:t>
+      </w:r>
+    </w:p>
+    <w:p>
+      <w:pPr>
+        <w:pStyle w:val="Corpodetexto"/>
+        <w:tabs>
+          <w:tab w:val="left" w:pos="142"/>
+        </w:tabs>
+        <w:spacing w:line="274" w:lineRule="exact"/>
+      </w:pPr>
+      <w:r>
+        <w:t>Identificar</w:t>
+      </w:r>
+      <w:r>
+        <w:rPr>
+          <w:spacing w:val="-4"/>
+        </w:rPr>
+        <w:t xml:space="preserve"> </w:t>
+      </w:r>
+      <w:r>
+        <w:t>os</w:t>
+      </w:r>
+      <w:r>
+        <w:rPr>
+          <w:spacing w:val="-2"/>
+        </w:rPr>
+        <w:t xml:space="preserve"> </w:t>
+      </w:r>
+      <w:r>
+        <w:t>principais</w:t>
+      </w:r>
+      <w:r>
+        <w:rPr>
+          <w:spacing w:val="-2"/>
+        </w:rPr>
+        <w:t xml:space="preserve"> resultados.</w:t>
+      </w:r>
+    </w:p>
+    <w:p>
+      <w:pPr>
+        <w:pStyle w:val="Corpodetexto"/>
+        <w:tabs>
+          <w:tab w:val="left" w:pos="142"/>
+        </w:tabs>
+        <w:ind w:right="4235"/>
+      </w:pPr>
+      <w:r>
+        <w:t>Comparar</w:t>
+      </w:r>
+      <w:r>
+        <w:rPr>
+          <w:spacing w:val="-9"/>
+        </w:rPr>
+        <w:t xml:space="preserve"> </w:t>
+      </w:r>
+      <w:r>
+        <w:t>resultados</w:t>
+      </w:r>
+      <w:r>
+        <w:rPr>
+          <w:spacing w:val="-9"/>
+        </w:rPr>
+        <w:t xml:space="preserve"> </w:t>
+      </w:r>
+      <w:r>
+        <w:t>entre</w:t>
+      </w:r>
+      <w:r>
+        <w:rPr>
+          <w:spacing w:val="-9"/>
+        </w:rPr>
+        <w:t xml:space="preserve"> </w:t>
+      </w:r>
+      <w:r>
+        <w:t>grupos</w:t>
+      </w:r>
+      <w:r>
+        <w:rPr>
+          <w:spacing w:val="-9"/>
+        </w:rPr>
+        <w:t xml:space="preserve"> </w:t>
+      </w:r>
+      <w:r>
+        <w:t>ou</w:t>
+      </w:r>
+      <w:r>
+        <w:rPr>
+          <w:spacing w:val="-9"/>
+        </w:rPr>
+        <w:t xml:space="preserve"> </w:t>
+      </w:r>
+      <w:r>
+        <w:t>variáveis. Identificar padrões.</w:t>
+      </w:r>
+    </w:p>
+    <w:p>
+      <w:pPr>
+        <w:pStyle w:val="Corpodetexto"/>
+        <w:tabs>
+          <w:tab w:val="left" w:pos="142"/>
+        </w:tabs>
+        <w:spacing w:before="1"/>
+        <w:ind w:right="4733"/>
+      </w:pPr>
+      <w:r>
+        <w:t xml:space="preserve">Identificar problemas e oportunidades. </w:t>
+      </w:r>
+    </w:p>
+    <w:p>
+      <w:pPr>
+        <w:pStyle w:val="Corpodetexto"/>
+        <w:tabs>
+          <w:tab w:val="left" w:pos="142"/>
+        </w:tabs>
+        <w:spacing w:before="1"/>
+        <w:ind w:right="4733"/>
+      </w:pPr>
+      <w:r>
+        <w:t>Relacionar</w:t>
+      </w:r>
+      <w:r>
+        <w:rPr>
+          <w:spacing w:val="-11"/>
+        </w:rPr>
+        <w:t xml:space="preserve"> </w:t>
+      </w:r>
+      <w:r>
+        <w:t>os</w:t>
+      </w:r>
+      <w:r>
+        <w:rPr>
+          <w:spacing w:val="-9"/>
+        </w:rPr>
+        <w:t xml:space="preserve"> </w:t>
+      </w:r>
+      <w:r>
+        <w:t>resultados</w:t>
+      </w:r>
+      <w:r>
+        <w:rPr>
+          <w:spacing w:val="-7"/>
+        </w:rPr>
+        <w:t xml:space="preserve"> </w:t>
+      </w:r>
+      <w:r>
+        <w:t>ao</w:t>
+      </w:r>
+      <w:r>
+        <w:rPr>
+          <w:spacing w:val="-9"/>
+        </w:rPr>
+        <w:t xml:space="preserve"> </w:t>
+      </w:r>
+      <w:r>
+        <w:t>referencial</w:t>
+      </w:r>
+      <w:r>
+        <w:rPr>
+          <w:spacing w:val="-9"/>
+        </w:rPr>
+        <w:t xml:space="preserve"> </w:t>
+      </w:r>
+      <w:r>
+        <w:t>teórico. Responder aos objetivos específicos.</w:t>
+      </w:r>
+    </w:p>
+    <w:p>
+      <w:pPr>
+        <w:pStyle w:val="Corpodetexto"/>
+        <w:tabs>
+          <w:tab w:val="left" w:pos="142"/>
+        </w:tabs>
+        <w:spacing w:before="1"/>
+        <w:ind w:right="4733"/>
+      </w:pPr>
+    </w:p>
+    <w:p>
+      <w:pPr>
+        <w:pStyle w:val="Corpodetexto"/>
+        <w:tabs>
+          <w:tab w:val="left" w:pos="142"/>
+        </w:tabs>
+        <w:spacing w:before="1"/>
+        <w:ind w:right="4733"/>
+      </w:pPr>
+    </w:p>
+    <w:p>
+      <w:pPr>
+        <w:pStyle w:val="Corpodetexto"/>
+        <w:tabs>
+          <w:tab w:val="left" w:pos="142"/>
+        </w:tabs>
+        <w:spacing w:before="1"/>
+        <w:ind w:right="4733"/>
+      </w:pPr>
+    </w:p>
+    <w:p>
+      <w:pPr>
+        <w:pStyle w:val="Corpodetexto"/>
+        <w:tabs>
+          <w:tab w:val="left" w:pos="142"/>
+        </w:tabs>
+        <w:spacing w:before="1"/>
+        <w:ind w:right="4733"/>
+      </w:pPr>
+    </w:p>
+    <w:p>
+      <w:pPr>
+        <w:pStyle w:val="Corpodetexto"/>
+        <w:tabs>
+          <w:tab w:val="left" w:pos="142"/>
+        </w:tabs>
+        <w:spacing w:before="1"/>
+        <w:ind w:right="4733"/>
+        <w:rPr>
+          <w:b/>
+          <w:bCs/>
+        </w:rPr>
+      </w:pPr>
+      <w:r>
+        <w:rPr>
+          <w:b/>
+          <w:bCs/>
+        </w:rPr>
+        <w:t>3.6.2 Pesquisa de campo — Diagnóstico de TI</w:t>
+      </w:r>
+    </w:p>
+    <w:p>
+      <w:pPr>
+        <w:pStyle w:val="Corpodetexto"/>
+        <w:tabs>
+          <w:tab w:val="left" w:pos="142"/>
+        </w:tabs>
+        <w:spacing w:before="1"/>
+        <w:ind w:right="4733"/>
+      </w:pPr>
+    </w:p>
+    <w:p>
+      <w:pPr>
+        <w:tabs>
+          <w:tab w:val="left" w:pos="142"/>
+        </w:tabs>
+        <w:spacing w:before="1" w:line="237" w:lineRule="auto"/>
+        <w:ind w:right="6138"/>
+        <w:rPr>
+          <w:b/>
+          <w:sz w:val="24"/>
+        </w:rPr>
+      </w:pPr>
+      <w:r>
+        <w:rPr>
+          <w:b/>
+          <w:sz w:val="24"/>
+        </w:rPr>
+        <w:t xml:space="preserve">ETAPA 1 – Planejamento </w:t>
+      </w:r>
+    </w:p>
+    <w:p>
+      <w:pPr>
+        <w:tabs>
+          <w:tab w:val="left" w:pos="142"/>
+        </w:tabs>
+        <w:spacing w:before="1" w:line="237" w:lineRule="auto"/>
+        <w:ind w:right="6138"/>
+        <w:rPr>
+          <w:b/>
+          <w:sz w:val="24"/>
+        </w:rPr>
+      </w:pPr>
+    </w:p>
+    <w:p>
+      <w:pPr>
+        <w:widowControl/>
+        <w:autoSpaceDE/>
+        <w:autoSpaceDN/>
+        <w:spacing w:line="360" w:lineRule="auto"/>
+        <w:ind w:firstLine="709"/>
+        <w:jc w:val="both"/>
+        <w:rPr>
+          <w:sz w:val="24"/>
+          <w:szCs w:val="24"/>
+          <w:lang w:val="pt-BR" w:eastAsia="pt-BR"/>
+        </w:rPr>
+      </w:pPr>
+      <w:r>
+        <w:rPr>
+          <w:sz w:val="24"/>
+          <w:szCs w:val="24"/>
+          <w:lang w:val="pt-BR" w:eastAsia="pt-BR"/>
+        </w:rPr>
+        <w:t>O diagnóstico de TI teve como ponto de partida a necessidade de levantar informações sobre a utilização da Tecnologia da Informação na organização, considerando seus recursos, sistemas, softwares, equipamentos e sua participação nas atividades desenvolvidas. A partir disso, foram definidos os objetivos específicos do diagnóstico, buscando identificar os recursos de TI utilizados, compreender como são empregados nas atividades e levantar possíveis dificuldades relacionadas à sua utilização.</w:t>
+      </w:r>
+    </w:p>
+    <w:p>
+      <w:pPr>
+        <w:widowControl/>
+        <w:autoSpaceDE/>
+        <w:autoSpaceDN/>
+        <w:spacing w:line="360" w:lineRule="auto"/>
+        <w:ind w:firstLine="709"/>
+        <w:jc w:val="both"/>
+        <w:rPr>
+          <w:sz w:val="24"/>
+          <w:szCs w:val="24"/>
+          <w:lang w:val="pt-BR" w:eastAsia="pt-BR"/>
+        </w:rPr>
+      </w:pPr>
+      <w:r>
+        <w:rPr>
+          <w:sz w:val="24"/>
+          <w:szCs w:val="24"/>
+          <w:lang w:val="pt-BR" w:eastAsia="pt-BR"/>
+        </w:rPr>
+        <w:t>As informações necessárias serão obtidas por meio de entrevista, questionário e observação direta. A entrevista será realizada com o mesmo participante que participou da entrevista organizacional, por possuir conhecimento sobre o funcionamento da empresa e sobre a utilização dos recursos de TI. O questionário será direcionado aos funcionários que possuem contato e conhecimento sobre os recursos de TI utilizados em suas atividades. A observação direta será realizada no ambiente da organização, contemplando os processos, sistemas, softwares, equipamentos e demais recursos de TI utilizados.</w:t>
+      </w:r>
+    </w:p>
+    <w:p>
+      <w:pPr>
+        <w:widowControl/>
+        <w:autoSpaceDE/>
+        <w:autoSpaceDN/>
+        <w:spacing w:line="360" w:lineRule="auto"/>
+        <w:ind w:firstLine="709"/>
+        <w:jc w:val="both"/>
+        <w:rPr>
+          <w:sz w:val="24"/>
+          <w:szCs w:val="24"/>
+          <w:lang w:val="pt-BR" w:eastAsia="pt-BR"/>
+        </w:rPr>
+      </w:pPr>
+      <w:r>
+        <w:rPr>
+          <w:sz w:val="24"/>
+          <w:szCs w:val="24"/>
+          <w:lang w:val="pt-BR" w:eastAsia="pt-BR"/>
+        </w:rPr>
+        <w:t xml:space="preserve">Os instrumentos foram definidos de acordo com os objetivos do diagnóstico, sendo elaborados o roteiro da entrevista de TI, o questionário e os formulários de observação. Conforme o cronograma do projeto, o diagnóstico de TI será realizado no período de </w:t>
+      </w:r>
+      <w:r>
+        <w:rPr>
+          <w:sz w:val="24"/>
+          <w:szCs w:val="24"/>
+          <w:lang w:val="pt-BR" w:eastAsia="pt-BR"/>
+        </w:rPr>
+        <w:t>23/09/2026 a 05/10/2026</w:t>
+      </w:r>
+      <w:r>
+        <w:rPr>
+          <w:sz w:val="24"/>
+          <w:szCs w:val="24"/>
+          <w:lang w:val="pt-BR" w:eastAsia="pt-BR"/>
+        </w:rPr>
+        <w:t>, contemplando o planejamento e elaboração dos instrumentos de coleta, a realização da entrevista, a aplicação dos questionários, a observação direta e a posterior tabulação e consolidação dos dado</w:t>
+      </w:r>
+      <w:r>
+        <w:rPr>
+          <w:sz w:val="24"/>
+          <w:szCs w:val="24"/>
+          <w:lang w:val="pt-BR" w:eastAsia="pt-BR"/>
+        </w:rPr>
+        <w:t>s</w:t>
+      </w:r>
+    </w:p>
+    <w:p>
+      <w:pPr>
+        <w:pStyle w:val="Corpodetexto"/>
+        <w:tabs>
+          <w:tab w:val="left" w:pos="142"/>
+        </w:tabs>
+        <w:spacing w:before="4"/>
+      </w:pPr>
+    </w:p>
+    <w:p>
+      <w:pPr>
+        <w:pStyle w:val="Ttulo2"/>
+        <w:tabs>
+          <w:tab w:val="left" w:pos="142"/>
+        </w:tabs>
+        <w:spacing w:before="1"/>
+        <w:ind w:left="0"/>
+        <w:rPr>
+          <w:spacing w:val="-2"/>
+        </w:rPr>
       </w:pPr>
       <w:r>
         <w:t>ETAPA</w:t>
       </w:r>
       <w:r>
         <w:rPr>
+          <w:spacing w:val="-2"/>
+        </w:rPr>
+        <w:t xml:space="preserve"> </w:t>
+      </w:r>
+      <w:r>
+        <w:t>2</w:t>
+      </w:r>
+      <w:r>
+        <w:rPr>
+          <w:spacing w:val="-3"/>
+        </w:rPr>
+        <w:t xml:space="preserve"> </w:t>
+      </w:r>
+      <w:r>
+        <w:t>– Preparação do</w:t>
+      </w:r>
+      <w:r>
+        <w:rPr>
           <w:spacing w:val="-1"/>
         </w:rPr>
         <w:t xml:space="preserve"> </w:t>
       </w:r>
       <w:r>
-        <w:t>4</w:t>
-      </w:r>
-      <w:r>
         <w:rPr>
           <w:spacing w:val="-2"/>
         </w:rPr>
-        <w:t xml:space="preserve"> </w:t>
-      </w:r>
-      <w:r>
-        <w:t>–</w:t>
-      </w:r>
-      <w:r>
-        <w:rPr>
-          <w:spacing w:val="-1"/>
-        </w:rPr>
-        <w:t xml:space="preserve"> </w:t>
-      </w:r>
-      <w:r>
-        <w:t>Organização</w:t>
-      </w:r>
-      <w:r>
-        <w:rPr>
-          <w:spacing w:val="-1"/>
-        </w:rPr>
-        <w:t xml:space="preserve"> </w:t>
-      </w:r>
-      <w:r>
-        <w:t xml:space="preserve">dos </w:t>
-      </w:r>
-      <w:r>
-        <w:rPr>
-          <w:spacing w:val="-2"/>
-        </w:rPr>
-        <w:t>dados</w:t>
-      </w:r>
+        <w:t>instrumento</w:t>
+      </w:r>
+    </w:p>
+    <w:p>
+      <w:pPr>
+        <w:pStyle w:val="Ttulo2"/>
+        <w:tabs>
+          <w:tab w:val="left" w:pos="142"/>
+        </w:tabs>
+        <w:spacing w:before="1"/>
+        <w:ind w:left="0"/>
+      </w:pPr>
+    </w:p>
+    <w:p>
+      <w:pPr>
+        <w:widowControl/>
+        <w:autoSpaceDE/>
+        <w:autoSpaceDN/>
+        <w:spacing w:line="360" w:lineRule="auto"/>
+        <w:ind w:firstLine="709"/>
+        <w:jc w:val="both"/>
+        <w:rPr>
+          <w:sz w:val="24"/>
+          <w:szCs w:val="24"/>
+          <w:lang w:val="pt-BR" w:eastAsia="pt-BR"/>
+        </w:rPr>
+      </w:pPr>
+      <w:r>
+        <w:rPr>
+          <w:sz w:val="24"/>
+          <w:szCs w:val="24"/>
+          <w:lang w:val="pt-BR" w:eastAsia="pt-BR"/>
+        </w:rPr>
+        <w:t>A preparação dos instrumentos de coleta teve como objetivo elaborar as questões necessárias para o levantamento das informações relacionadas ao diagnóstico de TI. Foram considerados os objetivos definidos para essa etapa da pesquisa, buscando garantir que cada questão contribuísse para a obtenção das informações necessárias.</w:t>
+      </w:r>
+    </w:p>
+    <w:p>
+      <w:pPr>
+        <w:widowControl/>
+        <w:autoSpaceDE/>
+        <w:autoSpaceDN/>
+        <w:spacing w:line="360" w:lineRule="auto"/>
+        <w:ind w:firstLine="709"/>
+        <w:jc w:val="both"/>
+        <w:rPr>
+          <w:sz w:val="24"/>
+          <w:szCs w:val="24"/>
+          <w:lang w:val="pt-BR" w:eastAsia="pt-BR"/>
+        </w:rPr>
+      </w:pPr>
+      <w:r>
+        <w:rPr>
+          <w:sz w:val="24"/>
+          <w:szCs w:val="24"/>
+          <w:lang w:val="pt-BR" w:eastAsia="pt-BR"/>
+        </w:rPr>
+        <w:t>Para a entrevista de TI, foram elaboradas perguntas voltadas à compreensão da utilização da Tecnologia da Informação na organização, considerando os recursos utilizados, os sistemas e softwares, as atividades desenvolvidas e as dificuldades relacionadas ao uso desses recursos. As perguntas foram organizadas de forma a facilitar a condução da entrevista e permitir que as informações fossem obtidas de maneira estruturada.</w:t>
+      </w:r>
+    </w:p>
+    <w:p>
+      <w:pPr>
+        <w:widowControl/>
+        <w:autoSpaceDE/>
+        <w:autoSpaceDN/>
+        <w:spacing w:line="360" w:lineRule="auto"/>
+        <w:ind w:firstLine="709"/>
+        <w:jc w:val="both"/>
+        <w:rPr>
+          <w:sz w:val="24"/>
+          <w:szCs w:val="24"/>
+          <w:lang w:val="pt-BR" w:eastAsia="pt-BR"/>
+        </w:rPr>
+      </w:pPr>
+      <w:r>
+        <w:rPr>
+          <w:sz w:val="24"/>
+          <w:szCs w:val="24"/>
+          <w:lang w:val="pt-BR" w:eastAsia="pt-BR"/>
+        </w:rPr>
+        <w:t xml:space="preserve">O questionário foi elaborado considerando os funcionários que possuem contato e conhecimento sobre os recursos de TI utilizados em suas atividades. As questões foram direcionadas à percepção dos participantes sobre a utilização desses recursos, buscando levantar informações </w:t>
+      </w:r>
+      <w:r>
+        <w:rPr>
+          <w:sz w:val="24"/>
+          <w:szCs w:val="24"/>
+          <w:lang w:val="pt-BR" w:eastAsia="pt-BR"/>
+        </w:rPr>
+        <w:lastRenderedPageBreak/>
+        <w:t>relacionadas ao uso, às dificuldades encontradas e às necessidades percebidas no desenvolvimento das atividades.</w:t>
+      </w:r>
+    </w:p>
+    <w:p>
+      <w:pPr>
+        <w:widowControl/>
+        <w:autoSpaceDE/>
+        <w:autoSpaceDN/>
+        <w:spacing w:line="360" w:lineRule="auto"/>
+        <w:ind w:firstLine="709"/>
+        <w:jc w:val="both"/>
+        <w:rPr>
+          <w:sz w:val="24"/>
+          <w:szCs w:val="24"/>
+          <w:lang w:val="pt-BR" w:eastAsia="pt-BR"/>
+        </w:rPr>
+      </w:pPr>
+      <w:r>
+        <w:rPr>
+          <w:sz w:val="24"/>
+          <w:szCs w:val="24"/>
+          <w:lang w:val="pt-BR" w:eastAsia="pt-BR"/>
+        </w:rPr>
+        <w:t>Também foram elaborados os formulários de observação, destinados ao registro das informações identificadas durante a visita à organização. A observação contemplará os processos e atividades acompanhados, bem como os sistemas, softwares, equipamentos, recursos de rede e demais recursos de TI utilizados no ambiente observado.</w:t>
+      </w:r>
+    </w:p>
+    <w:p>
+      <w:pPr>
+        <w:widowControl/>
+        <w:autoSpaceDE/>
+        <w:autoSpaceDN/>
+        <w:spacing w:line="360" w:lineRule="auto"/>
+        <w:ind w:firstLine="709"/>
+        <w:jc w:val="both"/>
+        <w:rPr>
+          <w:sz w:val="24"/>
+          <w:szCs w:val="24"/>
+          <w:lang w:val="pt-BR" w:eastAsia="pt-BR"/>
+        </w:rPr>
+      </w:pPr>
+      <w:r>
+        <w:rPr>
+          <w:sz w:val="24"/>
+          <w:szCs w:val="24"/>
+          <w:lang w:val="pt-BR" w:eastAsia="pt-BR"/>
+        </w:rPr>
+        <w:t>Após a elaboração, os instrumentos foram revisados para verificar a relação das questões com os objetivos do diagnóstico, a sequência das perguntas e a clareza das informações solicitadas. Buscou-se evitar questões ambíguas ou tendenciosas que pudessem dificultar a obtenção ou interpretação dos dados.</w:t>
+      </w:r>
+    </w:p>
+    <w:p>
+      <w:pPr>
+        <w:pStyle w:val="TableParagraph"/>
+        <w:spacing w:line="360" w:lineRule="auto"/>
+        <w:ind w:left="0" w:firstLine="709"/>
+        <w:jc w:val="both"/>
+        <w:rPr>
+          <w:sz w:val="24"/>
+          <w:szCs w:val="24"/>
+        </w:rPr>
+      </w:pPr>
+      <w:r>
+        <w:rPr>
+          <w:sz w:val="24"/>
+          <w:szCs w:val="24"/>
+        </w:rPr>
+        <w:t>Por fim,</w:t>
+      </w:r>
+      <w:r>
+        <w:rPr>
+          <w:b/>
+          <w:bCs/>
+          <w:sz w:val="24"/>
+          <w:szCs w:val="24"/>
+        </w:rPr>
+        <w:t xml:space="preserve"> </w:t>
+      </w:r>
+      <w:r>
+        <w:rPr>
+          <w:rStyle w:val="Forte"/>
+          <w:b w:val="0"/>
+          <w:bCs w:val="0"/>
+          <w:sz w:val="24"/>
+          <w:szCs w:val="24"/>
+        </w:rPr>
+        <w:t>no dia 27/09/2026, foi realizado um teste-piloto dos instrumentos</w:t>
+      </w:r>
+      <w:r>
+        <w:rPr>
+          <w:sz w:val="24"/>
+          <w:szCs w:val="24"/>
+        </w:rPr>
+        <w:t xml:space="preserve">, com o objetivo de verificar a compreensão das questões, a organização dos instrumentos e sua adequação aos objetivos estabelecidos. A partir dessa verificação, </w:t>
+      </w:r>
+      <w:r>
+        <w:rPr>
+          <w:sz w:val="24"/>
+          <w:szCs w:val="24"/>
+        </w:rPr>
+        <w:t xml:space="preserve">não </w:t>
+      </w:r>
+      <w:r>
+        <w:rPr>
+          <w:sz w:val="24"/>
+          <w:szCs w:val="24"/>
+        </w:rPr>
+        <w:t>foi</w:t>
+      </w:r>
+      <w:r>
+        <w:rPr>
+          <w:sz w:val="24"/>
+          <w:szCs w:val="24"/>
+        </w:rPr>
+        <w:t xml:space="preserve"> identificad</w:t>
+      </w:r>
+      <w:r>
+        <w:rPr>
+          <w:sz w:val="24"/>
+          <w:szCs w:val="24"/>
+        </w:rPr>
+        <w:t>o</w:t>
+      </w:r>
+      <w:r>
+        <w:rPr>
+          <w:sz w:val="24"/>
+          <w:szCs w:val="24"/>
+        </w:rPr>
+        <w:t xml:space="preserve"> a necessidade de alterações nos instrumentos.</w:t>
+      </w:r>
+    </w:p>
+    <w:p>
+      <w:pPr>
+        <w:pStyle w:val="TableParagraph"/>
+        <w:spacing w:line="360" w:lineRule="auto"/>
+        <w:ind w:left="0" w:firstLine="709"/>
+        <w:jc w:val="both"/>
+        <w:rPr>
+          <w:sz w:val="28"/>
+          <w:szCs w:val="24"/>
+        </w:rPr>
+      </w:pPr>
     </w:p>
     <w:p>
       <w:pPr>
@@ -9948,6 +10700,57 @@
         </w:tabs>
         <w:ind w:left="0"/>
       </w:pPr>
+      <w:r>
+        <w:t>ETAPA</w:t>
+      </w:r>
+      <w:r>
+        <w:rPr>
+          <w:spacing w:val="-2"/>
+        </w:rPr>
+        <w:t xml:space="preserve"> </w:t>
+      </w:r>
+      <w:r>
+        <w:t>3</w:t>
+      </w:r>
+      <w:r>
+        <w:rPr>
+          <w:spacing w:val="-2"/>
+        </w:rPr>
+        <w:t xml:space="preserve"> </w:t>
+      </w:r>
+      <w:r>
+        <w:t>–</w:t>
+      </w:r>
+      <w:r>
+        <w:rPr>
+          <w:spacing w:val="-1"/>
+        </w:rPr>
+        <w:t xml:space="preserve"> </w:t>
+      </w:r>
+      <w:r>
+        <w:t>Realização</w:t>
+      </w:r>
+      <w:r>
+        <w:rPr>
+          <w:spacing w:val="1"/>
+        </w:rPr>
+        <w:t xml:space="preserve"> </w:t>
+      </w:r>
+      <w:r>
+        <w:t>da</w:t>
+      </w:r>
+      <w:r>
+        <w:rPr>
+          <w:spacing w:val="-1"/>
+        </w:rPr>
+        <w:t xml:space="preserve"> </w:t>
+      </w:r>
+      <w:r>
+        <w:rPr>
+          <w:spacing w:val="-2"/>
+        </w:rPr>
+        <w:t>pesquisa</w:t>
+      </w:r>
     </w:p>
     <w:p>
       <w:pPr>
@@ -9955,12 +10758,434 @@
         <w:tabs>
           <w:tab w:val="left" w:pos="142"/>
         </w:tabs>
-        <w:spacing w:before="7" w:line="360" w:lineRule="auto"/>
-        <w:ind w:firstLine="709"/>
-        <w:jc w:val="both"/>
-      </w:pPr>
-      <w:r>
-        <w:t>Após a entrevista, as informações coletadas foram conferidas e organizadas de acordo com os assuntos abordados no roteiro. Foi realizada uma revisão dos dados para verificar possíveis repetições ou inconsistências e facilitar sua consolidação. Como as informações obtidas foram predominantemente descritivas, não foi necessária a utilização de codificação das respostas. Os dados foram sistematizados para permitir sua consulta e utilização na elaboração da caracterização e do organograma da empresa.</w:t>
+        <w:spacing w:line="274" w:lineRule="exact"/>
+      </w:pPr>
+      <w:r>
+        <w:t>Apresentar</w:t>
+      </w:r>
+      <w:r>
+        <w:rPr>
+          <w:spacing w:val="-1"/>
+        </w:rPr>
+        <w:t xml:space="preserve"> </w:t>
+      </w:r>
+      <w:r>
+        <w:t>os</w:t>
+      </w:r>
+      <w:r>
+        <w:rPr>
+          <w:spacing w:val="-1"/>
+        </w:rPr>
+        <w:t xml:space="preserve"> </w:t>
+      </w:r>
+      <w:r>
+        <w:t>objetivos</w:t>
+      </w:r>
+      <w:r>
+        <w:rPr>
+          <w:spacing w:val="-2"/>
+        </w:rPr>
+        <w:t xml:space="preserve"> </w:t>
+      </w:r>
+      <w:r>
+        <w:t>da</w:t>
+      </w:r>
+      <w:r>
+        <w:rPr>
+          <w:spacing w:val="-1"/>
+        </w:rPr>
+        <w:t xml:space="preserve"> </w:t>
+      </w:r>
+      <w:r>
+        <w:rPr>
+          <w:spacing w:val="-2"/>
+        </w:rPr>
+        <w:t>pesquisa.</w:t>
+      </w:r>
+    </w:p>
+    <w:p>
+      <w:pPr>
+        <w:pStyle w:val="Corpodetexto"/>
+        <w:tabs>
+          <w:tab w:val="left" w:pos="142"/>
+        </w:tabs>
+        <w:ind w:right="2616"/>
+      </w:pPr>
+      <w:r>
+        <w:t>Explicar</w:t>
+      </w:r>
+      <w:r>
+        <w:rPr>
+          <w:spacing w:val="-6"/>
+        </w:rPr>
+        <w:t xml:space="preserve"> </w:t>
+      </w:r>
+      <w:r>
+        <w:t>aos</w:t>
+      </w:r>
+      <w:r>
+        <w:rPr>
+          <w:spacing w:val="-6"/>
+        </w:rPr>
+        <w:t xml:space="preserve"> </w:t>
+      </w:r>
+      <w:r>
+        <w:t>participantes</w:t>
+      </w:r>
+      <w:r>
+        <w:rPr>
+          <w:spacing w:val="-6"/>
+        </w:rPr>
+        <w:t xml:space="preserve"> </w:t>
+      </w:r>
+      <w:r>
+        <w:t>como</w:t>
+      </w:r>
+      <w:r>
+        <w:rPr>
+          <w:spacing w:val="-6"/>
+        </w:rPr>
+        <w:t xml:space="preserve"> </w:t>
+      </w:r>
+      <w:r>
+        <w:t>as</w:t>
+      </w:r>
+      <w:r>
+        <w:rPr>
+          <w:spacing w:val="-6"/>
+        </w:rPr>
+        <w:t xml:space="preserve"> </w:t>
+      </w:r>
+      <w:r>
+        <w:t>informações</w:t>
+      </w:r>
+      <w:r>
+        <w:rPr>
+          <w:spacing w:val="-6"/>
+        </w:rPr>
+        <w:t xml:space="preserve"> </w:t>
+      </w:r>
+      <w:r>
+        <w:t>serão</w:t>
+      </w:r>
+      <w:r>
+        <w:rPr>
+          <w:spacing w:val="-6"/>
+        </w:rPr>
+        <w:t xml:space="preserve"> </w:t>
+      </w:r>
+      <w:r>
+        <w:t xml:space="preserve">utilizadas. </w:t>
+      </w:r>
+    </w:p>
+    <w:p>
+      <w:pPr>
+        <w:pStyle w:val="Corpodetexto"/>
+        <w:tabs>
+          <w:tab w:val="left" w:pos="142"/>
+        </w:tabs>
+        <w:ind w:right="2616"/>
+      </w:pPr>
+      <w:r>
+        <w:t>Aplicar o instrumento.</w:t>
+      </w:r>
+    </w:p>
+    <w:p>
+      <w:pPr>
+        <w:pStyle w:val="Corpodetexto"/>
+        <w:tabs>
+          <w:tab w:val="left" w:pos="142"/>
+        </w:tabs>
+      </w:pPr>
+      <w:r>
+        <w:t>Registrar</w:t>
+      </w:r>
+      <w:r>
+        <w:rPr>
+          <w:spacing w:val="-3"/>
+        </w:rPr>
+        <w:t xml:space="preserve"> </w:t>
+      </w:r>
+      <w:r>
+        <w:t>as</w:t>
+      </w:r>
+      <w:r>
+        <w:rPr>
+          <w:spacing w:val="-2"/>
+        </w:rPr>
+        <w:t xml:space="preserve"> respostas.</w:t>
+      </w:r>
+    </w:p>
+    <w:p>
+      <w:pPr>
+        <w:pStyle w:val="Corpodetexto"/>
+        <w:tabs>
+          <w:tab w:val="left" w:pos="142"/>
+        </w:tabs>
+      </w:pPr>
+      <w:r>
+        <w:t>Garantir</w:t>
+      </w:r>
+      <w:r>
+        <w:rPr>
+          <w:spacing w:val="-3"/>
+        </w:rPr>
+        <w:t xml:space="preserve"> </w:t>
+      </w:r>
+      <w:r>
+        <w:t>a</w:t>
+      </w:r>
+      <w:r>
+        <w:rPr>
+          <w:spacing w:val="-3"/>
+        </w:rPr>
+        <w:t xml:space="preserve"> </w:t>
+      </w:r>
+      <w:r>
+        <w:t>organização</w:t>
+      </w:r>
+      <w:r>
+        <w:rPr>
+          <w:spacing w:val="-2"/>
+        </w:rPr>
+        <w:t xml:space="preserve"> </w:t>
+      </w:r>
+      <w:r>
+        <w:t>e</w:t>
+      </w:r>
+      <w:r>
+        <w:rPr>
+          <w:spacing w:val="-1"/>
+        </w:rPr>
+        <w:t xml:space="preserve"> </w:t>
+      </w:r>
+      <w:r>
+        <w:t>integridade</w:t>
+      </w:r>
+      <w:r>
+        <w:rPr>
+          <w:spacing w:val="-3"/>
+        </w:rPr>
+        <w:t xml:space="preserve"> </w:t>
+      </w:r>
+      <w:r>
+        <w:t>dos</w:t>
+      </w:r>
+      <w:r>
+        <w:rPr>
+          <w:spacing w:val="-1"/>
+        </w:rPr>
+        <w:t xml:space="preserve"> </w:t>
+      </w:r>
+      <w:r>
+        <w:rPr>
+          <w:spacing w:val="-2"/>
+        </w:rPr>
+        <w:t>dados.</w:t>
+      </w:r>
+    </w:p>
+    <w:p>
+      <w:pPr>
+        <w:pStyle w:val="Corpodetexto"/>
+        <w:tabs>
+          <w:tab w:val="left" w:pos="142"/>
+        </w:tabs>
+        <w:spacing w:before="5"/>
+      </w:pPr>
+    </w:p>
+    <w:p>
+      <w:pPr>
+        <w:pStyle w:val="Ttulo2"/>
+        <w:tabs>
+          <w:tab w:val="left" w:pos="142"/>
+        </w:tabs>
+        <w:ind w:left="0"/>
+      </w:pPr>
+      <w:r>
+        <w:t>ETAPA</w:t>
+      </w:r>
+      <w:r>
+        <w:rPr>
+          <w:spacing w:val="-1"/>
+        </w:rPr>
+        <w:t xml:space="preserve"> </w:t>
+      </w:r>
+      <w:r>
+        <w:t>4</w:t>
+      </w:r>
+      <w:r>
+        <w:rPr>
+          <w:spacing w:val="-2"/>
+        </w:rPr>
+        <w:t xml:space="preserve"> </w:t>
+      </w:r>
+      <w:r>
+        <w:t>–</w:t>
+      </w:r>
+      <w:r>
+        <w:rPr>
+          <w:spacing w:val="-1"/>
+        </w:rPr>
+        <w:t xml:space="preserve"> </w:t>
+      </w:r>
+      <w:r>
+        <w:t>Organização</w:t>
+      </w:r>
+      <w:r>
+        <w:rPr>
+          <w:spacing w:val="-1"/>
+        </w:rPr>
+        <w:t xml:space="preserve"> </w:t>
+      </w:r>
+      <w:r>
+        <w:t xml:space="preserve">dos </w:t>
+      </w:r>
+      <w:r>
+        <w:rPr>
+          <w:spacing w:val="-2"/>
+        </w:rPr>
+        <w:t>dados</w:t>
+      </w:r>
+    </w:p>
+    <w:p>
+      <w:pPr>
+        <w:pStyle w:val="Corpodetexto"/>
+        <w:tabs>
+          <w:tab w:val="left" w:pos="142"/>
+        </w:tabs>
+        <w:spacing w:line="274" w:lineRule="exact"/>
+      </w:pPr>
+      <w:r>
+        <w:t>Conferir</w:t>
+      </w:r>
+      <w:r>
+        <w:rPr>
+          <w:spacing w:val="-2"/>
+        </w:rPr>
+        <w:t xml:space="preserve"> </w:t>
+      </w:r>
+      <w:r>
+        <w:t>os</w:t>
+      </w:r>
+      <w:r>
+        <w:rPr>
+          <w:spacing w:val="-1"/>
+        </w:rPr>
+        <w:t xml:space="preserve"> </w:t>
+      </w:r>
+      <w:r>
+        <w:t>dados</w:t>
+      </w:r>
+      <w:r>
+        <w:rPr>
+          <w:spacing w:val="-1"/>
+        </w:rPr>
+        <w:t xml:space="preserve"> </w:t>
+      </w:r>
+      <w:r>
+        <w:rPr>
+          <w:spacing w:val="-2"/>
+        </w:rPr>
+        <w:t>coletados.</w:t>
+      </w:r>
+    </w:p>
+    <w:p>
+      <w:pPr>
+        <w:pStyle w:val="Corpodetexto"/>
+        <w:tabs>
+          <w:tab w:val="left" w:pos="142"/>
+        </w:tabs>
+        <w:ind w:right="5428"/>
+      </w:pPr>
+      <w:r>
+        <w:t>Eliminar</w:t>
+      </w:r>
+      <w:r>
+        <w:rPr>
+          <w:spacing w:val="-15"/>
+        </w:rPr>
+        <w:t xml:space="preserve"> </w:t>
+      </w:r>
+      <w:r>
+        <w:t>duplicidades</w:t>
+      </w:r>
+      <w:r>
+        <w:rPr>
+          <w:spacing w:val="-14"/>
+        </w:rPr>
+        <w:t xml:space="preserve"> </w:t>
+      </w:r>
+      <w:r>
+        <w:t>ou</w:t>
+      </w:r>
+      <w:r>
+        <w:rPr>
+          <w:spacing w:val="-14"/>
+        </w:rPr>
+        <w:t xml:space="preserve"> </w:t>
+      </w:r>
+      <w:r>
+        <w:t>inconsistências. Organizar as respostas.</w:t>
+      </w:r>
+    </w:p>
+    <w:p>
+      <w:pPr>
+        <w:pStyle w:val="Corpodetexto"/>
+        <w:tabs>
+          <w:tab w:val="left" w:pos="142"/>
+        </w:tabs>
+        <w:ind w:right="4976"/>
+      </w:pPr>
+      <w:r>
+        <w:t>Codificar</w:t>
+      </w:r>
+      <w:r>
+        <w:rPr>
+          <w:spacing w:val="-11"/>
+        </w:rPr>
+        <w:t xml:space="preserve"> </w:t>
+      </w:r>
+      <w:r>
+        <w:t>as</w:t>
+      </w:r>
+      <w:r>
+        <w:rPr>
+          <w:spacing w:val="-11"/>
+        </w:rPr>
+        <w:t xml:space="preserve"> </w:t>
+      </w:r>
+      <w:r>
+        <w:t>respostas,</w:t>
+      </w:r>
+      <w:r>
+        <w:rPr>
+          <w:spacing w:val="-11"/>
+        </w:rPr>
+        <w:t xml:space="preserve"> </w:t>
+      </w:r>
+      <w:r>
+        <w:t>quando</w:t>
+      </w:r>
+      <w:r>
+        <w:rPr>
+          <w:spacing w:val="-11"/>
+        </w:rPr>
+        <w:t xml:space="preserve"> </w:t>
+      </w:r>
+      <w:r>
+        <w:t xml:space="preserve">necessário. </w:t>
+      </w:r>
+    </w:p>
+    <w:p>
+      <w:pPr>
+        <w:pStyle w:val="Corpodetexto"/>
+        <w:tabs>
+          <w:tab w:val="left" w:pos="142"/>
+        </w:tabs>
+        <w:ind w:right="4976"/>
+      </w:pPr>
+      <w:r>
+        <w:t>Criar banco de dados ou planilha.</w:t>
       </w:r>
     </w:p>
     <w:p>
@@ -9981,7 +11206,6 @@
         <w:ind w:right="7310"/>
         <w:jc w:val="both"/>
         <w:rPr>
-          <w:b/>
           <w:sz w:val="24"/>
         </w:rPr>
       </w:pPr>
@@ -10037,20 +11261,116 @@
         </w:rPr>
         <w:t xml:space="preserve">Tabulação </w:t>
       </w:r>
-    </w:p>
-    <w:p>
-      <w:pPr>
+      <w:r>
+        <w:rPr>
+          <w:sz w:val="24"/>
+        </w:rPr>
+        <w:t>Consolidar</w:t>
+      </w:r>
+      <w:r>
+        <w:rPr>
+          <w:spacing w:val="-3"/>
+          <w:sz w:val="24"/>
+        </w:rPr>
+        <w:t xml:space="preserve"> </w:t>
+      </w:r>
+      <w:r>
+        <w:rPr>
+          <w:sz w:val="24"/>
+        </w:rPr>
+        <w:t>as</w:t>
+      </w:r>
+      <w:r>
+        <w:rPr>
+          <w:spacing w:val="-1"/>
+          <w:sz w:val="24"/>
+        </w:rPr>
+        <w:t xml:space="preserve"> </w:t>
+      </w:r>
+      <w:r>
+        <w:rPr>
+          <w:sz w:val="24"/>
+        </w:rPr>
+        <w:t>respostas. Quantificar</w:t>
+      </w:r>
+      <w:r>
+        <w:rPr>
+          <w:spacing w:val="-3"/>
+          <w:sz w:val="24"/>
+        </w:rPr>
+        <w:t xml:space="preserve"> </w:t>
+      </w:r>
+      <w:r>
+        <w:rPr>
+          <w:sz w:val="24"/>
+        </w:rPr>
+        <w:t>as</w:t>
+      </w:r>
+      <w:r>
+        <w:rPr>
+          <w:spacing w:val="-2"/>
+          <w:sz w:val="24"/>
+        </w:rPr>
+        <w:t xml:space="preserve"> respostas.</w:t>
+      </w:r>
+    </w:p>
+    <w:p>
+      <w:pPr>
+        <w:pStyle w:val="Corpodetexto"/>
         <w:tabs>
           <w:tab w:val="left" w:pos="142"/>
         </w:tabs>
-        <w:spacing w:before="1" w:line="237" w:lineRule="auto"/>
-        <w:ind w:right="7310"/>
-        <w:jc w:val="both"/>
-        <w:rPr>
-          <w:b/>
-          <w:sz w:val="24"/>
-        </w:rPr>
-      </w:pPr>
+        <w:spacing w:before="1"/>
+        <w:ind w:right="4235"/>
+      </w:pPr>
+      <w:r>
+        <w:t>Calcular</w:t>
+      </w:r>
+      <w:r>
+        <w:rPr>
+          <w:spacing w:val="-9"/>
+        </w:rPr>
+        <w:t xml:space="preserve"> </w:t>
+      </w:r>
+      <w:r>
+        <w:t>frequências</w:t>
+      </w:r>
+      <w:r>
+        <w:rPr>
+          <w:spacing w:val="-9"/>
+        </w:rPr>
+        <w:t xml:space="preserve"> </w:t>
+      </w:r>
+      <w:r>
+        <w:t>e</w:t>
+      </w:r>
+      <w:r>
+        <w:rPr>
+          <w:spacing w:val="-11"/>
+        </w:rPr>
+        <w:t xml:space="preserve"> </w:t>
+      </w:r>
+      <w:r>
+        <w:t>percentuais,</w:t>
+      </w:r>
+      <w:r>
+        <w:rPr>
+          <w:spacing w:val="-9"/>
+        </w:rPr>
+        <w:t xml:space="preserve"> </w:t>
+      </w:r>
+      <w:r>
+        <w:t>quando</w:t>
+      </w:r>
+      <w:r>
+        <w:rPr>
+          <w:spacing w:val="-7"/>
+        </w:rPr>
+        <w:t xml:space="preserve"> </w:t>
+      </w:r>
+      <w:r>
+        <w:t>aplicável. Elaborar tabelas.</w:t>
+      </w:r>
     </w:p>
     <w:p>
       <w:pPr>
@@ -10058,18 +11378,83 @@
         <w:tabs>
           <w:tab w:val="left" w:pos="142"/>
         </w:tabs>
-        <w:spacing w:before="5" w:line="360" w:lineRule="auto"/>
-        <w:ind w:firstLine="709"/>
-        <w:jc w:val="both"/>
-      </w:pPr>
-      <w:r>
-        <w:t>Após a organização, as respostas foram consolidadas para reunir as informações necessárias à caracterização da empresa. Por se tratar principalmente de informações</w:t>
-      </w:r>
-      <w:r>
-        <w:t xml:space="preserve"> qualitativas</w:t>
-      </w:r>
-      <w:r>
-        <w:t>, a quantificação foi utilizada apenas quando aplicável, como no levantamento da quantidade de funcionários e de outras informações numéricas. Não foram necessários cálculos de frequências e percentuais nem a elaboração de gráficos para essa etapa. Os resultados foram organizados de acordo com os objetivos do diagnóstico organizacional, servindo de base para a caracterização da empresa e elaboração de seu organograma.</w:t>
+      </w:pPr>
+      <w:r>
+        <w:t>Elaborar</w:t>
+      </w:r>
+      <w:r>
+        <w:rPr>
+          <w:spacing w:val="-2"/>
+        </w:rPr>
+        <w:t xml:space="preserve"> gráficos.</w:t>
+      </w:r>
+    </w:p>
+    <w:p>
+      <w:pPr>
+        <w:pStyle w:val="Corpodetexto"/>
+        <w:tabs>
+          <w:tab w:val="left" w:pos="142"/>
+        </w:tabs>
+      </w:pPr>
+      <w:r>
+        <w:t>Organizar</w:t>
+      </w:r>
+      <w:r>
+        <w:rPr>
+          <w:spacing w:val="-2"/>
+        </w:rPr>
+        <w:t xml:space="preserve"> </w:t>
+      </w:r>
+      <w:r>
+        <w:t>os</w:t>
+      </w:r>
+      <w:r>
+        <w:rPr>
+          <w:spacing w:val="-1"/>
+        </w:rPr>
+        <w:t xml:space="preserve"> </w:t>
+      </w:r>
+      <w:r>
+        <w:t>resultados</w:t>
+      </w:r>
+      <w:r>
+        <w:rPr>
+          <w:spacing w:val="-1"/>
+        </w:rPr>
+        <w:t xml:space="preserve"> </w:t>
+      </w:r>
+      <w:r>
+        <w:t>por</w:t>
+      </w:r>
+      <w:r>
+        <w:rPr>
+          <w:spacing w:val="-1"/>
+        </w:rPr>
+        <w:t xml:space="preserve"> </w:t>
+      </w:r>
+      <w:r>
+        <w:t>objetivo</w:t>
+      </w:r>
+      <w:r>
+        <w:rPr>
+          <w:spacing w:val="-1"/>
+        </w:rPr>
+        <w:t xml:space="preserve"> </w:t>
+      </w:r>
+      <w:r>
+        <w:t>de</w:t>
+      </w:r>
+      <w:r>
+        <w:rPr>
+          <w:spacing w:val="-1"/>
+        </w:rPr>
+        <w:t xml:space="preserve"> </w:t>
+      </w:r>
+      <w:r>
+        <w:rPr>
+          <w:spacing w:val="-2"/>
+        </w:rPr>
+        <w:t>pesquisa.</w:t>
       </w:r>
     </w:p>
     <w:p>
@@ -10292,1355 +11677,6 @@
       <w:pPr>
         <w:pStyle w:val="Corpodetexto"/>
         <w:tabs>
-          <w:tab w:val="left" w:pos="142"/>
-        </w:tabs>
-        <w:spacing w:before="1"/>
-        <w:ind w:right="4733"/>
-      </w:pPr>
-    </w:p>
-    <w:p>
-      <w:pPr>
-        <w:pStyle w:val="Corpodetexto"/>
-        <w:tabs>
-          <w:tab w:val="left" w:pos="142"/>
-        </w:tabs>
-        <w:spacing w:before="1"/>
-        <w:ind w:right="4733"/>
-      </w:pPr>
-    </w:p>
-    <w:p>
-      <w:pPr>
-        <w:pStyle w:val="Corpodetexto"/>
-        <w:tabs>
-          <w:tab w:val="left" w:pos="142"/>
-        </w:tabs>
-        <w:spacing w:before="1"/>
-        <w:ind w:right="4733"/>
-      </w:pPr>
-    </w:p>
-    <w:p>
-      <w:pPr>
-        <w:pStyle w:val="Corpodetexto"/>
-        <w:tabs>
-          <w:tab w:val="left" w:pos="142"/>
-        </w:tabs>
-        <w:spacing w:before="1"/>
-        <w:ind w:right="4733"/>
-      </w:pPr>
-    </w:p>
-    <w:p>
-      <w:pPr>
-        <w:pStyle w:val="Corpodetexto"/>
-        <w:tabs>
-          <w:tab w:val="left" w:pos="142"/>
-        </w:tabs>
-        <w:spacing w:before="1"/>
-        <w:ind w:right="4733"/>
-        <w:rPr>
-          <w:b/>
-          <w:bCs/>
-        </w:rPr>
-      </w:pPr>
-      <w:r>
-        <w:rPr>
-          <w:b/>
-          <w:bCs/>
-        </w:rPr>
-        <w:lastRenderedPageBreak/>
-        <w:t>3.6.2 Pesquisa de campo — Diagnóstico de TI</w:t>
-      </w:r>
-    </w:p>
-    <w:p>
-      <w:pPr>
-        <w:pStyle w:val="Corpodetexto"/>
-        <w:tabs>
-          <w:tab w:val="left" w:pos="142"/>
-        </w:tabs>
-        <w:spacing w:before="1"/>
-        <w:ind w:right="4733"/>
-      </w:pPr>
-    </w:p>
-    <w:p>
-      <w:pPr>
-        <w:tabs>
-          <w:tab w:val="left" w:pos="142"/>
-        </w:tabs>
-        <w:spacing w:before="1" w:line="237" w:lineRule="auto"/>
-        <w:ind w:right="6138"/>
-        <w:rPr>
-          <w:b/>
-          <w:sz w:val="24"/>
-        </w:rPr>
-      </w:pPr>
-      <w:r>
-        <w:rPr>
-          <w:b/>
-          <w:sz w:val="24"/>
-        </w:rPr>
-        <w:t xml:space="preserve">ETAPA 1 – Planejamento </w:t>
-      </w:r>
-    </w:p>
-    <w:p>
-      <w:pPr>
-        <w:pStyle w:val="Corpodetexto"/>
-        <w:tabs>
-          <w:tab w:val="left" w:pos="142"/>
-        </w:tabs>
-        <w:spacing w:before="4"/>
-      </w:pPr>
-    </w:p>
-    <w:p>
-      <w:pPr>
-        <w:pStyle w:val="Ttulo2"/>
-        <w:tabs>
-          <w:tab w:val="left" w:pos="142"/>
-        </w:tabs>
-        <w:spacing w:before="1"/>
-        <w:ind w:left="0"/>
-      </w:pPr>
-      <w:r>
-        <w:t>ETAPA</w:t>
-      </w:r>
-      <w:r>
-        <w:rPr>
-          <w:spacing w:val="-2"/>
-        </w:rPr>
-        <w:t xml:space="preserve"> </w:t>
-      </w:r>
-      <w:r>
-        <w:t>2</w:t>
-      </w:r>
-      <w:r>
-        <w:rPr>
-          <w:spacing w:val="-3"/>
-        </w:rPr>
-        <w:t xml:space="preserve"> </w:t>
-      </w:r>
-      <w:r>
-        <w:t>– Preparação do</w:t>
-      </w:r>
-      <w:r>
-        <w:rPr>
-          <w:spacing w:val="-1"/>
-        </w:rPr>
-        <w:t xml:space="preserve"> </w:t>
-      </w:r>
-      <w:r>
-        <w:rPr>
-          <w:spacing w:val="-2"/>
-        </w:rPr>
-        <w:t>instrumento</w:t>
-      </w:r>
-    </w:p>
-    <w:p>
-      <w:pPr>
-        <w:pStyle w:val="Corpodetexto"/>
-        <w:tabs>
-          <w:tab w:val="left" w:pos="142"/>
-        </w:tabs>
-        <w:spacing w:line="274" w:lineRule="exact"/>
-      </w:pPr>
-      <w:r>
-        <w:t>Elaborar</w:t>
-      </w:r>
-      <w:r>
-        <w:rPr>
-          <w:spacing w:val="-2"/>
-        </w:rPr>
-        <w:t xml:space="preserve"> </w:t>
-      </w:r>
-      <w:r>
-        <w:t>as</w:t>
-      </w:r>
-      <w:r>
-        <w:rPr>
-          <w:spacing w:val="-1"/>
-        </w:rPr>
-        <w:t xml:space="preserve"> </w:t>
-      </w:r>
-      <w:r>
-        <w:rPr>
-          <w:spacing w:val="-2"/>
-        </w:rPr>
-        <w:t>perguntas.</w:t>
-      </w:r>
-    </w:p>
-    <w:p>
-      <w:pPr>
-        <w:pStyle w:val="Corpodetexto"/>
-        <w:tabs>
-          <w:tab w:val="left" w:pos="142"/>
-        </w:tabs>
-        <w:ind w:right="4235"/>
-      </w:pPr>
-      <w:r>
-        <w:t>Verificar</w:t>
-      </w:r>
-      <w:r>
-        <w:rPr>
-          <w:spacing w:val="-6"/>
-        </w:rPr>
-        <w:t xml:space="preserve"> </w:t>
-      </w:r>
-      <w:r>
-        <w:t>a</w:t>
-      </w:r>
-      <w:r>
-        <w:rPr>
-          <w:spacing w:val="-6"/>
-        </w:rPr>
-        <w:t xml:space="preserve"> </w:t>
-      </w:r>
-      <w:r>
-        <w:t>relação</w:t>
-      </w:r>
-      <w:r>
-        <w:rPr>
-          <w:spacing w:val="-6"/>
-        </w:rPr>
-        <w:t xml:space="preserve"> </w:t>
-      </w:r>
-      <w:r>
-        <w:t>de</w:t>
-      </w:r>
-      <w:r>
-        <w:rPr>
-          <w:spacing w:val="-5"/>
-        </w:rPr>
-        <w:t xml:space="preserve"> </w:t>
-      </w:r>
-      <w:r>
-        <w:t>cada</w:t>
-      </w:r>
-      <w:r>
-        <w:rPr>
-          <w:spacing w:val="-7"/>
-        </w:rPr>
-        <w:t xml:space="preserve"> </w:t>
-      </w:r>
-      <w:r>
-        <w:t>pergunta</w:t>
-      </w:r>
-      <w:r>
-        <w:rPr>
-          <w:spacing w:val="-5"/>
-        </w:rPr>
-        <w:t xml:space="preserve"> </w:t>
-      </w:r>
-      <w:r>
-        <w:t>com</w:t>
-      </w:r>
-      <w:r>
-        <w:rPr>
-          <w:spacing w:val="-6"/>
-        </w:rPr>
-        <w:t xml:space="preserve"> </w:t>
-      </w:r>
-      <w:r>
-        <w:t>os</w:t>
-      </w:r>
-      <w:r>
-        <w:rPr>
-          <w:spacing w:val="-6"/>
-        </w:rPr>
-        <w:t xml:space="preserve"> </w:t>
-      </w:r>
-      <w:r>
-        <w:t>objetivos. Evitar perguntas ambíguas ou tendenciosas.</w:t>
-      </w:r>
-    </w:p>
-    <w:p>
-      <w:pPr>
-        <w:pStyle w:val="Corpodetexto"/>
-        <w:tabs>
-          <w:tab w:val="left" w:pos="142"/>
-        </w:tabs>
-        <w:ind w:right="4976"/>
-      </w:pPr>
-      <w:r>
-        <w:t>Organizar</w:t>
-      </w:r>
-      <w:r>
-        <w:rPr>
-          <w:spacing w:val="-9"/>
-        </w:rPr>
-        <w:t xml:space="preserve"> </w:t>
-      </w:r>
-      <w:r>
-        <w:t>as</w:t>
-      </w:r>
-      <w:r>
-        <w:rPr>
-          <w:spacing w:val="-9"/>
-        </w:rPr>
-        <w:t xml:space="preserve"> </w:t>
-      </w:r>
-      <w:r>
-        <w:t>perguntas</w:t>
-      </w:r>
-      <w:r>
-        <w:rPr>
-          <w:spacing w:val="-9"/>
-        </w:rPr>
-        <w:t xml:space="preserve"> </w:t>
-      </w:r>
-      <w:r>
-        <w:t>em</w:t>
-      </w:r>
-      <w:r>
-        <w:rPr>
-          <w:spacing w:val="-9"/>
-        </w:rPr>
-        <w:t xml:space="preserve"> </w:t>
-      </w:r>
-      <w:r>
-        <w:t>sequência</w:t>
-      </w:r>
-      <w:r>
-        <w:rPr>
-          <w:spacing w:val="-9"/>
-        </w:rPr>
-        <w:t xml:space="preserve"> </w:t>
-      </w:r>
-      <w:r>
-        <w:t>lógica. Realizar teste-piloto, quando possível.</w:t>
-      </w:r>
-    </w:p>
-    <w:p>
-      <w:pPr>
-        <w:pStyle w:val="Corpodetexto"/>
-        <w:tabs>
-          <w:tab w:val="left" w:pos="142"/>
-        </w:tabs>
-      </w:pPr>
-      <w:r>
-        <w:t>Corrigir</w:t>
-      </w:r>
-      <w:r>
-        <w:rPr>
-          <w:spacing w:val="-1"/>
-        </w:rPr>
-        <w:t xml:space="preserve"> </w:t>
-      </w:r>
-      <w:r>
-        <w:t>eventuais</w:t>
-      </w:r>
-      <w:r>
-        <w:rPr>
-          <w:spacing w:val="-2"/>
-        </w:rPr>
-        <w:t xml:space="preserve"> </w:t>
-      </w:r>
-      <w:r>
-        <w:t>problemas</w:t>
-      </w:r>
-      <w:r>
-        <w:rPr>
-          <w:spacing w:val="-1"/>
-        </w:rPr>
-        <w:t xml:space="preserve"> </w:t>
-      </w:r>
-      <w:r>
-        <w:rPr>
-          <w:spacing w:val="-2"/>
-        </w:rPr>
-        <w:t>identificados.</w:t>
-      </w:r>
-    </w:p>
-    <w:p>
-      <w:pPr>
-        <w:pStyle w:val="Corpodetexto"/>
-        <w:tabs>
-          <w:tab w:val="left" w:pos="142"/>
-        </w:tabs>
-        <w:spacing w:before="5"/>
-      </w:pPr>
-    </w:p>
-    <w:p>
-      <w:pPr>
-        <w:pStyle w:val="Ttulo2"/>
-        <w:tabs>
-          <w:tab w:val="left" w:pos="142"/>
-        </w:tabs>
-        <w:ind w:left="0"/>
-      </w:pPr>
-      <w:r>
-        <w:t>ETAPA</w:t>
-      </w:r>
-      <w:r>
-        <w:rPr>
-          <w:spacing w:val="-2"/>
-        </w:rPr>
-        <w:t xml:space="preserve"> </w:t>
-      </w:r>
-      <w:r>
-        <w:t>3</w:t>
-      </w:r>
-      <w:r>
-        <w:rPr>
-          <w:spacing w:val="-2"/>
-        </w:rPr>
-        <w:t xml:space="preserve"> </w:t>
-      </w:r>
-      <w:r>
-        <w:t>–</w:t>
-      </w:r>
-      <w:r>
-        <w:rPr>
-          <w:spacing w:val="-1"/>
-        </w:rPr>
-        <w:t xml:space="preserve"> </w:t>
-      </w:r>
-      <w:r>
-        <w:t>Realização</w:t>
-      </w:r>
-      <w:r>
-        <w:rPr>
-          <w:spacing w:val="1"/>
-        </w:rPr>
-        <w:t xml:space="preserve"> </w:t>
-      </w:r>
-      <w:r>
-        <w:t>da</w:t>
-      </w:r>
-      <w:r>
-        <w:rPr>
-          <w:spacing w:val="-1"/>
-        </w:rPr>
-        <w:t xml:space="preserve"> </w:t>
-      </w:r>
-      <w:r>
-        <w:rPr>
-          <w:spacing w:val="-2"/>
-        </w:rPr>
-        <w:t>pesquisa</w:t>
-      </w:r>
-    </w:p>
-    <w:p>
-      <w:pPr>
-        <w:pStyle w:val="Corpodetexto"/>
-        <w:tabs>
-          <w:tab w:val="left" w:pos="142"/>
-        </w:tabs>
-        <w:spacing w:line="274" w:lineRule="exact"/>
-      </w:pPr>
-      <w:r>
-        <w:t>Apresentar</w:t>
-      </w:r>
-      <w:r>
-        <w:rPr>
-          <w:spacing w:val="-1"/>
-        </w:rPr>
-        <w:t xml:space="preserve"> </w:t>
-      </w:r>
-      <w:r>
-        <w:t>os</w:t>
-      </w:r>
-      <w:r>
-        <w:rPr>
-          <w:spacing w:val="-1"/>
-        </w:rPr>
-        <w:t xml:space="preserve"> </w:t>
-      </w:r>
-      <w:r>
-        <w:t>objetivos</w:t>
-      </w:r>
-      <w:r>
-        <w:rPr>
-          <w:spacing w:val="-2"/>
-        </w:rPr>
-        <w:t xml:space="preserve"> </w:t>
-      </w:r>
-      <w:r>
-        <w:t>da</w:t>
-      </w:r>
-      <w:r>
-        <w:rPr>
-          <w:spacing w:val="-1"/>
-        </w:rPr>
-        <w:t xml:space="preserve"> </w:t>
-      </w:r>
-      <w:r>
-        <w:rPr>
-          <w:spacing w:val="-2"/>
-        </w:rPr>
-        <w:t>pesquisa.</w:t>
-      </w:r>
-    </w:p>
-    <w:p>
-      <w:pPr>
-        <w:pStyle w:val="Corpodetexto"/>
-        <w:tabs>
-          <w:tab w:val="left" w:pos="142"/>
-        </w:tabs>
-        <w:ind w:right="2616"/>
-      </w:pPr>
-      <w:r>
-        <w:t>Explicar</w:t>
-      </w:r>
-      <w:r>
-        <w:rPr>
-          <w:spacing w:val="-6"/>
-        </w:rPr>
-        <w:t xml:space="preserve"> </w:t>
-      </w:r>
-      <w:r>
-        <w:t>aos</w:t>
-      </w:r>
-      <w:r>
-        <w:rPr>
-          <w:spacing w:val="-6"/>
-        </w:rPr>
-        <w:t xml:space="preserve"> </w:t>
-      </w:r>
-      <w:r>
-        <w:t>participantes</w:t>
-      </w:r>
-      <w:r>
-        <w:rPr>
-          <w:spacing w:val="-6"/>
-        </w:rPr>
-        <w:t xml:space="preserve"> </w:t>
-      </w:r>
-      <w:r>
-        <w:t>como</w:t>
-      </w:r>
-      <w:r>
-        <w:rPr>
-          <w:spacing w:val="-6"/>
-        </w:rPr>
-        <w:t xml:space="preserve"> </w:t>
-      </w:r>
-      <w:r>
-        <w:t>as</w:t>
-      </w:r>
-      <w:r>
-        <w:rPr>
-          <w:spacing w:val="-6"/>
-        </w:rPr>
-        <w:t xml:space="preserve"> </w:t>
-      </w:r>
-      <w:r>
-        <w:t>informações</w:t>
-      </w:r>
-      <w:r>
-        <w:rPr>
-          <w:spacing w:val="-6"/>
-        </w:rPr>
-        <w:t xml:space="preserve"> </w:t>
-      </w:r>
-      <w:r>
-        <w:t>serão</w:t>
-      </w:r>
-      <w:r>
-        <w:rPr>
-          <w:spacing w:val="-6"/>
-        </w:rPr>
-        <w:t xml:space="preserve"> </w:t>
-      </w:r>
-      <w:r>
-        <w:t xml:space="preserve">utilizadas. </w:t>
-      </w:r>
-    </w:p>
-    <w:p>
-      <w:pPr>
-        <w:pStyle w:val="Corpodetexto"/>
-        <w:tabs>
-          <w:tab w:val="left" w:pos="142"/>
-        </w:tabs>
-        <w:ind w:right="2616"/>
-      </w:pPr>
-      <w:r>
-        <w:t>Aplicar o instrumento.</w:t>
-      </w:r>
-    </w:p>
-    <w:p>
-      <w:pPr>
-        <w:pStyle w:val="Corpodetexto"/>
-        <w:tabs>
-          <w:tab w:val="left" w:pos="142"/>
-        </w:tabs>
-      </w:pPr>
-      <w:r>
-        <w:t>Registrar</w:t>
-      </w:r>
-      <w:r>
-        <w:rPr>
-          <w:spacing w:val="-3"/>
-        </w:rPr>
-        <w:t xml:space="preserve"> </w:t>
-      </w:r>
-      <w:r>
-        <w:t>as</w:t>
-      </w:r>
-      <w:r>
-        <w:rPr>
-          <w:spacing w:val="-2"/>
-        </w:rPr>
-        <w:t xml:space="preserve"> respostas.</w:t>
-      </w:r>
-    </w:p>
-    <w:p>
-      <w:pPr>
-        <w:pStyle w:val="Corpodetexto"/>
-        <w:tabs>
-          <w:tab w:val="left" w:pos="142"/>
-        </w:tabs>
-      </w:pPr>
-      <w:r>
-        <w:t>Garantir</w:t>
-      </w:r>
-      <w:r>
-        <w:rPr>
-          <w:spacing w:val="-3"/>
-        </w:rPr>
-        <w:t xml:space="preserve"> </w:t>
-      </w:r>
-      <w:r>
-        <w:t>a</w:t>
-      </w:r>
-      <w:r>
-        <w:rPr>
-          <w:spacing w:val="-3"/>
-        </w:rPr>
-        <w:t xml:space="preserve"> </w:t>
-      </w:r>
-      <w:r>
-        <w:t>organização</w:t>
-      </w:r>
-      <w:r>
-        <w:rPr>
-          <w:spacing w:val="-2"/>
-        </w:rPr>
-        <w:t xml:space="preserve"> </w:t>
-      </w:r>
-      <w:r>
-        <w:t>e</w:t>
-      </w:r>
-      <w:r>
-        <w:rPr>
-          <w:spacing w:val="-1"/>
-        </w:rPr>
-        <w:t xml:space="preserve"> </w:t>
-      </w:r>
-      <w:r>
-        <w:t>integridade</w:t>
-      </w:r>
-      <w:r>
-        <w:rPr>
-          <w:spacing w:val="-3"/>
-        </w:rPr>
-        <w:t xml:space="preserve"> </w:t>
-      </w:r>
-      <w:r>
-        <w:t>dos</w:t>
-      </w:r>
-      <w:r>
-        <w:rPr>
-          <w:spacing w:val="-1"/>
-        </w:rPr>
-        <w:t xml:space="preserve"> </w:t>
-      </w:r>
-      <w:r>
-        <w:rPr>
-          <w:spacing w:val="-2"/>
-        </w:rPr>
-        <w:t>dados.</w:t>
-      </w:r>
-    </w:p>
-    <w:p>
-      <w:pPr>
-        <w:pStyle w:val="Corpodetexto"/>
-        <w:tabs>
-          <w:tab w:val="left" w:pos="142"/>
-        </w:tabs>
-        <w:spacing w:before="5"/>
-      </w:pPr>
-    </w:p>
-    <w:p>
-      <w:pPr>
-        <w:pStyle w:val="Ttulo2"/>
-        <w:tabs>
-          <w:tab w:val="left" w:pos="142"/>
-        </w:tabs>
-        <w:ind w:left="0"/>
-      </w:pPr>
-      <w:r>
-        <w:t>ETAPA</w:t>
-      </w:r>
-      <w:r>
-        <w:rPr>
-          <w:spacing w:val="-1"/>
-        </w:rPr>
-        <w:t xml:space="preserve"> </w:t>
-      </w:r>
-      <w:r>
-        <w:t>4</w:t>
-      </w:r>
-      <w:r>
-        <w:rPr>
-          <w:spacing w:val="-2"/>
-        </w:rPr>
-        <w:t xml:space="preserve"> </w:t>
-      </w:r>
-      <w:r>
-        <w:t>–</w:t>
-      </w:r>
-      <w:r>
-        <w:rPr>
-          <w:spacing w:val="-1"/>
-        </w:rPr>
-        <w:t xml:space="preserve"> </w:t>
-      </w:r>
-      <w:r>
-        <w:t>Organização</w:t>
-      </w:r>
-      <w:r>
-        <w:rPr>
-          <w:spacing w:val="-1"/>
-        </w:rPr>
-        <w:t xml:space="preserve"> </w:t>
-      </w:r>
-      <w:r>
-        <w:t xml:space="preserve">dos </w:t>
-      </w:r>
-      <w:r>
-        <w:rPr>
-          <w:spacing w:val="-2"/>
-        </w:rPr>
-        <w:t>dados</w:t>
-      </w:r>
-    </w:p>
-    <w:p>
-      <w:pPr>
-        <w:pStyle w:val="Corpodetexto"/>
-        <w:tabs>
-          <w:tab w:val="left" w:pos="142"/>
-        </w:tabs>
-        <w:spacing w:line="274" w:lineRule="exact"/>
-      </w:pPr>
-      <w:r>
-        <w:t>Conferir</w:t>
-      </w:r>
-      <w:r>
-        <w:rPr>
-          <w:spacing w:val="-2"/>
-        </w:rPr>
-        <w:t xml:space="preserve"> </w:t>
-      </w:r>
-      <w:r>
-        <w:t>os</w:t>
-      </w:r>
-      <w:r>
-        <w:rPr>
-          <w:spacing w:val="-1"/>
-        </w:rPr>
-        <w:t xml:space="preserve"> </w:t>
-      </w:r>
-      <w:r>
-        <w:t>dados</w:t>
-      </w:r>
-      <w:r>
-        <w:rPr>
-          <w:spacing w:val="-1"/>
-        </w:rPr>
-        <w:t xml:space="preserve"> </w:t>
-      </w:r>
-      <w:r>
-        <w:rPr>
-          <w:spacing w:val="-2"/>
-        </w:rPr>
-        <w:t>coletados.</w:t>
-      </w:r>
-    </w:p>
-    <w:p>
-      <w:pPr>
-        <w:pStyle w:val="Corpodetexto"/>
-        <w:tabs>
-          <w:tab w:val="left" w:pos="142"/>
-        </w:tabs>
-        <w:ind w:right="5428"/>
-      </w:pPr>
-      <w:r>
-        <w:t>Eliminar</w:t>
-      </w:r>
-      <w:r>
-        <w:rPr>
-          <w:spacing w:val="-15"/>
-        </w:rPr>
-        <w:t xml:space="preserve"> </w:t>
-      </w:r>
-      <w:r>
-        <w:t>duplicidades</w:t>
-      </w:r>
-      <w:r>
-        <w:rPr>
-          <w:spacing w:val="-14"/>
-        </w:rPr>
-        <w:t xml:space="preserve"> </w:t>
-      </w:r>
-      <w:r>
-        <w:t>ou</w:t>
-      </w:r>
-      <w:r>
-        <w:rPr>
-          <w:spacing w:val="-14"/>
-        </w:rPr>
-        <w:t xml:space="preserve"> </w:t>
-      </w:r>
-      <w:r>
-        <w:t>inconsistências. Organizar as respostas.</w:t>
-      </w:r>
-    </w:p>
-    <w:p>
-      <w:pPr>
-        <w:pStyle w:val="Corpodetexto"/>
-        <w:tabs>
-          <w:tab w:val="left" w:pos="142"/>
-        </w:tabs>
-        <w:ind w:right="4976"/>
-      </w:pPr>
-      <w:r>
-        <w:t>Codificar</w:t>
-      </w:r>
-      <w:r>
-        <w:rPr>
-          <w:spacing w:val="-11"/>
-        </w:rPr>
-        <w:t xml:space="preserve"> </w:t>
-      </w:r>
-      <w:r>
-        <w:t>as</w:t>
-      </w:r>
-      <w:r>
-        <w:rPr>
-          <w:spacing w:val="-11"/>
-        </w:rPr>
-        <w:t xml:space="preserve"> </w:t>
-      </w:r>
-      <w:r>
-        <w:t>respostas,</w:t>
-      </w:r>
-      <w:r>
-        <w:rPr>
-          <w:spacing w:val="-11"/>
-        </w:rPr>
-        <w:t xml:space="preserve"> </w:t>
-      </w:r>
-      <w:r>
-        <w:t>quando</w:t>
-      </w:r>
-      <w:r>
-        <w:rPr>
-          <w:spacing w:val="-11"/>
-        </w:rPr>
-        <w:t xml:space="preserve"> </w:t>
-      </w:r>
-      <w:r>
-        <w:t xml:space="preserve">necessário. </w:t>
-      </w:r>
-    </w:p>
-    <w:p>
-      <w:pPr>
-        <w:pStyle w:val="Corpodetexto"/>
-        <w:tabs>
-          <w:tab w:val="left" w:pos="142"/>
-        </w:tabs>
-        <w:ind w:right="4976"/>
-      </w:pPr>
-      <w:r>
-        <w:t>Criar banco de dados ou planilha.</w:t>
-      </w:r>
-    </w:p>
-    <w:p>
-      <w:pPr>
-        <w:pStyle w:val="Corpodetexto"/>
-        <w:tabs>
-          <w:tab w:val="left" w:pos="142"/>
-        </w:tabs>
-        <w:spacing w:before="7"/>
-      </w:pPr>
-    </w:p>
-    <w:p>
-      <w:pPr>
-        <w:tabs>
-          <w:tab w:val="left" w:pos="142"/>
-        </w:tabs>
-        <w:spacing w:before="1" w:line="237" w:lineRule="auto"/>
-        <w:ind w:right="7310"/>
-        <w:jc w:val="both"/>
-        <w:rPr>
-          <w:sz w:val="24"/>
-        </w:rPr>
-      </w:pPr>
-      <w:r>
-        <w:rPr>
-          <w:b/>
-          <w:sz w:val="24"/>
-        </w:rPr>
-        <w:t>ETAPA</w:t>
-      </w:r>
-      <w:r>
-        <w:rPr>
-          <w:b/>
-          <w:spacing w:val="-1"/>
-          <w:sz w:val="24"/>
-        </w:rPr>
-        <w:t xml:space="preserve"> </w:t>
-      </w:r>
-      <w:r>
-        <w:rPr>
-          <w:b/>
-          <w:sz w:val="24"/>
-        </w:rPr>
-        <w:t>5</w:t>
-      </w:r>
-      <w:r>
-        <w:rPr>
-          <w:b/>
-          <w:spacing w:val="-2"/>
-          <w:sz w:val="24"/>
-        </w:rPr>
-        <w:t xml:space="preserve"> </w:t>
-      </w:r>
-      <w:r>
-        <w:rPr>
-          <w:b/>
-          <w:sz w:val="24"/>
-        </w:rPr>
-        <w:t>–</w:t>
-      </w:r>
-      <w:r>
-        <w:rPr>
-          <w:b/>
-          <w:spacing w:val="-1"/>
-          <w:sz w:val="24"/>
-        </w:rPr>
-        <w:t xml:space="preserve"> </w:t>
-      </w:r>
-      <w:r>
-        <w:rPr>
-          <w:b/>
-          <w:sz w:val="24"/>
-        </w:rPr>
-        <w:t xml:space="preserve">Tabulação </w:t>
-      </w:r>
-      <w:r>
-        <w:rPr>
-          <w:sz w:val="24"/>
-        </w:rPr>
-        <w:t>Consolidar</w:t>
-      </w:r>
-      <w:r>
-        <w:rPr>
-          <w:spacing w:val="-3"/>
-          <w:sz w:val="24"/>
-        </w:rPr>
-        <w:t xml:space="preserve"> </w:t>
-      </w:r>
-      <w:r>
-        <w:rPr>
-          <w:sz w:val="24"/>
-        </w:rPr>
-        <w:t>as</w:t>
-      </w:r>
-      <w:r>
-        <w:rPr>
-          <w:spacing w:val="-1"/>
-          <w:sz w:val="24"/>
-        </w:rPr>
-        <w:t xml:space="preserve"> </w:t>
-      </w:r>
-      <w:r>
-        <w:rPr>
-          <w:sz w:val="24"/>
-        </w:rPr>
-        <w:t>respostas. Quantificar</w:t>
-      </w:r>
-      <w:r>
-        <w:rPr>
-          <w:spacing w:val="-3"/>
-          <w:sz w:val="24"/>
-        </w:rPr>
-        <w:t xml:space="preserve"> </w:t>
-      </w:r>
-      <w:r>
-        <w:rPr>
-          <w:sz w:val="24"/>
-        </w:rPr>
-        <w:t>as</w:t>
-      </w:r>
-      <w:r>
-        <w:rPr>
-          <w:spacing w:val="-2"/>
-          <w:sz w:val="24"/>
-        </w:rPr>
-        <w:t xml:space="preserve"> respostas.</w:t>
-      </w:r>
-    </w:p>
-    <w:p>
-      <w:pPr>
-        <w:pStyle w:val="Corpodetexto"/>
-        <w:tabs>
-          <w:tab w:val="left" w:pos="142"/>
-        </w:tabs>
-        <w:spacing w:before="1"/>
-        <w:ind w:right="4235"/>
-      </w:pPr>
-      <w:r>
-        <w:t>Calcular</w:t>
-      </w:r>
-      <w:r>
-        <w:rPr>
-          <w:spacing w:val="-9"/>
-        </w:rPr>
-        <w:t xml:space="preserve"> </w:t>
-      </w:r>
-      <w:r>
-        <w:t>frequências</w:t>
-      </w:r>
-      <w:r>
-        <w:rPr>
-          <w:spacing w:val="-9"/>
-        </w:rPr>
-        <w:t xml:space="preserve"> </w:t>
-      </w:r>
-      <w:r>
-        <w:t>e</w:t>
-      </w:r>
-      <w:r>
-        <w:rPr>
-          <w:spacing w:val="-11"/>
-        </w:rPr>
-        <w:t xml:space="preserve"> </w:t>
-      </w:r>
-      <w:r>
-        <w:t>percentuais,</w:t>
-      </w:r>
-      <w:r>
-        <w:rPr>
-          <w:spacing w:val="-9"/>
-        </w:rPr>
-        <w:t xml:space="preserve"> </w:t>
-      </w:r>
-      <w:r>
-        <w:t>quando</w:t>
-      </w:r>
-      <w:r>
-        <w:rPr>
-          <w:spacing w:val="-7"/>
-        </w:rPr>
-        <w:t xml:space="preserve"> </w:t>
-      </w:r>
-      <w:r>
-        <w:t>aplicável. Elaborar tabelas.</w:t>
-      </w:r>
-    </w:p>
-    <w:p>
-      <w:pPr>
-        <w:pStyle w:val="Corpodetexto"/>
-        <w:tabs>
-          <w:tab w:val="left" w:pos="142"/>
-        </w:tabs>
-      </w:pPr>
-      <w:r>
-        <w:t>Elaborar</w:t>
-      </w:r>
-      <w:r>
-        <w:rPr>
-          <w:spacing w:val="-2"/>
-        </w:rPr>
-        <w:t xml:space="preserve"> gráficos.</w:t>
-      </w:r>
-    </w:p>
-    <w:p>
-      <w:pPr>
-        <w:pStyle w:val="Corpodetexto"/>
-        <w:tabs>
-          <w:tab w:val="left" w:pos="142"/>
-        </w:tabs>
-      </w:pPr>
-      <w:r>
-        <w:t>Organizar</w:t>
-      </w:r>
-      <w:r>
-        <w:rPr>
-          <w:spacing w:val="-2"/>
-        </w:rPr>
-        <w:t xml:space="preserve"> </w:t>
-      </w:r>
-      <w:r>
-        <w:t>os</w:t>
-      </w:r>
-      <w:r>
-        <w:rPr>
-          <w:spacing w:val="-1"/>
-        </w:rPr>
-        <w:t xml:space="preserve"> </w:t>
-      </w:r>
-      <w:r>
-        <w:t>resultados</w:t>
-      </w:r>
-      <w:r>
-        <w:rPr>
-          <w:spacing w:val="-1"/>
-        </w:rPr>
-        <w:t xml:space="preserve"> </w:t>
-      </w:r>
-      <w:r>
-        <w:t>por</w:t>
-      </w:r>
-      <w:r>
-        <w:rPr>
-          <w:spacing w:val="-1"/>
-        </w:rPr>
-        <w:t xml:space="preserve"> </w:t>
-      </w:r>
-      <w:r>
-        <w:t>objetivo</w:t>
-      </w:r>
-      <w:r>
-        <w:rPr>
-          <w:spacing w:val="-1"/>
-        </w:rPr>
-        <w:t xml:space="preserve"> </w:t>
-      </w:r>
-      <w:r>
-        <w:t>de</w:t>
-      </w:r>
-      <w:r>
-        <w:rPr>
-          <w:spacing w:val="-1"/>
-        </w:rPr>
-        <w:t xml:space="preserve"> </w:t>
-      </w:r>
-      <w:r>
-        <w:rPr>
-          <w:spacing w:val="-2"/>
-        </w:rPr>
-        <w:t>pesquisa.</w:t>
-      </w:r>
-    </w:p>
-    <w:p>
-      <w:pPr>
-        <w:pStyle w:val="Corpodetexto"/>
-        <w:tabs>
-          <w:tab w:val="left" w:pos="142"/>
-        </w:tabs>
-        <w:spacing w:before="5"/>
-      </w:pPr>
-    </w:p>
-    <w:p>
-      <w:pPr>
-        <w:pStyle w:val="Ttulo2"/>
-        <w:tabs>
-          <w:tab w:val="left" w:pos="142"/>
-        </w:tabs>
-        <w:ind w:left="0"/>
-        <w:jc w:val="both"/>
-      </w:pPr>
-      <w:r>
-        <w:t>ETAPA</w:t>
-      </w:r>
-      <w:r>
-        <w:rPr>
-          <w:spacing w:val="-2"/>
-        </w:rPr>
-        <w:t xml:space="preserve"> </w:t>
-      </w:r>
-      <w:r>
-        <w:t>6</w:t>
-      </w:r>
-      <w:r>
-        <w:rPr>
-          <w:spacing w:val="-2"/>
-        </w:rPr>
-        <w:t xml:space="preserve"> </w:t>
-      </w:r>
-      <w:r>
-        <w:t>–</w:t>
-      </w:r>
-      <w:r>
-        <w:rPr>
-          <w:spacing w:val="-1"/>
-        </w:rPr>
-        <w:t xml:space="preserve"> </w:t>
-      </w:r>
-      <w:r>
-        <w:rPr>
-          <w:spacing w:val="-2"/>
-        </w:rPr>
-        <w:t>Análise</w:t>
-      </w:r>
-    </w:p>
-    <w:p>
-      <w:pPr>
-        <w:pStyle w:val="Corpodetexto"/>
-        <w:tabs>
-          <w:tab w:val="left" w:pos="142"/>
-        </w:tabs>
-        <w:spacing w:line="274" w:lineRule="exact"/>
-      </w:pPr>
-      <w:r>
-        <w:t>Identificar</w:t>
-      </w:r>
-      <w:r>
-        <w:rPr>
-          <w:spacing w:val="-4"/>
-        </w:rPr>
-        <w:t xml:space="preserve"> </w:t>
-      </w:r>
-      <w:r>
-        <w:t>os</w:t>
-      </w:r>
-      <w:r>
-        <w:rPr>
-          <w:spacing w:val="-2"/>
-        </w:rPr>
-        <w:t xml:space="preserve"> </w:t>
-      </w:r>
-      <w:r>
-        <w:t>principais</w:t>
-      </w:r>
-      <w:r>
-        <w:rPr>
-          <w:spacing w:val="-2"/>
-        </w:rPr>
-        <w:t xml:space="preserve"> resultados.</w:t>
-      </w:r>
-    </w:p>
-    <w:p>
-      <w:pPr>
-        <w:pStyle w:val="Corpodetexto"/>
-        <w:tabs>
-          <w:tab w:val="left" w:pos="142"/>
-        </w:tabs>
-        <w:ind w:right="4235"/>
-      </w:pPr>
-      <w:r>
-        <w:t>Comparar</w:t>
-      </w:r>
-      <w:r>
-        <w:rPr>
-          <w:spacing w:val="-9"/>
-        </w:rPr>
-        <w:t xml:space="preserve"> </w:t>
-      </w:r>
-      <w:r>
-        <w:t>resultados</w:t>
-      </w:r>
-      <w:r>
-        <w:rPr>
-          <w:spacing w:val="-9"/>
-        </w:rPr>
-        <w:t xml:space="preserve"> </w:t>
-      </w:r>
-      <w:r>
-        <w:t>entre</w:t>
-      </w:r>
-      <w:r>
-        <w:rPr>
-          <w:spacing w:val="-9"/>
-        </w:rPr>
-        <w:t xml:space="preserve"> </w:t>
-      </w:r>
-      <w:r>
-        <w:t>grupos</w:t>
-      </w:r>
-      <w:r>
-        <w:rPr>
-          <w:spacing w:val="-9"/>
-        </w:rPr>
-        <w:t xml:space="preserve"> </w:t>
-      </w:r>
-      <w:r>
-        <w:t>ou</w:t>
-      </w:r>
-      <w:r>
-        <w:rPr>
-          <w:spacing w:val="-9"/>
-        </w:rPr>
-        <w:t xml:space="preserve"> </w:t>
-      </w:r>
-      <w:r>
-        <w:t>variáveis. Identificar padrões.</w:t>
-      </w:r>
-    </w:p>
-    <w:p>
-      <w:pPr>
-        <w:pStyle w:val="Corpodetexto"/>
-        <w:tabs>
-          <w:tab w:val="left" w:pos="142"/>
-        </w:tabs>
-        <w:spacing w:before="1"/>
-        <w:ind w:right="4733"/>
-      </w:pPr>
-      <w:r>
-        <w:t xml:space="preserve">Identificar problemas e oportunidades. </w:t>
-      </w:r>
-    </w:p>
-    <w:p>
-      <w:pPr>
-        <w:pStyle w:val="Corpodetexto"/>
-        <w:tabs>
-          <w:tab w:val="left" w:pos="142"/>
-        </w:tabs>
-        <w:spacing w:before="1"/>
-        <w:ind w:right="4733"/>
-      </w:pPr>
-      <w:r>
-        <w:t>Relacionar</w:t>
-      </w:r>
-      <w:r>
-        <w:rPr>
-          <w:spacing w:val="-11"/>
-        </w:rPr>
-        <w:t xml:space="preserve"> </w:t>
-      </w:r>
-      <w:r>
-        <w:t>os</w:t>
-      </w:r>
-      <w:r>
-        <w:rPr>
-          <w:spacing w:val="-9"/>
-        </w:rPr>
-        <w:t xml:space="preserve"> </w:t>
-      </w:r>
-      <w:r>
-        <w:t>resultados</w:t>
-      </w:r>
-      <w:r>
-        <w:rPr>
-          <w:spacing w:val="-7"/>
-        </w:rPr>
-        <w:t xml:space="preserve"> </w:t>
-      </w:r>
-      <w:r>
-        <w:t>ao</w:t>
-      </w:r>
-      <w:r>
-        <w:rPr>
-          <w:spacing w:val="-9"/>
-        </w:rPr>
-        <w:t xml:space="preserve"> </w:t>
-      </w:r>
-      <w:r>
-        <w:t>referencial</w:t>
-      </w:r>
-      <w:r>
-        <w:rPr>
-          <w:spacing w:val="-9"/>
-        </w:rPr>
-        <w:t xml:space="preserve"> </w:t>
-      </w:r>
-      <w:r>
-        <w:t>teórico. Responder aos objetivos específicos.</w:t>
-      </w:r>
-    </w:p>
-    <w:p>
-      <w:pPr>
-        <w:pStyle w:val="Corpodetexto"/>
-        <w:tabs>
           <w:tab w:val="left" w:pos="284"/>
         </w:tabs>
         <w:spacing w:before="1"/>
@@ -11653,8 +11689,7 @@
         <w:tabs>
           <w:tab w:val="left" w:pos="284"/>
         </w:tabs>
-        <w:spacing w:before="1"/>
-        <w:ind w:right="4733"/>
+        <w:spacing w:before="66"/>
       </w:pPr>
     </w:p>
     <w:p>
@@ -11670,2675 +11705,10 @@
         <w:ind w:left="0" w:firstLine="0"/>
         <w:jc w:val="both"/>
       </w:pPr>
-      <w:r>
-        <w:t>Roteiro para pesquisa por entrevista</w:t>
-      </w:r>
-      <w:r>
-        <w:t xml:space="preserve"> do diagnóstico organizacional</w:t>
-      </w:r>
-    </w:p>
-    <w:p>
-      <w:pPr>
-        <w:tabs>
-          <w:tab w:val="left" w:pos="284"/>
-        </w:tabs>
-        <w:jc w:val="both"/>
-        <w:rPr>
-          <w:b/>
-          <w:sz w:val="24"/>
-          <w:szCs w:val="24"/>
-        </w:rPr>
-      </w:pPr>
-    </w:p>
-    <w:p>
-      <w:pPr>
-        <w:tabs>
-          <w:tab w:val="left" w:pos="426"/>
-        </w:tabs>
-        <w:jc w:val="both"/>
-        <w:rPr>
-          <w:b/>
-          <w:bCs/>
-          <w:sz w:val="24"/>
-          <w:szCs w:val="24"/>
-        </w:rPr>
-      </w:pPr>
-      <w:r>
-        <w:rPr>
-          <w:b/>
-          <w:bCs/>
-          <w:sz w:val="24"/>
-          <w:szCs w:val="24"/>
-        </w:rPr>
-        <w:t>Etapa 1 – Planejamento</w:t>
-      </w:r>
-    </w:p>
-    <w:p>
-      <w:pPr>
-        <w:tabs>
-          <w:tab w:val="left" w:pos="426"/>
-        </w:tabs>
-        <w:jc w:val="both"/>
-        <w:rPr>
-          <w:sz w:val="24"/>
-          <w:szCs w:val="24"/>
-        </w:rPr>
-      </w:pPr>
-    </w:p>
-    <w:p>
-      <w:pPr>
-        <w:widowControl/>
-        <w:autoSpaceDE/>
-        <w:autoSpaceDN/>
-        <w:spacing w:line="360" w:lineRule="auto"/>
-        <w:ind w:firstLine="709"/>
-        <w:jc w:val="both"/>
-        <w:rPr>
-          <w:sz w:val="24"/>
-          <w:szCs w:val="24"/>
-          <w:lang w:val="pt-BR" w:eastAsia="pt-BR"/>
-        </w:rPr>
-      </w:pPr>
-      <w:r>
-        <w:rPr>
-          <w:sz w:val="24"/>
-          <w:szCs w:val="24"/>
-          <w:lang w:val="pt-BR" w:eastAsia="pt-BR"/>
-        </w:rPr>
-        <w:t xml:space="preserve">A entrevista teve como objetivo compreender o funcionamento, a rotina, a organização e as principais dificuldades da Super </w:t>
-      </w:r>
-      <w:proofErr w:type="spellStart"/>
-      <w:r>
-        <w:rPr>
-          <w:sz w:val="24"/>
-          <w:szCs w:val="24"/>
-          <w:lang w:val="pt-BR" w:eastAsia="pt-BR"/>
-        </w:rPr>
-        <w:t>Car</w:t>
-      </w:r>
-      <w:proofErr w:type="spellEnd"/>
-      <w:r>
-        <w:rPr>
-          <w:sz w:val="24"/>
-          <w:szCs w:val="24"/>
-          <w:lang w:val="pt-BR" w:eastAsia="pt-BR"/>
-        </w:rPr>
-        <w:t xml:space="preserve"> Centro Automotivo. O entrevistado selecionado foi Ian, </w:t>
-      </w:r>
-      <w:r>
-        <w:rPr>
-          <w:sz w:val="24"/>
-          <w:szCs w:val="24"/>
-          <w:lang w:val="pt-BR" w:eastAsia="pt-BR"/>
-        </w:rPr>
-        <w:t>membro do gripo e participante da empresa</w:t>
-      </w:r>
-      <w:r>
-        <w:rPr>
-          <w:sz w:val="24"/>
-          <w:szCs w:val="24"/>
-          <w:lang w:val="pt-BR" w:eastAsia="pt-BR"/>
-        </w:rPr>
-        <w:t>, por possuir conhecimento sobre os processos da empresa.</w:t>
-      </w:r>
-    </w:p>
-    <w:p>
-      <w:pPr>
-        <w:widowControl/>
-        <w:autoSpaceDE/>
-        <w:autoSpaceDN/>
-        <w:spacing w:line="360" w:lineRule="auto"/>
-        <w:ind w:firstLine="709"/>
-        <w:jc w:val="both"/>
-        <w:rPr>
-          <w:sz w:val="24"/>
-          <w:szCs w:val="24"/>
-          <w:lang w:val="pt-BR" w:eastAsia="pt-BR"/>
-        </w:rPr>
-      </w:pPr>
-      <w:r>
-        <w:rPr>
-          <w:sz w:val="24"/>
-          <w:szCs w:val="24"/>
-          <w:lang w:val="pt-BR" w:eastAsia="pt-BR"/>
-        </w:rPr>
-        <w:lastRenderedPageBreak/>
-        <w:t xml:space="preserve">Foi definida a realização de uma entrevista semiestruturada, com perguntas organizadas em quatro blocos: identificação do entrevistado, caracterização da organização, problemas investigados e percepção sobre possíveis soluções. A entrevista foi </w:t>
-      </w:r>
-      <w:r>
-        <w:rPr>
-          <w:sz w:val="24"/>
-          <w:szCs w:val="24"/>
-          <w:lang w:val="pt-BR" w:eastAsia="pt-BR"/>
-        </w:rPr>
-        <w:t>marcada para o dia</w:t>
-      </w:r>
-      <w:r>
-        <w:rPr>
-          <w:sz w:val="24"/>
-          <w:szCs w:val="24"/>
-          <w:lang w:val="pt-BR" w:eastAsia="pt-BR"/>
-        </w:rPr>
-        <w:t xml:space="preserve"> 14/09/2026, às 22h, pela plataforma </w:t>
-      </w:r>
-      <w:proofErr w:type="spellStart"/>
-      <w:r>
-        <w:rPr>
-          <w:sz w:val="24"/>
-          <w:szCs w:val="24"/>
-          <w:lang w:val="pt-BR" w:eastAsia="pt-BR"/>
-        </w:rPr>
-        <w:t>Discord</w:t>
-      </w:r>
-      <w:proofErr w:type="spellEnd"/>
-      <w:r>
-        <w:rPr>
-          <w:sz w:val="24"/>
-          <w:szCs w:val="24"/>
-          <w:lang w:val="pt-BR" w:eastAsia="pt-BR"/>
-        </w:rPr>
-        <w:t>.</w:t>
-      </w:r>
-    </w:p>
-    <w:p>
-      <w:pPr>
-        <w:tabs>
-          <w:tab w:val="left" w:pos="426"/>
-        </w:tabs>
-        <w:jc w:val="both"/>
-        <w:rPr>
-          <w:b/>
-          <w:bCs/>
-          <w:sz w:val="24"/>
-          <w:szCs w:val="24"/>
-        </w:rPr>
-      </w:pPr>
-    </w:p>
-    <w:p>
-      <w:pPr>
-        <w:tabs>
-          <w:tab w:val="left" w:pos="426"/>
-        </w:tabs>
-        <w:jc w:val="both"/>
-        <w:rPr>
-          <w:sz w:val="24"/>
-          <w:szCs w:val="24"/>
-        </w:rPr>
-      </w:pPr>
-      <w:r>
-        <w:rPr>
-          <w:b/>
-          <w:bCs/>
-          <w:sz w:val="24"/>
-          <w:szCs w:val="24"/>
-        </w:rPr>
-        <w:t>Etapa 2 – Elaboração das perguntas</w:t>
-      </w:r>
-    </w:p>
-    <w:p>
-      <w:pPr>
-        <w:tabs>
-          <w:tab w:val="left" w:pos="426"/>
-        </w:tabs>
-        <w:jc w:val="both"/>
-        <w:rPr>
-          <w:b/>
-          <w:bCs/>
-          <w:sz w:val="24"/>
-          <w:szCs w:val="24"/>
-        </w:rPr>
-      </w:pPr>
-    </w:p>
-    <w:p>
-      <w:pPr>
-        <w:tabs>
-          <w:tab w:val="left" w:pos="426"/>
-        </w:tabs>
-        <w:rPr>
-          <w:sz w:val="24"/>
-          <w:szCs w:val="24"/>
-        </w:rPr>
-      </w:pPr>
-      <w:r>
-        <w:rPr>
-          <w:b/>
-          <w:bCs/>
-          <w:sz w:val="24"/>
-          <w:szCs w:val="24"/>
-        </w:rPr>
-        <w:t>Bloco 1 – Identificação do entrevistado</w:t>
-      </w:r>
-      <w:r>
-        <w:rPr>
-          <w:b/>
-          <w:bCs/>
-          <w:sz w:val="24"/>
-          <w:szCs w:val="24"/>
-        </w:rPr>
-        <w:br/>
-      </w:r>
-      <w:r>
-        <w:rPr>
-          <w:sz w:val="24"/>
-          <w:szCs w:val="24"/>
-        </w:rPr>
-        <w:t xml:space="preserve">Qual é o nome da empresa que você trabalha? </w:t>
-      </w:r>
-    </w:p>
-    <w:p>
-      <w:pPr>
-        <w:tabs>
-          <w:tab w:val="left" w:pos="426"/>
-        </w:tabs>
-        <w:jc w:val="both"/>
-        <w:rPr>
-          <w:sz w:val="24"/>
-          <w:szCs w:val="24"/>
-        </w:rPr>
-      </w:pPr>
-      <w:r>
-        <w:rPr>
-          <w:sz w:val="24"/>
-          <w:szCs w:val="24"/>
-        </w:rPr>
-        <w:t>Qual é sua função dentro da empresa?</w:t>
-      </w:r>
-    </w:p>
-    <w:p>
-      <w:pPr>
-        <w:tabs>
-          <w:tab w:val="left" w:pos="426"/>
-        </w:tabs>
-        <w:jc w:val="both"/>
-        <w:rPr>
-          <w:sz w:val="24"/>
-          <w:szCs w:val="24"/>
-        </w:rPr>
-      </w:pPr>
-      <w:r>
-        <w:rPr>
-          <w:sz w:val="24"/>
-          <w:szCs w:val="24"/>
-        </w:rPr>
-        <w:t>Há quanto tempo você trabalha na empresa?</w:t>
-      </w:r>
-    </w:p>
-    <w:p>
-      <w:pPr>
-        <w:tabs>
-          <w:tab w:val="left" w:pos="426"/>
-        </w:tabs>
-        <w:jc w:val="both"/>
-        <w:rPr>
-          <w:sz w:val="24"/>
-          <w:szCs w:val="24"/>
-        </w:rPr>
-      </w:pPr>
-      <w:r>
-        <w:rPr>
-          <w:sz w:val="24"/>
-          <w:szCs w:val="24"/>
-        </w:rPr>
-        <w:t>Quais atividades você realiza dentro da empresa?</w:t>
-      </w:r>
-    </w:p>
-    <w:p>
-      <w:pPr>
-        <w:tabs>
-          <w:tab w:val="left" w:pos="426"/>
-        </w:tabs>
-        <w:jc w:val="both"/>
-        <w:rPr>
-          <w:b/>
-          <w:bCs/>
-          <w:sz w:val="24"/>
-          <w:szCs w:val="24"/>
-        </w:rPr>
-      </w:pPr>
-    </w:p>
-    <w:p>
-      <w:pPr>
-        <w:tabs>
-          <w:tab w:val="left" w:pos="426"/>
-        </w:tabs>
-        <w:jc w:val="both"/>
-        <w:rPr>
-          <w:sz w:val="24"/>
-          <w:szCs w:val="24"/>
-        </w:rPr>
-      </w:pPr>
-      <w:r>
-        <w:rPr>
-          <w:b/>
-          <w:bCs/>
-          <w:sz w:val="24"/>
-          <w:szCs w:val="24"/>
-        </w:rPr>
-        <w:t>Bloco 2 – Caracterização da organização</w:t>
-      </w:r>
-    </w:p>
-    <w:p>
-      <w:pPr>
-        <w:tabs>
-          <w:tab w:val="left" w:pos="426"/>
-        </w:tabs>
-        <w:jc w:val="both"/>
-        <w:rPr>
-          <w:sz w:val="24"/>
-          <w:szCs w:val="24"/>
-        </w:rPr>
-      </w:pPr>
-      <w:r>
-        <w:rPr>
-          <w:sz w:val="24"/>
-          <w:szCs w:val="24"/>
-        </w:rPr>
-        <w:t xml:space="preserve">Qual é o ramo de atuação da empresa? </w:t>
-      </w:r>
-    </w:p>
-    <w:p>
-      <w:pPr>
-        <w:tabs>
-          <w:tab w:val="left" w:pos="426"/>
-        </w:tabs>
-        <w:jc w:val="both"/>
-        <w:rPr>
-          <w:sz w:val="24"/>
-          <w:szCs w:val="24"/>
-        </w:rPr>
-      </w:pPr>
-      <w:r>
-        <w:rPr>
-          <w:sz w:val="24"/>
-          <w:szCs w:val="24"/>
-        </w:rPr>
-        <w:t>Quais são os principais produtos e serviços oferecidos?</w:t>
-      </w:r>
-    </w:p>
-    <w:p>
-      <w:pPr>
-        <w:tabs>
-          <w:tab w:val="left" w:pos="426"/>
-        </w:tabs>
-        <w:jc w:val="both"/>
-        <w:rPr>
-          <w:sz w:val="24"/>
-          <w:szCs w:val="24"/>
-        </w:rPr>
-      </w:pPr>
-      <w:r>
-        <w:rPr>
-          <w:sz w:val="24"/>
-          <w:szCs w:val="24"/>
-        </w:rPr>
-        <w:t>Quantos funcionários trabalham atualmente na empresa?</w:t>
-      </w:r>
-    </w:p>
-    <w:p>
-      <w:pPr>
-        <w:tabs>
-          <w:tab w:val="left" w:pos="426"/>
-        </w:tabs>
-        <w:jc w:val="both"/>
-        <w:rPr>
-          <w:sz w:val="24"/>
-          <w:szCs w:val="24"/>
-        </w:rPr>
-      </w:pPr>
-      <w:r>
-        <w:rPr>
-          <w:sz w:val="24"/>
-          <w:szCs w:val="24"/>
-        </w:rPr>
-        <w:t>Qual é o perfil predominante dos clientes?</w:t>
-      </w:r>
-    </w:p>
-    <w:p>
-      <w:pPr>
-        <w:tabs>
-          <w:tab w:val="left" w:pos="426"/>
-        </w:tabs>
-        <w:jc w:val="both"/>
-        <w:rPr>
-          <w:sz w:val="24"/>
-          <w:szCs w:val="24"/>
-        </w:rPr>
-      </w:pPr>
-      <w:r>
-        <w:rPr>
-          <w:sz w:val="24"/>
-          <w:szCs w:val="24"/>
-        </w:rPr>
-        <w:t>Como</w:t>
-      </w:r>
-      <w:r>
-        <w:rPr>
-          <w:sz w:val="24"/>
-          <w:szCs w:val="24"/>
-        </w:rPr>
-        <w:t> </w:t>
-      </w:r>
-      <w:r>
-        <w:rPr>
-          <w:sz w:val="24"/>
-          <w:szCs w:val="24"/>
-        </w:rPr>
-        <w:t>você</w:t>
-      </w:r>
-      <w:r>
-        <w:rPr>
-          <w:sz w:val="24"/>
-          <w:szCs w:val="24"/>
-        </w:rPr>
-        <w:t> </w:t>
-      </w:r>
-      <w:r>
-        <w:rPr>
-          <w:sz w:val="24"/>
-          <w:szCs w:val="24"/>
-        </w:rPr>
-        <w:t>descreveria</w:t>
-      </w:r>
-      <w:r>
-        <w:rPr>
-          <w:sz w:val="24"/>
-          <w:szCs w:val="24"/>
-        </w:rPr>
-        <w:t> </w:t>
-      </w:r>
-      <w:r>
-        <w:rPr>
-          <w:sz w:val="24"/>
-          <w:szCs w:val="24"/>
-        </w:rPr>
-        <w:t>a</w:t>
-      </w:r>
-      <w:r>
-        <w:rPr>
-          <w:sz w:val="24"/>
-          <w:szCs w:val="24"/>
-        </w:rPr>
-        <w:t> </w:t>
-      </w:r>
-      <w:r>
-        <w:rPr>
-          <w:sz w:val="24"/>
-          <w:szCs w:val="24"/>
-        </w:rPr>
-        <w:t>relação</w:t>
-      </w:r>
-      <w:r>
-        <w:rPr>
-          <w:sz w:val="24"/>
-          <w:szCs w:val="24"/>
-        </w:rPr>
-        <w:t> </w:t>
-      </w:r>
-      <w:r>
-        <w:rPr>
-          <w:sz w:val="24"/>
-          <w:szCs w:val="24"/>
-        </w:rPr>
-        <w:t>entre</w:t>
-      </w:r>
-      <w:r>
-        <w:rPr>
-          <w:sz w:val="24"/>
-          <w:szCs w:val="24"/>
-        </w:rPr>
-        <w:t> </w:t>
-      </w:r>
-      <w:r>
-        <w:rPr>
-          <w:sz w:val="24"/>
-          <w:szCs w:val="24"/>
-        </w:rPr>
-        <w:t>as</w:t>
-      </w:r>
-      <w:r>
-        <w:rPr>
-          <w:sz w:val="24"/>
-          <w:szCs w:val="24"/>
-        </w:rPr>
-        <w:t> </w:t>
-      </w:r>
-      <w:r>
-        <w:rPr>
-          <w:sz w:val="24"/>
-          <w:szCs w:val="24"/>
-        </w:rPr>
-        <w:t>pessoas</w:t>
-      </w:r>
-      <w:r>
-        <w:rPr>
-          <w:sz w:val="24"/>
-          <w:szCs w:val="24"/>
-        </w:rPr>
-        <w:t> </w:t>
-      </w:r>
-      <w:r>
-        <w:rPr>
-          <w:sz w:val="24"/>
-          <w:szCs w:val="24"/>
-        </w:rPr>
-        <w:t>que</w:t>
-      </w:r>
-      <w:r>
-        <w:rPr>
-          <w:sz w:val="24"/>
-          <w:szCs w:val="24"/>
-        </w:rPr>
-        <w:t> </w:t>
-      </w:r>
-      <w:r>
-        <w:rPr>
-          <w:sz w:val="24"/>
-          <w:szCs w:val="24"/>
-        </w:rPr>
-        <w:t>trabalham</w:t>
-      </w:r>
-      <w:r>
-        <w:rPr>
-          <w:sz w:val="24"/>
-          <w:szCs w:val="24"/>
-        </w:rPr>
-        <w:t> </w:t>
-      </w:r>
-      <w:r>
-        <w:rPr>
-          <w:sz w:val="24"/>
-          <w:szCs w:val="24"/>
-        </w:rPr>
-        <w:t xml:space="preserve">aqui? </w:t>
-      </w:r>
-      <w:r>
-        <w:rPr>
-          <w:sz w:val="24"/>
-          <w:szCs w:val="24"/>
-        </w:rPr>
-        <w:br/>
-        <w:t xml:space="preserve">Quais são os principais setores ou áreas da empresa? </w:t>
-      </w:r>
-    </w:p>
-    <w:p>
-      <w:pPr>
-        <w:tabs>
-          <w:tab w:val="left" w:pos="426"/>
-        </w:tabs>
-        <w:jc w:val="both"/>
-        <w:rPr>
-          <w:sz w:val="24"/>
-          <w:szCs w:val="24"/>
-        </w:rPr>
-      </w:pPr>
-    </w:p>
-    <w:p>
-      <w:pPr>
-        <w:tabs>
-          <w:tab w:val="left" w:pos="426"/>
-        </w:tabs>
-        <w:jc w:val="both"/>
-        <w:rPr>
-          <w:sz w:val="24"/>
-          <w:szCs w:val="24"/>
-        </w:rPr>
-      </w:pPr>
-      <w:r>
-        <w:rPr>
-          <w:b/>
-          <w:bCs/>
-          <w:sz w:val="24"/>
-          <w:szCs w:val="24"/>
-        </w:rPr>
-        <w:t>Bloco 3 – Problema investigado</w:t>
-      </w:r>
-    </w:p>
-    <w:p>
-      <w:pPr>
-        <w:tabs>
-          <w:tab w:val="left" w:pos="426"/>
-        </w:tabs>
-        <w:jc w:val="both"/>
-        <w:rPr>
-          <w:sz w:val="24"/>
-          <w:szCs w:val="24"/>
-        </w:rPr>
-      </w:pPr>
-      <w:r>
-        <w:rPr>
-          <w:sz w:val="24"/>
-          <w:szCs w:val="24"/>
-        </w:rPr>
-        <w:t>Como é o dia a dia de trabalho na empresa? Quais são as principais atividades?</w:t>
-      </w:r>
-    </w:p>
-    <w:p>
-      <w:pPr>
-        <w:tabs>
-          <w:tab w:val="left" w:pos="426"/>
-        </w:tabs>
-        <w:jc w:val="both"/>
-        <w:rPr>
-          <w:sz w:val="24"/>
-          <w:szCs w:val="24"/>
-        </w:rPr>
-      </w:pPr>
-      <w:r>
-        <w:rPr>
-          <w:sz w:val="24"/>
-          <w:szCs w:val="24"/>
-        </w:rPr>
-        <w:t>Existe algo na rotina que costuma travar, atrasar ou dar trabalho a mais? Pode dar um exemplo?</w:t>
-      </w:r>
-    </w:p>
-    <w:p>
-      <w:pPr>
-        <w:tabs>
-          <w:tab w:val="left" w:pos="426"/>
-        </w:tabs>
-        <w:jc w:val="both"/>
-        <w:rPr>
-          <w:sz w:val="24"/>
-          <w:szCs w:val="24"/>
-        </w:rPr>
-      </w:pPr>
-      <w:r>
-        <w:rPr>
-          <w:sz w:val="24"/>
-          <w:szCs w:val="24"/>
-        </w:rPr>
-        <w:t>Quais são as maiores dificuldades que a empresa enfrenta atualmente?</w:t>
-      </w:r>
-    </w:p>
-    <w:p>
-      <w:pPr>
-        <w:tabs>
-          <w:tab w:val="left" w:pos="426"/>
-        </w:tabs>
-        <w:jc w:val="both"/>
-        <w:rPr>
-          <w:sz w:val="24"/>
-          <w:szCs w:val="24"/>
-        </w:rPr>
-      </w:pPr>
-      <w:r>
-        <w:rPr>
-          <w:sz w:val="24"/>
-          <w:szCs w:val="24"/>
-        </w:rPr>
-        <w:t>Como está, de forma geral, a situação financeira da empresa atualmente?</w:t>
-      </w:r>
-    </w:p>
-    <w:p>
-      <w:pPr>
-        <w:tabs>
-          <w:tab w:val="left" w:pos="426"/>
-        </w:tabs>
-        <w:jc w:val="both"/>
-        <w:rPr>
-          <w:b/>
-          <w:bCs/>
-          <w:sz w:val="24"/>
-          <w:szCs w:val="24"/>
-        </w:rPr>
-      </w:pPr>
-    </w:p>
-    <w:p>
-      <w:pPr>
-        <w:tabs>
-          <w:tab w:val="left" w:pos="426"/>
-        </w:tabs>
-        <w:jc w:val="both"/>
-        <w:rPr>
-          <w:b/>
-          <w:bCs/>
-          <w:sz w:val="24"/>
-          <w:szCs w:val="24"/>
-        </w:rPr>
-      </w:pPr>
-      <w:r>
-        <w:rPr>
-          <w:b/>
-          <w:bCs/>
-          <w:sz w:val="24"/>
-          <w:szCs w:val="24"/>
-        </w:rPr>
-        <w:t>Bloco 4 – Percepção sobre possíveis soluções</w:t>
-      </w:r>
-    </w:p>
-    <w:p>
-      <w:pPr>
-        <w:tabs>
-          <w:tab w:val="left" w:pos="426"/>
-        </w:tabs>
-        <w:jc w:val="both"/>
-        <w:rPr>
-          <w:sz w:val="24"/>
-          <w:szCs w:val="24"/>
-        </w:rPr>
-      </w:pPr>
-      <w:r>
-        <w:rPr>
-          <w:sz w:val="24"/>
-          <w:szCs w:val="24"/>
-        </w:rPr>
-        <w:t>Quais oportunidades você enxerga para a empresa melhorar ou crescer?</w:t>
-      </w:r>
-    </w:p>
-    <w:p>
-      <w:pPr>
-        <w:tabs>
-          <w:tab w:val="left" w:pos="426"/>
-        </w:tabs>
-        <w:jc w:val="both"/>
-        <w:rPr>
-          <w:sz w:val="24"/>
-          <w:szCs w:val="24"/>
-        </w:rPr>
-      </w:pPr>
-      <w:r>
-        <w:rPr>
-          <w:sz w:val="24"/>
-          <w:szCs w:val="24"/>
-        </w:rPr>
-        <w:t>Se pudesse mudar alguma coisa na empresa agora, o que seria?</w:t>
-      </w:r>
-    </w:p>
-    <w:p>
-      <w:pPr>
-        <w:tabs>
-          <w:tab w:val="left" w:pos="426"/>
-        </w:tabs>
-        <w:jc w:val="both"/>
-        <w:rPr>
-          <w:sz w:val="24"/>
-          <w:szCs w:val="24"/>
-        </w:rPr>
-      </w:pPr>
-      <w:r>
-        <w:rPr>
-          <w:sz w:val="24"/>
-          <w:szCs w:val="24"/>
-        </w:rPr>
-        <w:t xml:space="preserve">Há algo mais sobre a empresa que você considera importante contar? </w:t>
-      </w:r>
-    </w:p>
-    <w:p>
-      <w:pPr>
-        <w:tabs>
-          <w:tab w:val="left" w:pos="426"/>
-        </w:tabs>
-        <w:jc w:val="both"/>
-        <w:rPr>
-          <w:sz w:val="24"/>
-          <w:szCs w:val="24"/>
-        </w:rPr>
-      </w:pPr>
-    </w:p>
-    <w:p>
-      <w:pPr>
-        <w:tabs>
-          <w:tab w:val="left" w:pos="426"/>
-        </w:tabs>
-        <w:jc w:val="both"/>
-        <w:rPr>
-          <w:sz w:val="24"/>
-          <w:szCs w:val="24"/>
-        </w:rPr>
-      </w:pPr>
-      <w:r>
-        <w:rPr>
-          <w:b/>
-          <w:bCs/>
-          <w:sz w:val="24"/>
-          <w:szCs w:val="24"/>
-        </w:rPr>
-        <w:t>Etapa 3 – Realização</w:t>
-      </w:r>
-    </w:p>
-    <w:p>
-      <w:pPr>
-        <w:tabs>
-          <w:tab w:val="left" w:pos="426"/>
-        </w:tabs>
-        <w:jc w:val="both"/>
-        <w:rPr>
-          <w:sz w:val="24"/>
-          <w:szCs w:val="24"/>
-        </w:rPr>
-      </w:pPr>
-      <w:r>
-        <w:rPr>
-          <w:b/>
-          <w:bCs/>
-          <w:sz w:val="24"/>
-          <w:szCs w:val="24"/>
-        </w:rPr>
-        <w:t>Data:</w:t>
-      </w:r>
-      <w:r>
-        <w:rPr>
-          <w:sz w:val="24"/>
-          <w:szCs w:val="24"/>
-        </w:rPr>
-        <w:t xml:space="preserve"> 14/09/2026</w:t>
-      </w:r>
-    </w:p>
-    <w:p>
-      <w:pPr>
-        <w:tabs>
-          <w:tab w:val="left" w:pos="426"/>
-        </w:tabs>
-        <w:jc w:val="both"/>
-        <w:rPr>
-          <w:sz w:val="24"/>
-          <w:szCs w:val="24"/>
-        </w:rPr>
-      </w:pPr>
-      <w:r>
-        <w:rPr>
-          <w:b/>
-          <w:bCs/>
-          <w:sz w:val="24"/>
-          <w:szCs w:val="24"/>
-        </w:rPr>
-        <w:t>Horário:</w:t>
-      </w:r>
-      <w:r>
-        <w:rPr>
-          <w:sz w:val="24"/>
-          <w:szCs w:val="24"/>
-        </w:rPr>
-        <w:t xml:space="preserve"> 22h00 às 22h30</w:t>
-      </w:r>
-    </w:p>
-    <w:p>
-      <w:pPr>
-        <w:tabs>
-          <w:tab w:val="left" w:pos="426"/>
-        </w:tabs>
-        <w:jc w:val="both"/>
-        <w:rPr>
-          <w:sz w:val="24"/>
-          <w:szCs w:val="24"/>
-        </w:rPr>
-      </w:pPr>
-      <w:r>
-        <w:rPr>
-          <w:b/>
-          <w:bCs/>
-          <w:sz w:val="24"/>
-          <w:szCs w:val="24"/>
-        </w:rPr>
-        <w:t>Local/plataforma:</w:t>
-      </w:r>
-      <w:r>
-        <w:rPr>
-          <w:sz w:val="24"/>
-          <w:szCs w:val="24"/>
-        </w:rPr>
-        <w:t xml:space="preserve"> Discord</w:t>
-      </w:r>
-    </w:p>
-    <w:p>
-      <w:pPr>
-        <w:tabs>
-          <w:tab w:val="left" w:pos="426"/>
-        </w:tabs>
-        <w:jc w:val="both"/>
-        <w:rPr>
-          <w:sz w:val="24"/>
-          <w:szCs w:val="24"/>
-        </w:rPr>
-      </w:pPr>
-      <w:r>
-        <w:rPr>
-          <w:b/>
-          <w:bCs/>
-          <w:sz w:val="24"/>
-          <w:szCs w:val="24"/>
-        </w:rPr>
-        <w:t>Duração:</w:t>
-      </w:r>
-      <w:r>
-        <w:rPr>
-          <w:sz w:val="24"/>
-          <w:szCs w:val="24"/>
-        </w:rPr>
-        <w:t xml:space="preserve"> 30 minutos</w:t>
-      </w:r>
-    </w:p>
-    <w:p>
-      <w:pPr>
-        <w:tabs>
-          <w:tab w:val="left" w:pos="426"/>
-        </w:tabs>
-        <w:jc w:val="both"/>
-        <w:rPr>
-          <w:sz w:val="24"/>
-          <w:szCs w:val="24"/>
-        </w:rPr>
-      </w:pPr>
-      <w:r>
-        <w:rPr>
-          <w:b/>
-          <w:bCs/>
-          <w:sz w:val="24"/>
-          <w:szCs w:val="24"/>
-        </w:rPr>
-        <w:t>Entrevistado:</w:t>
-      </w:r>
-      <w:r>
-        <w:rPr>
-          <w:sz w:val="24"/>
-          <w:szCs w:val="24"/>
-        </w:rPr>
-        <w:t xml:space="preserve"> Ian</w:t>
-      </w:r>
-    </w:p>
-    <w:p>
-      <w:pPr>
-        <w:tabs>
-          <w:tab w:val="left" w:pos="426"/>
-        </w:tabs>
-        <w:jc w:val="both"/>
-        <w:rPr>
-          <w:sz w:val="24"/>
-          <w:szCs w:val="24"/>
-        </w:rPr>
-      </w:pPr>
-      <w:r>
-        <w:rPr>
-          <w:b/>
-          <w:bCs/>
-          <w:sz w:val="24"/>
-          <w:szCs w:val="24"/>
-        </w:rPr>
-        <w:t>Cargo/função:</w:t>
-      </w:r>
-      <w:r>
-        <w:rPr>
-          <w:sz w:val="24"/>
-          <w:szCs w:val="24"/>
-        </w:rPr>
-        <w:t xml:space="preserve"> Auxiliar Administrativo</w:t>
-      </w:r>
-    </w:p>
-    <w:p>
-      <w:pPr>
-        <w:tabs>
-          <w:tab w:val="left" w:pos="426"/>
-        </w:tabs>
-        <w:jc w:val="both"/>
-        <w:rPr>
-          <w:b/>
-          <w:bCs/>
-          <w:sz w:val="24"/>
-          <w:szCs w:val="24"/>
-        </w:rPr>
-      </w:pPr>
-      <w:r>
-        <w:rPr>
-          <w:b/>
-          <w:bCs/>
-          <w:sz w:val="24"/>
-          <w:szCs w:val="24"/>
-        </w:rPr>
-        <w:t>Autorização para registro:</w:t>
-      </w:r>
-      <w:r>
-        <w:rPr>
-          <w:sz w:val="24"/>
-          <w:szCs w:val="24"/>
-        </w:rPr>
-        <w:t xml:space="preserve"> Sim, autorizada pelo entrevistado.</w:t>
-      </w:r>
-    </w:p>
-    <w:p>
-      <w:pPr>
-        <w:tabs>
-          <w:tab w:val="left" w:pos="426"/>
-        </w:tabs>
-        <w:jc w:val="both"/>
-        <w:rPr>
-          <w:b/>
-          <w:bCs/>
-          <w:sz w:val="24"/>
-          <w:szCs w:val="24"/>
-        </w:rPr>
-      </w:pPr>
-    </w:p>
-    <w:p>
-      <w:pPr>
-        <w:tabs>
-          <w:tab w:val="left" w:pos="426"/>
-        </w:tabs>
-        <w:jc w:val="both"/>
-        <w:rPr>
-          <w:sz w:val="24"/>
-          <w:szCs w:val="24"/>
-        </w:rPr>
-      </w:pPr>
-      <w:r>
-        <w:rPr>
-          <w:b/>
-          <w:bCs/>
-          <w:sz w:val="24"/>
-          <w:szCs w:val="24"/>
-        </w:rPr>
-        <w:t>Etapa 4 – Tratamento</w:t>
-      </w:r>
-    </w:p>
-    <w:tbl>
-      <w:tblPr>
-        <w:tblW w:w="9855" w:type="dxa"/>
-        <w:tblInd w:w="-85" w:type="dxa"/>
-        <w:tblBorders>
-          <w:top w:val="single" w:sz="4" w:space="0" w:color="000000"/>
-          <w:left w:val="single" w:sz="4" w:space="0" w:color="000000"/>
-          <w:bottom w:val="single" w:sz="4" w:space="0" w:color="000000"/>
-          <w:right w:val="single" w:sz="4" w:space="0" w:color="000000"/>
-          <w:insideH w:val="single" w:sz="4" w:space="0" w:color="000000"/>
-          <w:insideV w:val="single" w:sz="4" w:space="0" w:color="000000"/>
-        </w:tblBorders>
-        <w:tblLayout w:type="fixed"/>
-        <w:tblLook w:val="0400" w:firstRow="0" w:lastRow="0" w:firstColumn="0" w:lastColumn="0" w:noHBand="0" w:noVBand="1"/>
-      </w:tblPr>
-      <w:tblGrid>
-        <w:gridCol w:w="3210"/>
-        <w:gridCol w:w="3105"/>
-        <w:gridCol w:w="3540"/>
-      </w:tblGrid>
-      <w:tr>
-        <w:tc>
-          <w:tcPr>
-            <w:tcW w:w="3210" w:type="dxa"/>
-            <w:vAlign w:val="center"/>
-          </w:tcPr>
-          <w:p>
-            <w:pPr>
-              <w:tabs>
-                <w:tab w:val="left" w:pos="426"/>
-              </w:tabs>
-              <w:rPr>
-                <w:b/>
-                <w:bCs/>
-                <w:sz w:val="24"/>
-                <w:szCs w:val="24"/>
-              </w:rPr>
-            </w:pPr>
-            <w:r>
-              <w:rPr>
-                <w:b/>
-                <w:bCs/>
-                <w:sz w:val="24"/>
-                <w:szCs w:val="24"/>
-              </w:rPr>
-              <w:t>Bloco</w:t>
-            </w:r>
-          </w:p>
-        </w:tc>
-        <w:tc>
-          <w:tcPr>
-            <w:tcW w:w="3105" w:type="dxa"/>
-          </w:tcPr>
-          <w:p>
-            <w:pPr>
-              <w:tabs>
-                <w:tab w:val="left" w:pos="426"/>
-              </w:tabs>
-              <w:jc w:val="both"/>
-              <w:rPr>
-                <w:b/>
-                <w:bCs/>
-                <w:sz w:val="24"/>
-                <w:szCs w:val="24"/>
-              </w:rPr>
-            </w:pPr>
-            <w:r>
-              <w:rPr>
-                <w:b/>
-                <w:bCs/>
-                <w:sz w:val="24"/>
-                <w:szCs w:val="24"/>
-              </w:rPr>
-              <w:t>Pergunta</w:t>
-            </w:r>
-          </w:p>
-        </w:tc>
-        <w:tc>
-          <w:tcPr>
-            <w:tcW w:w="3540" w:type="dxa"/>
-          </w:tcPr>
-          <w:p>
-            <w:pPr>
-              <w:tabs>
-                <w:tab w:val="left" w:pos="426"/>
-              </w:tabs>
-              <w:jc w:val="both"/>
-              <w:rPr>
-                <w:b/>
-                <w:bCs/>
-                <w:sz w:val="24"/>
-                <w:szCs w:val="24"/>
-              </w:rPr>
-            </w:pPr>
-            <w:r>
-              <w:rPr>
-                <w:b/>
-                <w:bCs/>
-                <w:sz w:val="24"/>
-                <w:szCs w:val="24"/>
-              </w:rPr>
-              <w:t>Objetivo relacionado</w:t>
-            </w:r>
-          </w:p>
-        </w:tc>
-      </w:tr>
-      <w:tr>
-        <w:tc>
-          <w:tcPr>
-            <w:tcW w:w="3210" w:type="dxa"/>
-            <w:vAlign w:val="center"/>
-          </w:tcPr>
-          <w:p>
-            <w:pPr>
-              <w:tabs>
-                <w:tab w:val="left" w:pos="426"/>
-              </w:tabs>
-              <w:jc w:val="center"/>
-              <w:rPr>
-                <w:b/>
-                <w:bCs/>
-                <w:sz w:val="24"/>
-                <w:szCs w:val="24"/>
-              </w:rPr>
-            </w:pPr>
-            <w:r>
-              <w:rPr>
-                <w:b/>
-                <w:bCs/>
-                <w:sz w:val="24"/>
-                <w:szCs w:val="24"/>
-              </w:rPr>
-              <w:t>Identificação</w:t>
-            </w:r>
-          </w:p>
-        </w:tc>
-        <w:tc>
-          <w:tcPr>
-            <w:tcW w:w="3105" w:type="dxa"/>
-          </w:tcPr>
-          <w:p>
-            <w:pPr>
-              <w:tabs>
-                <w:tab w:val="left" w:pos="426"/>
-              </w:tabs>
-              <w:jc w:val="both"/>
-              <w:rPr>
-                <w:sz w:val="24"/>
-                <w:szCs w:val="24"/>
-              </w:rPr>
-            </w:pPr>
-            <w:r>
-              <w:rPr>
-                <w:sz w:val="24"/>
-                <w:szCs w:val="24"/>
-              </w:rPr>
-              <w:t xml:space="preserve">Qual é o nome da empresa que você trabalha? </w:t>
-            </w:r>
-          </w:p>
-        </w:tc>
-        <w:tc>
-          <w:tcPr>
-            <w:tcW w:w="3540" w:type="dxa"/>
-          </w:tcPr>
-          <w:p>
-            <w:pPr>
-              <w:tabs>
-                <w:tab w:val="left" w:pos="426"/>
-              </w:tabs>
-              <w:jc w:val="both"/>
-              <w:rPr>
-                <w:sz w:val="24"/>
-                <w:szCs w:val="24"/>
-              </w:rPr>
-            </w:pPr>
-            <w:r>
-              <w:rPr>
-                <w:sz w:val="24"/>
-                <w:szCs w:val="24"/>
-              </w:rPr>
-              <w:t xml:space="preserve">Identificar a empresa entrevistada e seu ramo de atuação. </w:t>
-            </w:r>
-          </w:p>
-        </w:tc>
-      </w:tr>
-      <w:tr>
-        <w:tc>
-          <w:tcPr>
-            <w:tcW w:w="3210" w:type="dxa"/>
-            <w:vAlign w:val="center"/>
-          </w:tcPr>
-          <w:p>
-            <w:pPr>
-              <w:tabs>
-                <w:tab w:val="left" w:pos="426"/>
-              </w:tabs>
-              <w:jc w:val="center"/>
-              <w:rPr>
-                <w:b/>
-                <w:bCs/>
-                <w:sz w:val="24"/>
-                <w:szCs w:val="24"/>
-              </w:rPr>
-            </w:pPr>
-            <w:r>
-              <w:rPr>
-                <w:b/>
-                <w:bCs/>
-                <w:sz w:val="24"/>
-                <w:szCs w:val="24"/>
-              </w:rPr>
-              <w:t>Identificação</w:t>
-            </w:r>
-          </w:p>
-        </w:tc>
-        <w:tc>
-          <w:tcPr>
-            <w:tcW w:w="3105" w:type="dxa"/>
-          </w:tcPr>
-          <w:p>
-            <w:pPr>
-              <w:tabs>
-                <w:tab w:val="left" w:pos="426"/>
-              </w:tabs>
-              <w:jc w:val="both"/>
-              <w:rPr>
-                <w:sz w:val="24"/>
-                <w:szCs w:val="24"/>
-              </w:rPr>
-            </w:pPr>
-            <w:r>
-              <w:rPr>
-                <w:sz w:val="24"/>
-                <w:szCs w:val="24"/>
-              </w:rPr>
-              <w:t xml:space="preserve">Qual é sua função dentro da empresa? </w:t>
-            </w:r>
-          </w:p>
-        </w:tc>
-        <w:tc>
-          <w:tcPr>
-            <w:tcW w:w="3540" w:type="dxa"/>
-          </w:tcPr>
-          <w:p>
-            <w:pPr>
-              <w:tabs>
-                <w:tab w:val="left" w:pos="426"/>
-              </w:tabs>
-              <w:jc w:val="both"/>
-              <w:rPr>
-                <w:sz w:val="24"/>
-                <w:szCs w:val="24"/>
-              </w:rPr>
-            </w:pPr>
-            <w:r>
-              <w:rPr>
-                <w:sz w:val="24"/>
-                <w:szCs w:val="24"/>
-              </w:rPr>
-              <w:t xml:space="preserve">Identificar o cargo e as responsabilidades do entrevistado. </w:t>
-            </w:r>
-          </w:p>
-        </w:tc>
-      </w:tr>
-      <w:tr>
-        <w:tc>
-          <w:tcPr>
-            <w:tcW w:w="3210" w:type="dxa"/>
-            <w:vAlign w:val="center"/>
-          </w:tcPr>
-          <w:p>
-            <w:pPr>
-              <w:tabs>
-                <w:tab w:val="left" w:pos="426"/>
-              </w:tabs>
-              <w:jc w:val="center"/>
-              <w:rPr>
-                <w:b/>
-                <w:bCs/>
-                <w:sz w:val="24"/>
-                <w:szCs w:val="24"/>
-              </w:rPr>
-            </w:pPr>
-            <w:r>
-              <w:rPr>
-                <w:b/>
-                <w:bCs/>
-                <w:sz w:val="24"/>
-                <w:szCs w:val="24"/>
-              </w:rPr>
-              <w:t>Identificação</w:t>
-            </w:r>
-          </w:p>
-        </w:tc>
-        <w:tc>
-          <w:tcPr>
-            <w:tcW w:w="3105" w:type="dxa"/>
-          </w:tcPr>
-          <w:p>
-            <w:pPr>
-              <w:tabs>
-                <w:tab w:val="left" w:pos="426"/>
-              </w:tabs>
-              <w:jc w:val="both"/>
-              <w:rPr>
-                <w:sz w:val="24"/>
-                <w:szCs w:val="24"/>
-              </w:rPr>
-            </w:pPr>
-            <w:r>
-              <w:rPr>
-                <w:sz w:val="24"/>
-                <w:szCs w:val="24"/>
-              </w:rPr>
-              <w:t xml:space="preserve">Há quanto adtempo você trabalha na empresa? </w:t>
-            </w:r>
-          </w:p>
-        </w:tc>
-        <w:tc>
-          <w:tcPr>
-            <w:tcW w:w="3540" w:type="dxa"/>
-          </w:tcPr>
-          <w:p>
-            <w:pPr>
-              <w:tabs>
-                <w:tab w:val="left" w:pos="426"/>
-              </w:tabs>
-              <w:jc w:val="both"/>
-              <w:rPr>
-                <w:sz w:val="24"/>
-                <w:szCs w:val="24"/>
-              </w:rPr>
-            </w:pPr>
-            <w:r>
-              <w:rPr>
-                <w:sz w:val="24"/>
-                <w:szCs w:val="24"/>
-              </w:rPr>
-              <w:t xml:space="preserve">Conhecer o tempo de experiência do entrevistado na organização </w:t>
-            </w:r>
-          </w:p>
-        </w:tc>
-      </w:tr>
-      <w:tr>
-        <w:tc>
-          <w:tcPr>
-            <w:tcW w:w="3210" w:type="dxa"/>
-            <w:vAlign w:val="center"/>
-          </w:tcPr>
-          <w:p>
-            <w:pPr>
-              <w:tabs>
-                <w:tab w:val="left" w:pos="426"/>
-              </w:tabs>
-              <w:jc w:val="center"/>
-              <w:rPr>
-                <w:b/>
-                <w:bCs/>
-                <w:sz w:val="24"/>
-                <w:szCs w:val="24"/>
-              </w:rPr>
-            </w:pPr>
-            <w:r>
-              <w:rPr>
-                <w:b/>
-                <w:bCs/>
-                <w:sz w:val="24"/>
-                <w:szCs w:val="24"/>
-              </w:rPr>
-              <w:t>Identificação</w:t>
-            </w:r>
-          </w:p>
-        </w:tc>
-        <w:tc>
-          <w:tcPr>
-            <w:tcW w:w="3105" w:type="dxa"/>
-          </w:tcPr>
-          <w:p>
-            <w:pPr>
-              <w:tabs>
-                <w:tab w:val="left" w:pos="426"/>
-              </w:tabs>
-              <w:jc w:val="both"/>
-              <w:rPr>
-                <w:sz w:val="24"/>
-                <w:szCs w:val="24"/>
-              </w:rPr>
-            </w:pPr>
-            <w:r>
-              <w:rPr>
-                <w:sz w:val="24"/>
-                <w:szCs w:val="24"/>
-              </w:rPr>
-              <w:t xml:space="preserve">Quais atividades você realiza dentro da empresa? </w:t>
-            </w:r>
-          </w:p>
-        </w:tc>
-        <w:tc>
-          <w:tcPr>
-            <w:tcW w:w="3540" w:type="dxa"/>
-          </w:tcPr>
-          <w:p>
-            <w:pPr>
-              <w:tabs>
-                <w:tab w:val="left" w:pos="426"/>
-              </w:tabs>
-              <w:jc w:val="both"/>
-              <w:rPr>
-                <w:sz w:val="24"/>
-                <w:szCs w:val="24"/>
-              </w:rPr>
-            </w:pPr>
-            <w:r>
-              <w:rPr>
-                <w:sz w:val="24"/>
-                <w:szCs w:val="24"/>
-              </w:rPr>
-              <w:t xml:space="preserve">Identificar as principais atividades e responsabilidades exercidas pelo entrevistado. </w:t>
-            </w:r>
-          </w:p>
-        </w:tc>
-      </w:tr>
-      <w:tr>
-        <w:tc>
-          <w:tcPr>
-            <w:tcW w:w="3210" w:type="dxa"/>
-            <w:vAlign w:val="center"/>
-          </w:tcPr>
-          <w:p>
-            <w:pPr>
-              <w:tabs>
-                <w:tab w:val="left" w:pos="426"/>
-              </w:tabs>
-              <w:jc w:val="center"/>
-              <w:rPr>
-                <w:b/>
-                <w:bCs/>
-                <w:sz w:val="24"/>
-                <w:szCs w:val="24"/>
-              </w:rPr>
-            </w:pPr>
-            <w:r>
-              <w:rPr>
-                <w:b/>
-                <w:bCs/>
-                <w:sz w:val="24"/>
-                <w:szCs w:val="24"/>
-              </w:rPr>
-              <w:lastRenderedPageBreak/>
-              <w:t>Caracterização da organização</w:t>
-            </w:r>
-          </w:p>
-        </w:tc>
-        <w:tc>
-          <w:tcPr>
-            <w:tcW w:w="3105" w:type="dxa"/>
-            <w:shd w:val="clear" w:color="auto" w:fill="auto"/>
-            <w:tcMar>
-              <w:top w:w="100" w:type="dxa"/>
-              <w:left w:w="100" w:type="dxa"/>
-              <w:bottom w:w="100" w:type="dxa"/>
-              <w:right w:w="100" w:type="dxa"/>
-            </w:tcMar>
-          </w:tcPr>
-          <w:p>
-            <w:pPr>
-              <w:tabs>
-                <w:tab w:val="left" w:pos="426"/>
-              </w:tabs>
-              <w:jc w:val="both"/>
-              <w:rPr>
-                <w:sz w:val="24"/>
-                <w:szCs w:val="24"/>
-              </w:rPr>
-            </w:pPr>
-            <w:r>
-              <w:rPr>
-                <w:sz w:val="24"/>
-                <w:szCs w:val="24"/>
-              </w:rPr>
-              <w:t>Qual é o ramo de atuação da empresa?</w:t>
-            </w:r>
-            <w:r>
-              <w:rPr>
-                <w:b/>
-                <w:bCs/>
-                <w:sz w:val="24"/>
-                <w:szCs w:val="24"/>
-              </w:rPr>
-              <w:t xml:space="preserve"> </w:t>
-            </w:r>
-          </w:p>
-        </w:tc>
-        <w:tc>
-          <w:tcPr>
-            <w:tcW w:w="3540" w:type="dxa"/>
-          </w:tcPr>
-          <w:p>
-            <w:pPr>
-              <w:tabs>
-                <w:tab w:val="left" w:pos="426"/>
-              </w:tabs>
-              <w:jc w:val="both"/>
-              <w:rPr>
-                <w:sz w:val="24"/>
-                <w:szCs w:val="24"/>
-              </w:rPr>
-            </w:pPr>
-            <w:r>
-              <w:rPr>
-                <w:sz w:val="24"/>
-                <w:szCs w:val="24"/>
-              </w:rPr>
-              <w:t xml:space="preserve">Identificar a área de atuação da empresa. </w:t>
-            </w:r>
-          </w:p>
-        </w:tc>
-      </w:tr>
-      <w:tr>
-        <w:tc>
-          <w:tcPr>
-            <w:tcW w:w="3210" w:type="dxa"/>
-            <w:vAlign w:val="center"/>
-          </w:tcPr>
-          <w:p>
-            <w:pPr>
-              <w:tabs>
-                <w:tab w:val="left" w:pos="426"/>
-              </w:tabs>
-              <w:jc w:val="center"/>
-              <w:rPr>
-                <w:b/>
-                <w:bCs/>
-                <w:sz w:val="24"/>
-                <w:szCs w:val="24"/>
-              </w:rPr>
-            </w:pPr>
-            <w:r>
-              <w:rPr>
-                <w:b/>
-                <w:bCs/>
-                <w:sz w:val="24"/>
-                <w:szCs w:val="24"/>
-              </w:rPr>
-              <w:t>Caracterização da organização</w:t>
-            </w:r>
-          </w:p>
-        </w:tc>
-        <w:tc>
-          <w:tcPr>
-            <w:tcW w:w="3105" w:type="dxa"/>
-            <w:shd w:val="clear" w:color="auto" w:fill="auto"/>
-            <w:tcMar>
-              <w:top w:w="100" w:type="dxa"/>
-              <w:left w:w="100" w:type="dxa"/>
-              <w:bottom w:w="100" w:type="dxa"/>
-              <w:right w:w="100" w:type="dxa"/>
-            </w:tcMar>
-          </w:tcPr>
-          <w:p>
-            <w:pPr>
-              <w:tabs>
-                <w:tab w:val="left" w:pos="426"/>
-              </w:tabs>
-              <w:jc w:val="both"/>
-              <w:rPr>
-                <w:sz w:val="24"/>
-                <w:szCs w:val="24"/>
-              </w:rPr>
-            </w:pPr>
-            <w:r>
-              <w:rPr>
-                <w:sz w:val="24"/>
-                <w:szCs w:val="24"/>
-              </w:rPr>
-              <w:t>Quais são os principais produtos e serviços oferecidos?</w:t>
-            </w:r>
-          </w:p>
-        </w:tc>
-        <w:tc>
-          <w:tcPr>
-            <w:tcW w:w="3540" w:type="dxa"/>
-          </w:tcPr>
-          <w:p>
-            <w:pPr>
-              <w:tabs>
-                <w:tab w:val="left" w:pos="426"/>
-              </w:tabs>
-              <w:jc w:val="both"/>
-              <w:rPr>
-                <w:sz w:val="24"/>
-                <w:szCs w:val="24"/>
-              </w:rPr>
-            </w:pPr>
-            <w:r>
-              <w:rPr>
-                <w:sz w:val="24"/>
-                <w:szCs w:val="24"/>
-              </w:rPr>
-              <w:t xml:space="preserve">Conhecer os principais produtos e serviços disponibilizados pela empresa. </w:t>
-            </w:r>
-          </w:p>
-        </w:tc>
-      </w:tr>
-      <w:tr>
-        <w:tc>
-          <w:tcPr>
-            <w:tcW w:w="3210" w:type="dxa"/>
-            <w:vAlign w:val="center"/>
-          </w:tcPr>
-          <w:p>
-            <w:pPr>
-              <w:tabs>
-                <w:tab w:val="left" w:pos="426"/>
-              </w:tabs>
-              <w:jc w:val="center"/>
-              <w:rPr>
-                <w:b/>
-                <w:bCs/>
-                <w:sz w:val="24"/>
-                <w:szCs w:val="24"/>
-              </w:rPr>
-            </w:pPr>
-            <w:r>
-              <w:rPr>
-                <w:b/>
-                <w:bCs/>
-                <w:sz w:val="24"/>
-                <w:szCs w:val="24"/>
-              </w:rPr>
-              <w:t>Caracterização da organização</w:t>
-            </w:r>
-          </w:p>
-        </w:tc>
-        <w:tc>
-          <w:tcPr>
-            <w:tcW w:w="3105" w:type="dxa"/>
-            <w:shd w:val="clear" w:color="auto" w:fill="auto"/>
-            <w:tcMar>
-              <w:top w:w="100" w:type="dxa"/>
-              <w:left w:w="100" w:type="dxa"/>
-              <w:bottom w:w="100" w:type="dxa"/>
-              <w:right w:w="100" w:type="dxa"/>
-            </w:tcMar>
-          </w:tcPr>
-          <w:p>
-            <w:pPr>
-              <w:tabs>
-                <w:tab w:val="left" w:pos="426"/>
-              </w:tabs>
-              <w:jc w:val="both"/>
-              <w:rPr>
-                <w:sz w:val="24"/>
-                <w:szCs w:val="24"/>
-              </w:rPr>
-            </w:pPr>
-            <w:r>
-              <w:rPr>
-                <w:sz w:val="24"/>
-                <w:szCs w:val="24"/>
-              </w:rPr>
-              <w:t>Quantos funcionários trabalham atualmente na empresa?</w:t>
-            </w:r>
-          </w:p>
-        </w:tc>
-        <w:tc>
-          <w:tcPr>
-            <w:tcW w:w="3540" w:type="dxa"/>
-          </w:tcPr>
-          <w:p>
-            <w:pPr>
-              <w:tabs>
-                <w:tab w:val="left" w:pos="426"/>
-              </w:tabs>
-              <w:jc w:val="both"/>
-              <w:rPr>
-                <w:sz w:val="24"/>
-                <w:szCs w:val="24"/>
-              </w:rPr>
-            </w:pPr>
-            <w:r>
-              <w:rPr>
-                <w:sz w:val="24"/>
-                <w:szCs w:val="24"/>
-              </w:rPr>
-              <w:t xml:space="preserve">Identificar o tamanho aproximado da equipe para realização das demandas. </w:t>
-            </w:r>
-          </w:p>
-        </w:tc>
-      </w:tr>
-      <w:tr>
-        <w:tc>
-          <w:tcPr>
-            <w:tcW w:w="3210" w:type="dxa"/>
-            <w:vAlign w:val="center"/>
-          </w:tcPr>
-          <w:p>
-            <w:pPr>
-              <w:tabs>
-                <w:tab w:val="left" w:pos="426"/>
-              </w:tabs>
-              <w:jc w:val="center"/>
-              <w:rPr>
-                <w:b/>
-                <w:bCs/>
-                <w:sz w:val="24"/>
-                <w:szCs w:val="24"/>
-              </w:rPr>
-            </w:pPr>
-            <w:r>
-              <w:rPr>
-                <w:b/>
-                <w:bCs/>
-                <w:sz w:val="24"/>
-                <w:szCs w:val="24"/>
-              </w:rPr>
-              <w:t>Caracterização da organização</w:t>
-            </w:r>
-          </w:p>
-        </w:tc>
-        <w:tc>
-          <w:tcPr>
-            <w:tcW w:w="3105" w:type="dxa"/>
-            <w:shd w:val="clear" w:color="auto" w:fill="auto"/>
-            <w:tcMar>
-              <w:top w:w="100" w:type="dxa"/>
-              <w:left w:w="100" w:type="dxa"/>
-              <w:bottom w:w="100" w:type="dxa"/>
-              <w:right w:w="100" w:type="dxa"/>
-            </w:tcMar>
-          </w:tcPr>
-          <w:p>
-            <w:pPr>
-              <w:tabs>
-                <w:tab w:val="left" w:pos="426"/>
-              </w:tabs>
-              <w:jc w:val="both"/>
-              <w:rPr>
-                <w:sz w:val="24"/>
-                <w:szCs w:val="24"/>
-              </w:rPr>
-            </w:pPr>
-            <w:r>
-              <w:rPr>
-                <w:sz w:val="24"/>
-                <w:szCs w:val="24"/>
-              </w:rPr>
-              <w:t>Qual é o perfil predominante dos clientes?</w:t>
-            </w:r>
-          </w:p>
-        </w:tc>
-        <w:tc>
-          <w:tcPr>
-            <w:tcW w:w="3540" w:type="dxa"/>
-          </w:tcPr>
-          <w:p>
-            <w:pPr>
-              <w:tabs>
-                <w:tab w:val="left" w:pos="426"/>
-              </w:tabs>
-              <w:jc w:val="both"/>
-              <w:rPr>
-                <w:sz w:val="24"/>
-                <w:szCs w:val="24"/>
-              </w:rPr>
-            </w:pPr>
-            <w:r>
-              <w:rPr>
-                <w:sz w:val="24"/>
-                <w:szCs w:val="24"/>
-              </w:rPr>
-              <w:t xml:space="preserve">Identificar as principais características do público atendido pela empresa. </w:t>
-            </w:r>
-          </w:p>
-        </w:tc>
-      </w:tr>
-      <w:tr>
-        <w:tc>
-          <w:tcPr>
-            <w:tcW w:w="3210" w:type="dxa"/>
-            <w:vAlign w:val="center"/>
-          </w:tcPr>
-          <w:p>
-            <w:pPr>
-              <w:tabs>
-                <w:tab w:val="left" w:pos="426"/>
-              </w:tabs>
-              <w:jc w:val="center"/>
-              <w:rPr>
-                <w:b/>
-                <w:bCs/>
-                <w:sz w:val="24"/>
-                <w:szCs w:val="24"/>
-              </w:rPr>
-            </w:pPr>
-            <w:r>
-              <w:rPr>
-                <w:b/>
-                <w:bCs/>
-                <w:sz w:val="24"/>
-                <w:szCs w:val="24"/>
-              </w:rPr>
-              <w:t>Caracterização da organização</w:t>
-            </w:r>
-          </w:p>
-        </w:tc>
-        <w:tc>
-          <w:tcPr>
-            <w:tcW w:w="3105" w:type="dxa"/>
-            <w:shd w:val="clear" w:color="auto" w:fill="auto"/>
-            <w:tcMar>
-              <w:top w:w="100" w:type="dxa"/>
-              <w:left w:w="100" w:type="dxa"/>
-              <w:bottom w:w="100" w:type="dxa"/>
-              <w:right w:w="100" w:type="dxa"/>
-            </w:tcMar>
-          </w:tcPr>
-          <w:p>
-            <w:pPr>
-              <w:tabs>
-                <w:tab w:val="left" w:pos="426"/>
-              </w:tabs>
-              <w:jc w:val="both"/>
-              <w:rPr>
-                <w:sz w:val="24"/>
-                <w:szCs w:val="24"/>
-              </w:rPr>
-            </w:pPr>
-            <w:r>
-              <w:rPr>
-                <w:sz w:val="24"/>
-                <w:szCs w:val="24"/>
-              </w:rPr>
-              <w:t xml:space="preserve">Como você descreveria a relação entre as pessoas que trabalham aqui? </w:t>
-            </w:r>
-          </w:p>
-        </w:tc>
-        <w:tc>
-          <w:tcPr>
-            <w:tcW w:w="3540" w:type="dxa"/>
-          </w:tcPr>
-          <w:p>
-            <w:pPr>
-              <w:tabs>
-                <w:tab w:val="left" w:pos="426"/>
-              </w:tabs>
-              <w:jc w:val="both"/>
-              <w:rPr>
-                <w:sz w:val="24"/>
-                <w:szCs w:val="24"/>
-              </w:rPr>
-            </w:pPr>
-            <w:r>
-              <w:rPr>
-                <w:sz w:val="24"/>
-                <w:szCs w:val="24"/>
-              </w:rPr>
-              <w:t xml:space="preserve">verificar como funciona o relacionamento entre os funcionários e se existe colaboração durante a realização dos serviços. </w:t>
-            </w:r>
-          </w:p>
-        </w:tc>
-      </w:tr>
-      <w:tr>
-        <w:trPr>
-          <w:trHeight w:val="260"/>
-        </w:trPr>
-        <w:tc>
-          <w:tcPr>
-            <w:tcW w:w="3210" w:type="dxa"/>
-          </w:tcPr>
-          <w:p>
-            <w:pPr>
-              <w:tabs>
-                <w:tab w:val="left" w:pos="426"/>
-              </w:tabs>
-              <w:jc w:val="center"/>
-              <w:rPr>
-                <w:b/>
-                <w:bCs/>
-                <w:sz w:val="24"/>
-                <w:szCs w:val="24"/>
-              </w:rPr>
-            </w:pPr>
-            <w:r>
-              <w:rPr>
-                <w:b/>
-                <w:bCs/>
-                <w:sz w:val="24"/>
-                <w:szCs w:val="24"/>
-              </w:rPr>
-              <w:t>Caracterização da organização</w:t>
-            </w:r>
-          </w:p>
-        </w:tc>
-        <w:tc>
-          <w:tcPr>
-            <w:tcW w:w="3105" w:type="dxa"/>
-            <w:shd w:val="clear" w:color="auto" w:fill="auto"/>
-            <w:tcMar>
-              <w:top w:w="100" w:type="dxa"/>
-              <w:left w:w="100" w:type="dxa"/>
-              <w:bottom w:w="100" w:type="dxa"/>
-              <w:right w:w="100" w:type="dxa"/>
-            </w:tcMar>
-          </w:tcPr>
-          <w:p>
-            <w:pPr>
-              <w:tabs>
-                <w:tab w:val="left" w:pos="426"/>
-              </w:tabs>
-              <w:jc w:val="both"/>
-              <w:rPr>
-                <w:sz w:val="24"/>
-                <w:szCs w:val="24"/>
-              </w:rPr>
-            </w:pPr>
-            <w:r>
-              <w:rPr>
-                <w:sz w:val="24"/>
-                <w:szCs w:val="24"/>
-              </w:rPr>
-              <w:t xml:space="preserve">Quais são os principais setores ou áreas da empresa? </w:t>
-            </w:r>
-          </w:p>
-        </w:tc>
-        <w:tc>
-          <w:tcPr>
-            <w:tcW w:w="3540" w:type="dxa"/>
-          </w:tcPr>
-          <w:p>
-            <w:pPr>
-              <w:tabs>
-                <w:tab w:val="left" w:pos="426"/>
-              </w:tabs>
-              <w:jc w:val="both"/>
-              <w:rPr>
-                <w:sz w:val="24"/>
-                <w:szCs w:val="24"/>
-              </w:rPr>
-            </w:pPr>
-            <w:r>
-              <w:rPr>
-                <w:sz w:val="24"/>
-                <w:szCs w:val="24"/>
-              </w:rPr>
-              <w:t xml:space="preserve">Conhecer como a empresa está dividida. </w:t>
-            </w:r>
-          </w:p>
-        </w:tc>
-      </w:tr>
-      <w:tr>
-        <w:tc>
-          <w:tcPr>
-            <w:tcW w:w="3210" w:type="dxa"/>
-            <w:vAlign w:val="center"/>
-          </w:tcPr>
-          <w:p>
-            <w:pPr>
-              <w:tabs>
-                <w:tab w:val="left" w:pos="284"/>
-              </w:tabs>
-              <w:jc w:val="center"/>
-              <w:rPr>
-                <w:b/>
-                <w:bCs/>
-                <w:sz w:val="24"/>
-                <w:szCs w:val="24"/>
-              </w:rPr>
-            </w:pPr>
-            <w:r>
-              <w:rPr>
-                <w:b/>
-                <w:bCs/>
-                <w:sz w:val="24"/>
-                <w:szCs w:val="24"/>
-              </w:rPr>
-              <w:t>Problema investigado na empresa</w:t>
-            </w:r>
-          </w:p>
-        </w:tc>
-        <w:tc>
-          <w:tcPr>
-            <w:tcW w:w="3105" w:type="dxa"/>
-          </w:tcPr>
-          <w:p>
-            <w:pPr>
-              <w:tabs>
-                <w:tab w:val="left" w:pos="426"/>
-              </w:tabs>
-              <w:jc w:val="both"/>
-              <w:rPr>
-                <w:sz w:val="24"/>
-                <w:szCs w:val="24"/>
-              </w:rPr>
-            </w:pPr>
-            <w:r>
-              <w:rPr>
-                <w:sz w:val="24"/>
-                <w:szCs w:val="24"/>
-              </w:rPr>
-              <w:t>Como é o dia a dia de trabalho na empresa? Quais são as principais atividades?</w:t>
-            </w:r>
-          </w:p>
-          <w:p>
-            <w:pPr>
-              <w:tabs>
-                <w:tab w:val="left" w:pos="426"/>
-              </w:tabs>
-              <w:jc w:val="both"/>
-              <w:rPr>
-                <w:sz w:val="24"/>
-                <w:szCs w:val="24"/>
-              </w:rPr>
-            </w:pPr>
-          </w:p>
-        </w:tc>
-        <w:tc>
-          <w:tcPr>
-            <w:tcW w:w="3540" w:type="dxa"/>
-          </w:tcPr>
-          <w:p>
-            <w:pPr>
-              <w:tabs>
-                <w:tab w:val="left" w:pos="426"/>
-              </w:tabs>
-              <w:jc w:val="both"/>
-              <w:rPr>
-                <w:sz w:val="24"/>
-                <w:szCs w:val="24"/>
-              </w:rPr>
-            </w:pPr>
-            <w:r>
-              <w:rPr>
-                <w:sz w:val="24"/>
-                <w:szCs w:val="24"/>
-              </w:rPr>
-              <w:t xml:space="preserve">Foi importante para conhecer a rotina operacional da empresa e identificar as principais atividades realizadas durante o atendimento aos clientes. </w:t>
-            </w:r>
-          </w:p>
-        </w:tc>
-      </w:tr>
-      <w:tr>
-        <w:tc>
-          <w:tcPr>
-            <w:tcW w:w="3210" w:type="dxa"/>
-            <w:vAlign w:val="center"/>
-          </w:tcPr>
-          <w:p>
-            <w:pPr>
-              <w:tabs>
-                <w:tab w:val="left" w:pos="284"/>
-              </w:tabs>
-              <w:jc w:val="center"/>
-              <w:rPr>
-                <w:b/>
-                <w:bCs/>
-                <w:sz w:val="24"/>
-                <w:szCs w:val="24"/>
-              </w:rPr>
-            </w:pPr>
-            <w:r>
-              <w:rPr>
-                <w:b/>
-                <w:bCs/>
-                <w:sz w:val="24"/>
-                <w:szCs w:val="24"/>
-              </w:rPr>
-              <w:t>Problema investigado na empresa</w:t>
-            </w:r>
-          </w:p>
-        </w:tc>
-        <w:tc>
-          <w:tcPr>
-            <w:tcW w:w="3105" w:type="dxa"/>
-            <w:shd w:val="clear" w:color="auto" w:fill="auto"/>
-            <w:tcMar>
-              <w:top w:w="100" w:type="dxa"/>
-              <w:left w:w="100" w:type="dxa"/>
-              <w:bottom w:w="100" w:type="dxa"/>
-              <w:right w:w="100" w:type="dxa"/>
-            </w:tcMar>
-          </w:tcPr>
-          <w:p>
-            <w:pPr>
-              <w:tabs>
-                <w:tab w:val="left" w:pos="426"/>
-              </w:tabs>
-              <w:jc w:val="both"/>
-              <w:rPr>
-                <w:sz w:val="24"/>
-                <w:szCs w:val="24"/>
-              </w:rPr>
-            </w:pPr>
-            <w:r>
-              <w:rPr>
-                <w:sz w:val="24"/>
-                <w:szCs w:val="24"/>
-              </w:rPr>
-              <w:t>Existe algo na rotina que costuma travar, atrasar ou dar trabalho a mais? Pode dar um exemplo?</w:t>
-            </w:r>
-          </w:p>
-        </w:tc>
-        <w:tc>
-          <w:tcPr>
-            <w:tcW w:w="3540" w:type="dxa"/>
-          </w:tcPr>
-          <w:p>
-            <w:pPr>
-              <w:widowControl/>
-              <w:tabs>
-                <w:tab w:val="left" w:pos="426"/>
-              </w:tabs>
-              <w:jc w:val="both"/>
-              <w:rPr>
-                <w:sz w:val="24"/>
-                <w:szCs w:val="24"/>
-              </w:rPr>
-            </w:pPr>
-            <w:r>
-              <w:rPr>
-                <w:sz w:val="24"/>
-                <w:szCs w:val="24"/>
-              </w:rPr>
-              <w:t>É importante para identificar situações que podem prejudicar ou atrasar o trabalho.</w:t>
-            </w:r>
-          </w:p>
-          <w:p>
-            <w:pPr>
-              <w:tabs>
-                <w:tab w:val="left" w:pos="426"/>
-              </w:tabs>
-              <w:jc w:val="both"/>
-              <w:rPr>
-                <w:sz w:val="24"/>
-                <w:szCs w:val="24"/>
-              </w:rPr>
-            </w:pPr>
-          </w:p>
-        </w:tc>
-      </w:tr>
-      <w:tr>
-        <w:tc>
-          <w:tcPr>
-            <w:tcW w:w="3210" w:type="dxa"/>
-          </w:tcPr>
-          <w:p>
-            <w:pPr>
-              <w:tabs>
-                <w:tab w:val="left" w:pos="284"/>
-              </w:tabs>
-              <w:jc w:val="center"/>
-              <w:rPr>
-                <w:b/>
-                <w:bCs/>
-                <w:sz w:val="24"/>
-                <w:szCs w:val="24"/>
-              </w:rPr>
-            </w:pPr>
-            <w:r>
-              <w:rPr>
-                <w:b/>
-                <w:bCs/>
-                <w:sz w:val="24"/>
-                <w:szCs w:val="24"/>
-              </w:rPr>
-              <w:t>Problema investigado na empresa</w:t>
-            </w:r>
-          </w:p>
-        </w:tc>
-        <w:tc>
-          <w:tcPr>
-            <w:tcW w:w="3105" w:type="dxa"/>
-            <w:shd w:val="clear" w:color="auto" w:fill="auto"/>
-            <w:tcMar>
-              <w:top w:w="100" w:type="dxa"/>
-              <w:left w:w="100" w:type="dxa"/>
-              <w:bottom w:w="100" w:type="dxa"/>
-              <w:right w:w="100" w:type="dxa"/>
-            </w:tcMar>
-          </w:tcPr>
-          <w:p>
-            <w:pPr>
-              <w:tabs>
-                <w:tab w:val="left" w:pos="426"/>
-              </w:tabs>
-              <w:jc w:val="both"/>
-              <w:rPr>
-                <w:sz w:val="24"/>
-                <w:szCs w:val="24"/>
-              </w:rPr>
-            </w:pPr>
-            <w:r>
-              <w:rPr>
-                <w:sz w:val="24"/>
-                <w:szCs w:val="24"/>
-              </w:rPr>
-              <w:t>Quais são as maiores dificuldades que a empresa enfrenta atualmente?</w:t>
-            </w:r>
-          </w:p>
-        </w:tc>
-        <w:tc>
-          <w:tcPr>
-            <w:tcW w:w="3540" w:type="dxa"/>
-          </w:tcPr>
-          <w:p>
-            <w:pPr>
-              <w:tabs>
-                <w:tab w:val="left" w:pos="426"/>
-              </w:tabs>
-              <w:jc w:val="both"/>
-              <w:rPr>
-                <w:sz w:val="24"/>
-                <w:szCs w:val="24"/>
-              </w:rPr>
-            </w:pPr>
-            <w:r>
-              <w:rPr>
-                <w:sz w:val="24"/>
-                <w:szCs w:val="24"/>
-              </w:rPr>
-              <w:t xml:space="preserve">É importante para descobrir quais são os principais problemas enfrentados pela empresa. </w:t>
-            </w:r>
-          </w:p>
-        </w:tc>
-      </w:tr>
-      <w:tr>
-        <w:tc>
-          <w:tcPr>
-            <w:tcW w:w="3210" w:type="dxa"/>
-          </w:tcPr>
-          <w:p>
-            <w:pPr>
-              <w:tabs>
-                <w:tab w:val="left" w:pos="284"/>
-              </w:tabs>
-              <w:jc w:val="center"/>
-              <w:rPr>
-                <w:b/>
-                <w:bCs/>
-                <w:sz w:val="24"/>
-                <w:szCs w:val="24"/>
-              </w:rPr>
-            </w:pPr>
-            <w:r>
-              <w:rPr>
-                <w:b/>
-                <w:bCs/>
-                <w:sz w:val="24"/>
-                <w:szCs w:val="24"/>
-              </w:rPr>
-              <w:t>Problema investigado na empresa</w:t>
-            </w:r>
-          </w:p>
-        </w:tc>
-        <w:tc>
-          <w:tcPr>
-            <w:tcW w:w="3105" w:type="dxa"/>
-            <w:shd w:val="clear" w:color="auto" w:fill="auto"/>
-            <w:tcMar>
-              <w:top w:w="100" w:type="dxa"/>
-              <w:left w:w="100" w:type="dxa"/>
-              <w:bottom w:w="100" w:type="dxa"/>
-              <w:right w:w="100" w:type="dxa"/>
-            </w:tcMar>
-          </w:tcPr>
-          <w:p>
-            <w:pPr>
-              <w:tabs>
-                <w:tab w:val="left" w:pos="426"/>
-              </w:tabs>
-              <w:jc w:val="both"/>
-              <w:rPr>
-                <w:sz w:val="24"/>
-                <w:szCs w:val="24"/>
-              </w:rPr>
-            </w:pPr>
-            <w:r>
-              <w:rPr>
-                <w:sz w:val="24"/>
-                <w:szCs w:val="24"/>
-              </w:rPr>
-              <w:t>Como está, de forma geral, a situação financeira da empresa atualmente?</w:t>
-            </w:r>
-          </w:p>
-        </w:tc>
-        <w:tc>
-          <w:tcPr>
-            <w:tcW w:w="3540" w:type="dxa"/>
-          </w:tcPr>
-          <w:p>
-            <w:pPr>
-              <w:tabs>
-                <w:tab w:val="left" w:pos="426"/>
-              </w:tabs>
-              <w:jc w:val="both"/>
-              <w:rPr>
-                <w:sz w:val="24"/>
-                <w:szCs w:val="24"/>
-              </w:rPr>
-            </w:pPr>
-            <w:r>
-              <w:rPr>
-                <w:sz w:val="24"/>
-                <w:szCs w:val="24"/>
-              </w:rPr>
-              <w:t xml:space="preserve">É importante entender como está a situação financeira da empresa no momento da entrevista para alinhar o custo da solução. </w:t>
-            </w:r>
-          </w:p>
-        </w:tc>
-      </w:tr>
-      <w:tr>
-        <w:tc>
-          <w:tcPr>
-            <w:tcW w:w="3210" w:type="dxa"/>
-          </w:tcPr>
-          <w:p>
-            <w:pPr>
-              <w:tabs>
-                <w:tab w:val="left" w:pos="284"/>
-              </w:tabs>
-              <w:jc w:val="center"/>
-              <w:rPr>
-                <w:b/>
-                <w:bCs/>
-                <w:sz w:val="24"/>
-                <w:szCs w:val="24"/>
-              </w:rPr>
-            </w:pPr>
-            <w:r>
-              <w:rPr>
-                <w:b/>
-                <w:bCs/>
-                <w:sz w:val="24"/>
-                <w:szCs w:val="24"/>
-              </w:rPr>
-              <w:t>Percepção sobre possíveis soluções</w:t>
-            </w:r>
-          </w:p>
-        </w:tc>
-        <w:tc>
-          <w:tcPr>
-            <w:tcW w:w="3105" w:type="dxa"/>
-          </w:tcPr>
-          <w:p>
-            <w:pPr>
-              <w:tabs>
-                <w:tab w:val="left" w:pos="426"/>
-              </w:tabs>
-              <w:spacing w:line="360" w:lineRule="auto"/>
-              <w:jc w:val="both"/>
-              <w:rPr>
-                <w:sz w:val="24"/>
-                <w:szCs w:val="24"/>
-              </w:rPr>
-            </w:pPr>
-            <w:r>
-              <w:rPr>
-                <w:sz w:val="24"/>
-                <w:szCs w:val="24"/>
-              </w:rPr>
-              <w:t>Quais oportunidades você enxerga para a empresa melhorar ou crescer?</w:t>
-            </w:r>
-          </w:p>
-          <w:p>
-            <w:pPr>
-              <w:tabs>
-                <w:tab w:val="left" w:pos="426"/>
-              </w:tabs>
-              <w:jc w:val="both"/>
-              <w:rPr>
-                <w:sz w:val="24"/>
-                <w:szCs w:val="24"/>
-              </w:rPr>
-            </w:pPr>
-          </w:p>
-        </w:tc>
-        <w:tc>
-          <w:tcPr>
-            <w:tcW w:w="3540" w:type="dxa"/>
-          </w:tcPr>
-          <w:p>
-            <w:pPr>
-              <w:tabs>
-                <w:tab w:val="left" w:pos="426"/>
-              </w:tabs>
-              <w:jc w:val="both"/>
-              <w:rPr>
-                <w:sz w:val="24"/>
-                <w:szCs w:val="24"/>
-              </w:rPr>
-            </w:pPr>
-            <w:r>
-              <w:rPr>
-                <w:sz w:val="24"/>
-                <w:szCs w:val="24"/>
-              </w:rPr>
-              <w:t xml:space="preserve">É importante para identificar possíveis melhorias e oportunidades de crescimento pelo ponto de vista do funcionário. </w:t>
-            </w:r>
-          </w:p>
-        </w:tc>
-      </w:tr>
-      <w:tr>
-        <w:tc>
-          <w:tcPr>
-            <w:tcW w:w="3210" w:type="dxa"/>
-          </w:tcPr>
-          <w:p>
-            <w:pPr>
-              <w:tabs>
-                <w:tab w:val="left" w:pos="284"/>
-              </w:tabs>
-              <w:jc w:val="center"/>
-              <w:rPr>
-                <w:b/>
-                <w:bCs/>
-                <w:sz w:val="24"/>
-                <w:szCs w:val="24"/>
-              </w:rPr>
-            </w:pPr>
-            <w:r>
-              <w:rPr>
-                <w:b/>
-                <w:bCs/>
-                <w:sz w:val="24"/>
-                <w:szCs w:val="24"/>
-              </w:rPr>
-              <w:t>Percepção sobre possíveis soluções</w:t>
-            </w:r>
-          </w:p>
-        </w:tc>
-        <w:tc>
-          <w:tcPr>
-            <w:tcW w:w="3105" w:type="dxa"/>
-          </w:tcPr>
-          <w:p>
-            <w:pPr>
-              <w:pBdr>
-                <w:top w:val="nil"/>
-                <w:left w:val="nil"/>
-                <w:bottom w:val="nil"/>
-                <w:right w:val="nil"/>
-                <w:between w:val="nil"/>
-              </w:pBdr>
-              <w:tabs>
-                <w:tab w:val="left" w:pos="426"/>
-              </w:tabs>
-              <w:spacing w:line="360" w:lineRule="auto"/>
-              <w:jc w:val="both"/>
-              <w:rPr>
-                <w:sz w:val="24"/>
-                <w:szCs w:val="24"/>
-              </w:rPr>
-            </w:pPr>
-            <w:r>
-              <w:rPr>
-                <w:sz w:val="24"/>
-                <w:szCs w:val="24"/>
-              </w:rPr>
-              <w:t>Se pudesse mudar alguma coisa na empresa agora, o que seria?</w:t>
-            </w:r>
-          </w:p>
-        </w:tc>
-        <w:tc>
-          <w:tcPr>
-            <w:tcW w:w="3540" w:type="dxa"/>
-          </w:tcPr>
-          <w:p>
-            <w:pPr>
-              <w:tabs>
-                <w:tab w:val="left" w:pos="426"/>
-              </w:tabs>
-              <w:jc w:val="both"/>
-              <w:rPr>
-                <w:sz w:val="24"/>
-                <w:szCs w:val="24"/>
-              </w:rPr>
-            </w:pPr>
-            <w:r>
-              <w:rPr>
-                <w:sz w:val="24"/>
-                <w:szCs w:val="24"/>
-              </w:rPr>
-              <w:t xml:space="preserve">É importante para entender qual mudança o entrevistado considera necessária para auxiliar na rotina e atendimento </w:t>
-            </w:r>
-          </w:p>
-        </w:tc>
-      </w:tr>
-      <w:tr>
-        <w:tc>
-          <w:tcPr>
-            <w:tcW w:w="3210" w:type="dxa"/>
-          </w:tcPr>
-          <w:p>
-            <w:pPr>
-              <w:tabs>
-                <w:tab w:val="left" w:pos="284"/>
-              </w:tabs>
-              <w:jc w:val="center"/>
-              <w:rPr>
-                <w:b/>
-                <w:bCs/>
-                <w:sz w:val="24"/>
-                <w:szCs w:val="24"/>
-              </w:rPr>
-            </w:pPr>
-            <w:r>
-              <w:rPr>
-                <w:b/>
-                <w:bCs/>
-                <w:sz w:val="24"/>
-                <w:szCs w:val="24"/>
-              </w:rPr>
-              <w:t>Percepção sobre possíveis soluções</w:t>
-            </w:r>
-          </w:p>
-        </w:tc>
-        <w:tc>
-          <w:tcPr>
-            <w:tcW w:w="3105" w:type="dxa"/>
-          </w:tcPr>
-          <w:p>
-            <w:pPr>
-              <w:tabs>
-                <w:tab w:val="left" w:pos="426"/>
-              </w:tabs>
-              <w:spacing w:line="360" w:lineRule="auto"/>
-              <w:jc w:val="both"/>
-              <w:rPr>
-                <w:sz w:val="24"/>
-                <w:szCs w:val="24"/>
-              </w:rPr>
-            </w:pPr>
-            <w:r>
-              <w:rPr>
-                <w:sz w:val="24"/>
-                <w:szCs w:val="24"/>
-              </w:rPr>
-              <w:t>Há algo mais sobre a empresa que você considera importante contar?</w:t>
-            </w:r>
-          </w:p>
-        </w:tc>
-        <w:tc>
-          <w:tcPr>
-            <w:tcW w:w="3540" w:type="dxa"/>
-          </w:tcPr>
-          <w:p>
-            <w:pPr>
-              <w:tabs>
-                <w:tab w:val="left" w:pos="426"/>
-              </w:tabs>
-              <w:jc w:val="both"/>
-              <w:rPr>
-                <w:sz w:val="24"/>
-                <w:szCs w:val="24"/>
-              </w:rPr>
-            </w:pPr>
-            <w:r>
-              <w:rPr>
-                <w:sz w:val="24"/>
-                <w:szCs w:val="24"/>
-              </w:rPr>
-              <w:t xml:space="preserve">É importante para permitir que o entrevistado acrescente alguma informação relevante que não foi abordada nas outras perguntas. </w:t>
-            </w:r>
-          </w:p>
-        </w:tc>
-      </w:tr>
-    </w:tbl>
-    <w:p>
-      <w:pPr>
-        <w:pStyle w:val="Corpodetexto"/>
-        <w:tabs>
-          <w:tab w:val="left" w:pos="284"/>
-        </w:tabs>
-        <w:spacing w:before="66"/>
-      </w:pPr>
-    </w:p>
-    <w:p>
-      <w:pPr>
-        <w:pStyle w:val="Corpodetexto"/>
-        <w:tabs>
-          <w:tab w:val="left" w:pos="284"/>
-        </w:tabs>
-        <w:spacing w:before="66"/>
-      </w:pPr>
-    </w:p>
-    <w:p>
-      <w:pPr>
-        <w:pStyle w:val="Corpodetexto"/>
-        <w:tabs>
-          <w:tab w:val="left" w:pos="284"/>
-        </w:tabs>
-        <w:spacing w:before="66"/>
-      </w:pPr>
-    </w:p>
-    <w:p>
-      <w:pPr>
-        <w:pStyle w:val="Ttulo2"/>
-        <w:numPr>
-          <w:ilvl w:val="1"/>
-          <w:numId w:val="7"/>
-        </w:numPr>
-        <w:tabs>
-          <w:tab w:val="left" w:pos="426"/>
-        </w:tabs>
-        <w:ind w:left="0" w:firstLine="0"/>
-        <w:jc w:val="both"/>
-      </w:pPr>
       <w:bookmarkStart w:id="19" w:name="3.7_Tabulação_dos_dados"/>
       <w:bookmarkEnd w:id="19"/>
       <w:r>
+        <w:lastRenderedPageBreak/>
         <w:t>Tabulação dos dados</w:t>
       </w:r>
       <w:r>
@@ -14836,7 +12206,21 @@
                 <w:b w:val="0"/>
                 <w:bCs w:val="0"/>
               </w:rPr>
-              <w:t>“Troca de óleo.”</w:t>
+              <w:t>“</w:t>
+            </w:r>
+            <w:r>
+              <w:rPr>
+                <w:b w:val="0"/>
+                <w:bCs w:val="0"/>
+              </w:rPr>
+              <w:t>Vendas</w:t>
+            </w:r>
+            <w:r>
+              <w:rPr>
+                <w:b w:val="0"/>
+                <w:bCs w:val="0"/>
+              </w:rPr>
+              <w:t>.”</w:t>
             </w:r>
           </w:p>
         </w:tc>
@@ -15453,78 +12837,7 @@
         <w:tabs>
           <w:tab w:val="left" w:pos="426"/>
         </w:tabs>
-        <w:jc w:val="both"/>
-      </w:pPr>
-    </w:p>
-    <w:p>
-      <w:pPr>
-        <w:pStyle w:val="Ttulo2"/>
-        <w:tabs>
-          <w:tab w:val="left" w:pos="426"/>
-        </w:tabs>
-        <w:jc w:val="both"/>
-      </w:pPr>
-    </w:p>
-    <w:p>
-      <w:pPr>
-        <w:pStyle w:val="Ttulo2"/>
-        <w:tabs>
-          <w:tab w:val="left" w:pos="426"/>
-        </w:tabs>
-        <w:jc w:val="both"/>
-      </w:pPr>
-    </w:p>
-    <w:p>
-      <w:pPr>
-        <w:pStyle w:val="Ttulo2"/>
-        <w:tabs>
-          <w:tab w:val="left" w:pos="426"/>
-        </w:tabs>
-        <w:jc w:val="both"/>
-      </w:pPr>
-    </w:p>
-    <w:p>
-      <w:pPr>
-        <w:pStyle w:val="Ttulo2"/>
-        <w:tabs>
-          <w:tab w:val="left" w:pos="426"/>
-        </w:tabs>
-        <w:jc w:val="both"/>
-      </w:pPr>
-    </w:p>
-    <w:p>
-      <w:pPr>
-        <w:pStyle w:val="Ttulo2"/>
-        <w:tabs>
-          <w:tab w:val="left" w:pos="426"/>
-        </w:tabs>
-        <w:jc w:val="both"/>
-      </w:pPr>
-    </w:p>
-    <w:p>
-      <w:pPr>
-        <w:pStyle w:val="Ttulo2"/>
-        <w:tabs>
-          <w:tab w:val="left" w:pos="426"/>
-        </w:tabs>
-        <w:jc w:val="both"/>
-      </w:pPr>
-    </w:p>
-    <w:p>
-      <w:pPr>
-        <w:pStyle w:val="Ttulo2"/>
-        <w:tabs>
-          <w:tab w:val="left" w:pos="426"/>
-        </w:tabs>
-        <w:jc w:val="both"/>
-      </w:pPr>
-    </w:p>
-    <w:p>
-      <w:pPr>
-        <w:pStyle w:val="Ttulo2"/>
-        <w:tabs>
-          <w:tab w:val="left" w:pos="426"/>
-        </w:tabs>
+        <w:ind w:left="0"/>
         <w:jc w:val="both"/>
       </w:pPr>
     </w:p>
@@ -15757,6 +13070,7 @@
                 <w:b w:val="0"/>
                 <w:bCs w:val="0"/>
               </w:rPr>
+              <w:lastRenderedPageBreak/>
               <w:t xml:space="preserve">Há algo mais sobre a empresa que você considera importante contar? </w:t>
             </w:r>
           </w:p>
